--- a/template/pv_defiscalizare.docx
+++ b/template/pv_defiscalizare.docx
@@ -11,6 +11,7 @@
           <w:szCs w:val="40"/>
         </w:rPr>
       </w:pPr>
+      <w:proofErr w:type="gramStart"/>
       <w:r>
         <w:rPr>
           <w:b/>
@@ -35,6 +36,7 @@
         </w:rPr>
         <w:t>VERBAL</w:t>
       </w:r>
+      <w:proofErr w:type="gramEnd"/>
     </w:p>
     <w:p>
       <w:pPr>
@@ -46,29 +48,59 @@
           <w:szCs w:val="24"/>
         </w:rPr>
       </w:pPr>
+      <w:proofErr w:type="spellStart"/>
       <w:r>
         <w:rPr>
           <w:rFonts w:ascii="Arial" w:hAnsi="Arial" w:cs="Arial"/>
           <w:sz w:val="24"/>
           <w:szCs w:val="24"/>
         </w:rPr>
-        <w:t>Incheiat astazi</w:t>
-      </w:r>
+        <w:t>Incheiat</w:t>
+      </w:r>
+      <w:proofErr w:type="spellEnd"/>
       <w:r>
         <w:rPr>
           <w:rFonts w:ascii="Arial" w:hAnsi="Arial" w:cs="Arial"/>
           <w:sz w:val="24"/>
           <w:szCs w:val="24"/>
         </w:rPr>
-        <w:t xml:space="preserve">  </w:t>
-      </w:r>
+        <w:t xml:space="preserve"> </w:t>
+      </w:r>
+      <w:proofErr w:type="spellStart"/>
+      <w:proofErr w:type="gramStart"/>
       <w:r>
         <w:rPr>
           <w:rFonts w:ascii="Arial" w:hAnsi="Arial" w:cs="Arial"/>
           <w:sz w:val="24"/>
           <w:szCs w:val="24"/>
         </w:rPr>
-        <w:t>{Data}</w:t>
+        <w:t>astazi</w:t>
+      </w:r>
+      <w:proofErr w:type="spellEnd"/>
+      <w:r>
+        <w:rPr>
+          <w:rFonts w:ascii="Arial" w:hAnsi="Arial" w:cs="Arial"/>
+          <w:sz w:val="24"/>
+          <w:szCs w:val="24"/>
+        </w:rPr>
+        <w:t xml:space="preserve">  </w:t>
+      </w:r>
+      <w:r>
+        <w:rPr>
+          <w:rFonts w:ascii="Arial" w:hAnsi="Arial" w:cs="Arial"/>
+          <w:sz w:val="24"/>
+          <w:szCs w:val="24"/>
+        </w:rPr>
+        <w:t>{</w:t>
+      </w:r>
+      <w:proofErr w:type="gramEnd"/>
+      <w:r>
+        <w:rPr>
+          <w:rFonts w:ascii="Arial" w:hAnsi="Arial" w:cs="Arial"/>
+          <w:sz w:val="24"/>
+          <w:szCs w:val="24"/>
+        </w:rPr>
+        <w:t>Data}</w:t>
       </w:r>
       <w:r>
         <w:rPr>
@@ -97,156 +129,341 @@
           <w:rFonts w:ascii="Arial" w:hAnsi="Arial" w:cs="Arial"/>
         </w:rPr>
       </w:pPr>
-      <w:r>
-        <w:rPr>
-          <w:rFonts w:ascii="Arial" w:hAnsi="Arial" w:cs="Arial"/>
-        </w:rPr>
-        <w:t xml:space="preserve">Prezentul proces </w:t>
-      </w:r>
-      <w:r>
-        <w:rPr>
-          <w:rFonts w:ascii="Arial" w:hAnsi="Arial" w:cs="Arial"/>
-        </w:rPr>
-        <w:t xml:space="preserve"> verbal </w:t>
-      </w:r>
-      <w:r>
-        <w:rPr>
-          <w:rFonts w:ascii="Arial" w:hAnsi="Arial" w:cs="Arial"/>
-        </w:rPr>
-        <w:t xml:space="preserve"> </w:t>
-      </w:r>
-      <w:r>
-        <w:rPr>
-          <w:rFonts w:ascii="Arial" w:hAnsi="Arial" w:cs="Arial"/>
-        </w:rPr>
-        <w:t>s-a</w:t>
-      </w:r>
-      <w:r>
-        <w:rPr>
-          <w:rFonts w:ascii="Arial" w:hAnsi="Arial" w:cs="Arial"/>
-        </w:rPr>
-        <w:t xml:space="preserve"> </w:t>
-      </w:r>
-      <w:r>
-        <w:rPr>
-          <w:rFonts w:ascii="Arial" w:hAnsi="Arial" w:cs="Arial"/>
-        </w:rPr>
-        <w:t xml:space="preserve"> intocmit</w:t>
-      </w:r>
-      <w:r>
-        <w:rPr>
-          <w:rFonts w:ascii="Arial" w:hAnsi="Arial" w:cs="Arial"/>
-        </w:rPr>
-        <w:t xml:space="preserve"> </w:t>
-      </w:r>
-      <w:r>
-        <w:rPr>
-          <w:rFonts w:ascii="Arial" w:hAnsi="Arial" w:cs="Arial"/>
-        </w:rPr>
-        <w:t xml:space="preserve"> in </w:t>
-      </w:r>
-      <w:r>
-        <w:rPr>
-          <w:rFonts w:ascii="Arial" w:hAnsi="Arial" w:cs="Arial"/>
-        </w:rPr>
-        <w:t xml:space="preserve"> </w:t>
-      </w:r>
-      <w:r>
-        <w:rPr>
-          <w:rFonts w:ascii="Arial" w:hAnsi="Arial" w:cs="Arial"/>
-        </w:rPr>
-        <w:t>baza OG 28/</w:t>
-      </w:r>
-      <w:r>
-        <w:rPr>
-          <w:rFonts w:ascii="Arial" w:hAnsi="Arial" w:cs="Arial"/>
-        </w:rPr>
-        <w:t xml:space="preserve">1999, art.4, aliniatul 5, a HG nr.479 </w:t>
-      </w:r>
-      <w:r>
-        <w:rPr>
-          <w:rFonts w:ascii="Arial" w:hAnsi="Arial" w:cs="Arial"/>
-        </w:rPr>
-        <w:t xml:space="preserve"> </w:t>
-      </w:r>
-      <w:r>
-        <w:rPr>
-          <w:rFonts w:ascii="Arial" w:hAnsi="Arial" w:cs="Arial"/>
-        </w:rPr>
-        <w:t>din 18 aprilie 2003,</w:t>
-      </w:r>
-      <w:r>
-        <w:rPr>
-          <w:rFonts w:ascii="Arial" w:hAnsi="Arial" w:cs="Arial"/>
-        </w:rPr>
-        <w:t xml:space="preserve"> </w:t>
-      </w:r>
-      <w:r>
-        <w:rPr>
-          <w:rFonts w:ascii="Arial" w:hAnsi="Arial" w:cs="Arial"/>
-        </w:rPr>
-        <w:t xml:space="preserve"> republicat, </w:t>
-      </w:r>
-      <w:r>
-        <w:rPr>
-          <w:rFonts w:ascii="Arial" w:hAnsi="Arial" w:cs="Arial"/>
-        </w:rPr>
-        <w:t xml:space="preserve"> </w:t>
-      </w:r>
-      <w:r>
-        <w:rPr>
-          <w:rFonts w:ascii="Arial" w:hAnsi="Arial" w:cs="Arial"/>
-        </w:rPr>
-        <w:t xml:space="preserve">privind </w:t>
-      </w:r>
+      <w:proofErr w:type="spellStart"/>
+      <w:r>
+        <w:rPr>
+          <w:rFonts w:ascii="Arial" w:hAnsi="Arial" w:cs="Arial"/>
+        </w:rPr>
+        <w:t>Prezentul</w:t>
+      </w:r>
+      <w:proofErr w:type="spellEnd"/>
+      <w:r>
+        <w:rPr>
+          <w:rFonts w:ascii="Arial" w:hAnsi="Arial" w:cs="Arial"/>
+        </w:rPr>
+        <w:t xml:space="preserve"> </w:t>
+      </w:r>
+      <w:proofErr w:type="spellStart"/>
+      <w:proofErr w:type="gramStart"/>
+      <w:r>
+        <w:rPr>
+          <w:rFonts w:ascii="Arial" w:hAnsi="Arial" w:cs="Arial"/>
+        </w:rPr>
+        <w:t>proces</w:t>
+      </w:r>
+      <w:proofErr w:type="spellEnd"/>
+      <w:r>
+        <w:rPr>
+          <w:rFonts w:ascii="Arial" w:hAnsi="Arial" w:cs="Arial"/>
+        </w:rPr>
+        <w:t xml:space="preserve"> </w:t>
+      </w:r>
+      <w:r>
+        <w:rPr>
+          <w:rFonts w:ascii="Arial" w:hAnsi="Arial" w:cs="Arial"/>
+        </w:rPr>
+        <w:t xml:space="preserve"> verbal</w:t>
+      </w:r>
+      <w:proofErr w:type="gramEnd"/>
+      <w:r>
+        <w:rPr>
+          <w:rFonts w:ascii="Arial" w:hAnsi="Arial" w:cs="Arial"/>
+        </w:rPr>
+        <w:t xml:space="preserve"> </w:t>
+      </w:r>
+      <w:r>
+        <w:rPr>
+          <w:rFonts w:ascii="Arial" w:hAnsi="Arial" w:cs="Arial"/>
+        </w:rPr>
+        <w:t xml:space="preserve"> </w:t>
+      </w:r>
+      <w:r>
+        <w:rPr>
+          <w:rFonts w:ascii="Arial" w:hAnsi="Arial" w:cs="Arial"/>
+        </w:rPr>
+        <w:t>s-</w:t>
+      </w:r>
+      <w:proofErr w:type="gramStart"/>
+      <w:r>
+        <w:rPr>
+          <w:rFonts w:ascii="Arial" w:hAnsi="Arial" w:cs="Arial"/>
+        </w:rPr>
+        <w:t>a</w:t>
+      </w:r>
+      <w:r>
+        <w:rPr>
+          <w:rFonts w:ascii="Arial" w:hAnsi="Arial" w:cs="Arial"/>
+        </w:rPr>
+        <w:t xml:space="preserve"> </w:t>
+      </w:r>
+      <w:r>
+        <w:rPr>
+          <w:rFonts w:ascii="Arial" w:hAnsi="Arial" w:cs="Arial"/>
+        </w:rPr>
+        <w:t xml:space="preserve"> </w:t>
+      </w:r>
+      <w:proofErr w:type="spellStart"/>
+      <w:r>
+        <w:rPr>
+          <w:rFonts w:ascii="Arial" w:hAnsi="Arial" w:cs="Arial"/>
+        </w:rPr>
+        <w:t>intocmit</w:t>
+      </w:r>
+      <w:proofErr w:type="spellEnd"/>
+      <w:proofErr w:type="gramEnd"/>
+      <w:r>
+        <w:rPr>
+          <w:rFonts w:ascii="Arial" w:hAnsi="Arial" w:cs="Arial"/>
+        </w:rPr>
+        <w:t xml:space="preserve"> </w:t>
+      </w:r>
+      <w:r>
+        <w:rPr>
+          <w:rFonts w:ascii="Arial" w:hAnsi="Arial" w:cs="Arial"/>
+        </w:rPr>
+        <w:t xml:space="preserve"> </w:t>
+      </w:r>
+      <w:proofErr w:type="gramStart"/>
+      <w:r>
+        <w:rPr>
+          <w:rFonts w:ascii="Arial" w:hAnsi="Arial" w:cs="Arial"/>
+        </w:rPr>
+        <w:t xml:space="preserve">in </w:t>
+      </w:r>
+      <w:r>
+        <w:rPr>
+          <w:rFonts w:ascii="Arial" w:hAnsi="Arial" w:cs="Arial"/>
+        </w:rPr>
+        <w:t xml:space="preserve"> </w:t>
+      </w:r>
+      <w:proofErr w:type="spellStart"/>
+      <w:r>
+        <w:rPr>
+          <w:rFonts w:ascii="Arial" w:hAnsi="Arial" w:cs="Arial"/>
+        </w:rPr>
+        <w:t>baza</w:t>
+      </w:r>
+      <w:proofErr w:type="spellEnd"/>
+      <w:proofErr w:type="gramEnd"/>
+      <w:r>
+        <w:rPr>
+          <w:rFonts w:ascii="Arial" w:hAnsi="Arial" w:cs="Arial"/>
+        </w:rPr>
+        <w:t xml:space="preserve"> OG 28/</w:t>
+      </w:r>
+      <w:r>
+        <w:rPr>
+          <w:rFonts w:ascii="Arial" w:hAnsi="Arial" w:cs="Arial"/>
+        </w:rPr>
+        <w:t xml:space="preserve">1999, art.4, </w:t>
+      </w:r>
+      <w:proofErr w:type="spellStart"/>
+      <w:r>
+        <w:rPr>
+          <w:rFonts w:ascii="Arial" w:hAnsi="Arial" w:cs="Arial"/>
+        </w:rPr>
+        <w:t>aliniatul</w:t>
+      </w:r>
+      <w:proofErr w:type="spellEnd"/>
+      <w:r>
+        <w:rPr>
+          <w:rFonts w:ascii="Arial" w:hAnsi="Arial" w:cs="Arial"/>
+        </w:rPr>
+        <w:t xml:space="preserve"> 5, a HG nr.</w:t>
+      </w:r>
+      <w:proofErr w:type="gramStart"/>
+      <w:r>
+        <w:rPr>
+          <w:rFonts w:ascii="Arial" w:hAnsi="Arial" w:cs="Arial"/>
+        </w:rPr>
+        <w:t xml:space="preserve">479 </w:t>
+      </w:r>
+      <w:r>
+        <w:rPr>
+          <w:rFonts w:ascii="Arial" w:hAnsi="Arial" w:cs="Arial"/>
+        </w:rPr>
+        <w:t xml:space="preserve"> </w:t>
+      </w:r>
+      <w:r>
+        <w:rPr>
+          <w:rFonts w:ascii="Arial" w:hAnsi="Arial" w:cs="Arial"/>
+        </w:rPr>
+        <w:t>din</w:t>
+      </w:r>
+      <w:proofErr w:type="gramEnd"/>
+      <w:r>
+        <w:rPr>
+          <w:rFonts w:ascii="Arial" w:hAnsi="Arial" w:cs="Arial"/>
+        </w:rPr>
+        <w:t xml:space="preserve"> 18 </w:t>
+      </w:r>
+      <w:proofErr w:type="spellStart"/>
+      <w:r>
+        <w:rPr>
+          <w:rFonts w:ascii="Arial" w:hAnsi="Arial" w:cs="Arial"/>
+        </w:rPr>
+        <w:t>aprilie</w:t>
+      </w:r>
+      <w:proofErr w:type="spellEnd"/>
+      <w:r>
+        <w:rPr>
+          <w:rFonts w:ascii="Arial" w:hAnsi="Arial" w:cs="Arial"/>
+        </w:rPr>
+        <w:t xml:space="preserve"> </w:t>
+      </w:r>
+      <w:proofErr w:type="gramStart"/>
+      <w:r>
+        <w:rPr>
+          <w:rFonts w:ascii="Arial" w:hAnsi="Arial" w:cs="Arial"/>
+        </w:rPr>
+        <w:t>2003,</w:t>
+      </w:r>
+      <w:r>
+        <w:rPr>
+          <w:rFonts w:ascii="Arial" w:hAnsi="Arial" w:cs="Arial"/>
+        </w:rPr>
+        <w:t xml:space="preserve"> </w:t>
+      </w:r>
+      <w:r>
+        <w:rPr>
+          <w:rFonts w:ascii="Arial" w:hAnsi="Arial" w:cs="Arial"/>
+        </w:rPr>
+        <w:t xml:space="preserve"> </w:t>
+      </w:r>
+      <w:proofErr w:type="spellStart"/>
+      <w:r>
+        <w:rPr>
+          <w:rFonts w:ascii="Arial" w:hAnsi="Arial" w:cs="Arial"/>
+        </w:rPr>
+        <w:t>republicat</w:t>
+      </w:r>
+      <w:proofErr w:type="spellEnd"/>
+      <w:r>
+        <w:rPr>
+          <w:rFonts w:ascii="Arial" w:hAnsi="Arial" w:cs="Arial"/>
+        </w:rPr>
+        <w:t xml:space="preserve">, </w:t>
+      </w:r>
+      <w:r>
+        <w:rPr>
+          <w:rFonts w:ascii="Arial" w:hAnsi="Arial" w:cs="Arial"/>
+        </w:rPr>
+        <w:t xml:space="preserve"> </w:t>
+      </w:r>
+      <w:proofErr w:type="spellStart"/>
+      <w:r>
+        <w:rPr>
+          <w:rFonts w:ascii="Arial" w:hAnsi="Arial" w:cs="Arial"/>
+        </w:rPr>
+        <w:t>privind</w:t>
+      </w:r>
+      <w:proofErr w:type="spellEnd"/>
+      <w:proofErr w:type="gramEnd"/>
+      <w:r>
+        <w:rPr>
+          <w:rFonts w:ascii="Arial" w:hAnsi="Arial" w:cs="Arial"/>
+        </w:rPr>
+        <w:t xml:space="preserve"> </w:t>
+      </w:r>
+      <w:proofErr w:type="spellStart"/>
+      <w:proofErr w:type="gramStart"/>
       <w:r>
         <w:rPr>
           <w:rFonts w:ascii="Arial" w:hAnsi="Arial" w:cs="Arial"/>
         </w:rPr>
         <w:t>aprobarea</w:t>
       </w:r>
-      <w:r>
-        <w:rPr>
-          <w:rFonts w:ascii="Arial" w:hAnsi="Arial" w:cs="Arial"/>
-        </w:rPr>
-        <w:t xml:space="preserve"> </w:t>
-      </w:r>
-      <w:r>
-        <w:rPr>
-          <w:rFonts w:ascii="Arial" w:hAnsi="Arial" w:cs="Arial"/>
-        </w:rPr>
-        <w:t xml:space="preserve"> Normelor</w:t>
-      </w:r>
-      <w:r>
-        <w:rPr>
-          <w:rFonts w:ascii="Arial" w:hAnsi="Arial" w:cs="Arial"/>
-        </w:rPr>
-        <w:t xml:space="preserve"> </w:t>
-      </w:r>
-      <w:r>
-        <w:rPr>
-          <w:rFonts w:ascii="Arial" w:hAnsi="Arial" w:cs="Arial"/>
-        </w:rPr>
-        <w:t xml:space="preserve"> metodologice de aplicarea </w:t>
-      </w:r>
-      <w:r>
-        <w:rPr>
-          <w:rFonts w:ascii="Arial" w:hAnsi="Arial" w:cs="Arial"/>
-        </w:rPr>
-        <w:t xml:space="preserve"> </w:t>
-      </w:r>
-      <w:r>
-        <w:rPr>
-          <w:rFonts w:ascii="Arial" w:hAnsi="Arial" w:cs="Arial"/>
-        </w:rPr>
-        <w:t xml:space="preserve">Ordonantei </w:t>
-      </w:r>
-      <w:r>
-        <w:rPr>
-          <w:rFonts w:ascii="Arial" w:hAnsi="Arial" w:cs="Arial"/>
-        </w:rPr>
-        <w:t xml:space="preserve"> </w:t>
-      </w:r>
+      <w:proofErr w:type="spellEnd"/>
+      <w:r>
+        <w:rPr>
+          <w:rFonts w:ascii="Arial" w:hAnsi="Arial" w:cs="Arial"/>
+        </w:rPr>
+        <w:t xml:space="preserve"> </w:t>
+      </w:r>
+      <w:r>
+        <w:rPr>
+          <w:rFonts w:ascii="Arial" w:hAnsi="Arial" w:cs="Arial"/>
+        </w:rPr>
+        <w:t xml:space="preserve"> </w:t>
+      </w:r>
+      <w:proofErr w:type="spellStart"/>
+      <w:r>
+        <w:rPr>
+          <w:rFonts w:ascii="Arial" w:hAnsi="Arial" w:cs="Arial"/>
+        </w:rPr>
+        <w:t>Normelor</w:t>
+      </w:r>
+      <w:proofErr w:type="spellEnd"/>
+      <w:proofErr w:type="gramEnd"/>
+      <w:r>
+        <w:rPr>
+          <w:rFonts w:ascii="Arial" w:hAnsi="Arial" w:cs="Arial"/>
+        </w:rPr>
+        <w:t xml:space="preserve"> </w:t>
+      </w:r>
+      <w:r>
+        <w:rPr>
+          <w:rFonts w:ascii="Arial" w:hAnsi="Arial" w:cs="Arial"/>
+        </w:rPr>
+        <w:t xml:space="preserve"> </w:t>
+      </w:r>
+      <w:proofErr w:type="spellStart"/>
+      <w:r>
+        <w:rPr>
+          <w:rFonts w:ascii="Arial" w:hAnsi="Arial" w:cs="Arial"/>
+        </w:rPr>
+        <w:t>metodologice</w:t>
+      </w:r>
+      <w:proofErr w:type="spellEnd"/>
+      <w:r>
+        <w:rPr>
+          <w:rFonts w:ascii="Arial" w:hAnsi="Arial" w:cs="Arial"/>
+        </w:rPr>
+        <w:t xml:space="preserve"> de </w:t>
+      </w:r>
+      <w:proofErr w:type="spellStart"/>
+      <w:proofErr w:type="gramStart"/>
+      <w:r>
+        <w:rPr>
+          <w:rFonts w:ascii="Arial" w:hAnsi="Arial" w:cs="Arial"/>
+        </w:rPr>
+        <w:t>aplicarea</w:t>
+      </w:r>
+      <w:proofErr w:type="spellEnd"/>
+      <w:r>
+        <w:rPr>
+          <w:rFonts w:ascii="Arial" w:hAnsi="Arial" w:cs="Arial"/>
+        </w:rPr>
+        <w:t xml:space="preserve"> </w:t>
+      </w:r>
+      <w:r>
+        <w:rPr>
+          <w:rFonts w:ascii="Arial" w:hAnsi="Arial" w:cs="Arial"/>
+        </w:rPr>
+        <w:t xml:space="preserve"> </w:t>
+      </w:r>
+      <w:proofErr w:type="spellStart"/>
+      <w:r>
+        <w:rPr>
+          <w:rFonts w:ascii="Arial" w:hAnsi="Arial" w:cs="Arial"/>
+        </w:rPr>
+        <w:t>Ordonantei</w:t>
+      </w:r>
+      <w:proofErr w:type="spellEnd"/>
+      <w:proofErr w:type="gramEnd"/>
+      <w:r>
+        <w:rPr>
+          <w:rFonts w:ascii="Arial" w:hAnsi="Arial" w:cs="Arial"/>
+        </w:rPr>
+        <w:t xml:space="preserve"> </w:t>
+      </w:r>
+      <w:r>
+        <w:rPr>
+          <w:rFonts w:ascii="Arial" w:hAnsi="Arial" w:cs="Arial"/>
+        </w:rPr>
+        <w:t xml:space="preserve"> </w:t>
+      </w:r>
+      <w:proofErr w:type="gramStart"/>
       <w:r>
         <w:rPr>
           <w:rFonts w:ascii="Arial" w:hAnsi="Arial" w:cs="Arial"/>
@@ -263,13 +480,359 @@
         <w:rPr>
           <w:rFonts w:ascii="Arial" w:hAnsi="Arial" w:cs="Arial"/>
         </w:rPr>
-        <w:t xml:space="preserve"> urgenta</w:t>
-      </w:r>
-      <w:r>
-        <w:rPr>
-          <w:rFonts w:ascii="Arial" w:hAnsi="Arial" w:cs="Arial"/>
-        </w:rPr>
-        <w:t xml:space="preserve"> </w:t>
+        <w:t xml:space="preserve"> </w:t>
+      </w:r>
+      <w:proofErr w:type="spellStart"/>
+      <w:r>
+        <w:rPr>
+          <w:rFonts w:ascii="Arial" w:hAnsi="Arial" w:cs="Arial"/>
+        </w:rPr>
+        <w:t>urgenta</w:t>
+      </w:r>
+      <w:proofErr w:type="spellEnd"/>
+      <w:proofErr w:type="gramEnd"/>
+      <w:r>
+        <w:rPr>
+          <w:rFonts w:ascii="Arial" w:hAnsi="Arial" w:cs="Arial"/>
+        </w:rPr>
+        <w:t xml:space="preserve"> </w:t>
+      </w:r>
+      <w:r>
+        <w:rPr>
+          <w:rFonts w:ascii="Arial" w:hAnsi="Arial" w:cs="Arial"/>
+        </w:rPr>
+        <w:t xml:space="preserve"> </w:t>
+      </w:r>
+      <w:proofErr w:type="gramStart"/>
+      <w:r>
+        <w:rPr>
+          <w:rFonts w:ascii="Arial" w:hAnsi="Arial" w:cs="Arial"/>
+        </w:rPr>
+        <w:t>a</w:t>
+      </w:r>
+      <w:r>
+        <w:rPr>
+          <w:rFonts w:ascii="Arial" w:hAnsi="Arial" w:cs="Arial"/>
+        </w:rPr>
+        <w:t xml:space="preserve"> </w:t>
+      </w:r>
+      <w:r>
+        <w:rPr>
+          <w:rFonts w:ascii="Arial" w:hAnsi="Arial" w:cs="Arial"/>
+        </w:rPr>
+        <w:t xml:space="preserve"> </w:t>
+      </w:r>
+      <w:proofErr w:type="spellStart"/>
+      <w:r>
+        <w:rPr>
+          <w:rFonts w:ascii="Arial" w:hAnsi="Arial" w:cs="Arial"/>
+        </w:rPr>
+        <w:t>Guvernului</w:t>
+      </w:r>
+      <w:proofErr w:type="spellEnd"/>
+      <w:proofErr w:type="gramEnd"/>
+      <w:r>
+        <w:rPr>
+          <w:rFonts w:ascii="Arial" w:hAnsi="Arial" w:cs="Arial"/>
+        </w:rPr>
+        <w:t xml:space="preserve"> </w:t>
+      </w:r>
+      <w:r>
+        <w:rPr>
+          <w:rFonts w:ascii="Arial" w:hAnsi="Arial" w:cs="Arial"/>
+        </w:rPr>
+        <w:t xml:space="preserve"> </w:t>
+      </w:r>
+      <w:r>
+        <w:rPr>
+          <w:rFonts w:ascii="Arial" w:hAnsi="Arial" w:cs="Arial"/>
+        </w:rPr>
+        <w:t>nr.28/</w:t>
+      </w:r>
+      <w:proofErr w:type="gramStart"/>
+      <w:r>
+        <w:rPr>
+          <w:rFonts w:ascii="Arial" w:hAnsi="Arial" w:cs="Arial"/>
+        </w:rPr>
+        <w:t xml:space="preserve">1999 </w:t>
+      </w:r>
+      <w:r>
+        <w:rPr>
+          <w:rFonts w:ascii="Arial" w:hAnsi="Arial" w:cs="Arial"/>
+        </w:rPr>
+        <w:t xml:space="preserve"> </w:t>
+      </w:r>
+      <w:proofErr w:type="spellStart"/>
+      <w:r>
+        <w:rPr>
+          <w:rFonts w:ascii="Arial" w:hAnsi="Arial" w:cs="Arial"/>
+        </w:rPr>
+        <w:t>si</w:t>
+      </w:r>
+      <w:proofErr w:type="spellEnd"/>
+      <w:proofErr w:type="gramEnd"/>
+      <w:r>
+        <w:rPr>
+          <w:rFonts w:ascii="Arial" w:hAnsi="Arial" w:cs="Arial"/>
+        </w:rPr>
+        <w:t xml:space="preserve"> </w:t>
+      </w:r>
+      <w:r>
+        <w:rPr>
+          <w:rFonts w:ascii="Arial" w:hAnsi="Arial" w:cs="Arial"/>
+        </w:rPr>
+        <w:t xml:space="preserve"> </w:t>
+      </w:r>
+      <w:r>
+        <w:rPr>
+          <w:rFonts w:ascii="Arial" w:hAnsi="Arial" w:cs="Arial"/>
+        </w:rPr>
+        <w:t>OUG 91/</w:t>
+      </w:r>
+      <w:proofErr w:type="gramStart"/>
+      <w:r>
+        <w:rPr>
+          <w:rFonts w:ascii="Arial" w:hAnsi="Arial" w:cs="Arial"/>
+        </w:rPr>
+        <w:t xml:space="preserve">2014 </w:t>
+      </w:r>
+      <w:r>
+        <w:rPr>
+          <w:rFonts w:ascii="Arial" w:hAnsi="Arial" w:cs="Arial"/>
+        </w:rPr>
+        <w:t xml:space="preserve"> </w:t>
+      </w:r>
+      <w:r>
+        <w:rPr>
+          <w:rFonts w:ascii="Arial" w:hAnsi="Arial" w:cs="Arial"/>
+        </w:rPr>
+        <w:t>din</w:t>
+      </w:r>
+      <w:proofErr w:type="gramEnd"/>
+      <w:r>
+        <w:rPr>
+          <w:rFonts w:ascii="Arial" w:hAnsi="Arial" w:cs="Arial"/>
+        </w:rPr>
+        <w:t xml:space="preserve"> </w:t>
+      </w:r>
+      <w:r>
+        <w:rPr>
+          <w:rFonts w:ascii="Arial" w:hAnsi="Arial" w:cs="Arial"/>
+        </w:rPr>
+        <w:t xml:space="preserve"> 31 </w:t>
+      </w:r>
+      <w:proofErr w:type="spellStart"/>
+      <w:proofErr w:type="gramStart"/>
+      <w:r>
+        <w:rPr>
+          <w:rFonts w:ascii="Arial" w:hAnsi="Arial" w:cs="Arial"/>
+        </w:rPr>
+        <w:t>decembrie</w:t>
+      </w:r>
+      <w:proofErr w:type="spellEnd"/>
+      <w:r>
+        <w:rPr>
+          <w:rFonts w:ascii="Arial" w:hAnsi="Arial" w:cs="Arial"/>
+        </w:rPr>
+        <w:t xml:space="preserve"> </w:t>
+      </w:r>
+      <w:r>
+        <w:rPr>
+          <w:rFonts w:ascii="Arial" w:hAnsi="Arial" w:cs="Arial"/>
+        </w:rPr>
+        <w:t xml:space="preserve"> </w:t>
+      </w:r>
+      <w:r>
+        <w:rPr>
+          <w:rFonts w:ascii="Arial" w:hAnsi="Arial" w:cs="Arial"/>
+        </w:rPr>
+        <w:t>2014</w:t>
+      </w:r>
+      <w:proofErr w:type="gramEnd"/>
+      <w:r>
+        <w:rPr>
+          <w:rFonts w:ascii="Arial" w:hAnsi="Arial" w:cs="Arial"/>
+        </w:rPr>
+        <w:t xml:space="preserve"> </w:t>
+      </w:r>
+      <w:r>
+        <w:rPr>
+          <w:rFonts w:ascii="Arial" w:hAnsi="Arial" w:cs="Arial"/>
+        </w:rPr>
+        <w:t xml:space="preserve"> </w:t>
+      </w:r>
+      <w:proofErr w:type="spellStart"/>
+      <w:proofErr w:type="gramStart"/>
+      <w:r>
+        <w:rPr>
+          <w:rFonts w:ascii="Arial" w:hAnsi="Arial" w:cs="Arial"/>
+        </w:rPr>
+        <w:t>pentru</w:t>
+      </w:r>
+      <w:proofErr w:type="spellEnd"/>
+      <w:r>
+        <w:rPr>
+          <w:rFonts w:ascii="Arial" w:hAnsi="Arial" w:cs="Arial"/>
+        </w:rPr>
+        <w:t xml:space="preserve"> </w:t>
+      </w:r>
+      <w:r>
+        <w:rPr>
+          <w:rFonts w:ascii="Arial" w:hAnsi="Arial" w:cs="Arial"/>
+        </w:rPr>
+        <w:t xml:space="preserve"> </w:t>
+      </w:r>
+      <w:proofErr w:type="spellStart"/>
+      <w:r>
+        <w:rPr>
+          <w:rFonts w:ascii="Arial" w:hAnsi="Arial" w:cs="Arial"/>
+        </w:rPr>
+        <w:t>modificarea</w:t>
+      </w:r>
+      <w:proofErr w:type="spellEnd"/>
+      <w:proofErr w:type="gramEnd"/>
+      <w:r>
+        <w:rPr>
+          <w:rFonts w:ascii="Arial" w:hAnsi="Arial" w:cs="Arial"/>
+        </w:rPr>
+        <w:t xml:space="preserve"> </w:t>
+      </w:r>
+      <w:r>
+        <w:rPr>
+          <w:rFonts w:ascii="Arial" w:hAnsi="Arial" w:cs="Arial"/>
+        </w:rPr>
+        <w:t xml:space="preserve"> </w:t>
+      </w:r>
+      <w:proofErr w:type="spellStart"/>
+      <w:proofErr w:type="gramStart"/>
+      <w:r>
+        <w:rPr>
+          <w:rFonts w:ascii="Arial" w:hAnsi="Arial" w:cs="Arial"/>
+        </w:rPr>
+        <w:t>si</w:t>
+      </w:r>
+      <w:proofErr w:type="spellEnd"/>
+      <w:r>
+        <w:rPr>
+          <w:rFonts w:ascii="Arial" w:hAnsi="Arial" w:cs="Arial"/>
+        </w:rPr>
+        <w:t xml:space="preserve"> </w:t>
+      </w:r>
+      <w:r>
+        <w:rPr>
+          <w:rFonts w:ascii="Arial" w:hAnsi="Arial" w:cs="Arial"/>
+        </w:rPr>
+        <w:t xml:space="preserve"> </w:t>
+      </w:r>
+      <w:proofErr w:type="spellStart"/>
+      <w:r>
+        <w:rPr>
+          <w:rFonts w:ascii="Arial" w:hAnsi="Arial" w:cs="Arial"/>
+        </w:rPr>
+        <w:t>completarea</w:t>
+      </w:r>
+      <w:proofErr w:type="spellEnd"/>
+      <w:proofErr w:type="gramEnd"/>
+      <w:r>
+        <w:rPr>
+          <w:rFonts w:ascii="Arial" w:hAnsi="Arial" w:cs="Arial"/>
+        </w:rPr>
+        <w:t xml:space="preserve"> </w:t>
+      </w:r>
+      <w:r>
+        <w:rPr>
+          <w:rFonts w:ascii="Arial" w:hAnsi="Arial" w:cs="Arial"/>
+        </w:rPr>
+        <w:t xml:space="preserve"> </w:t>
+      </w:r>
+      <w:r>
+        <w:rPr>
+          <w:rFonts w:ascii="Arial" w:hAnsi="Arial" w:cs="Arial"/>
+        </w:rPr>
+        <w:t>OUG 28/</w:t>
+      </w:r>
+      <w:proofErr w:type="gramStart"/>
+      <w:r>
+        <w:rPr>
+          <w:rFonts w:ascii="Arial" w:hAnsi="Arial" w:cs="Arial"/>
+        </w:rPr>
+        <w:t>1999</w:t>
+      </w:r>
+      <w:r>
+        <w:rPr>
+          <w:rFonts w:ascii="Arial" w:hAnsi="Arial" w:cs="Arial"/>
+        </w:rPr>
+        <w:t xml:space="preserve"> </w:t>
+      </w:r>
+      <w:r>
+        <w:rPr>
+          <w:rFonts w:ascii="Arial" w:hAnsi="Arial" w:cs="Arial"/>
+        </w:rPr>
+        <w:t xml:space="preserve"> </w:t>
+      </w:r>
+      <w:proofErr w:type="spellStart"/>
+      <w:r>
+        <w:rPr>
+          <w:rFonts w:ascii="Arial" w:hAnsi="Arial" w:cs="Arial"/>
+        </w:rPr>
+        <w:t>privind</w:t>
+      </w:r>
+      <w:proofErr w:type="spellEnd"/>
+      <w:proofErr w:type="gramEnd"/>
+      <w:r>
+        <w:rPr>
+          <w:rFonts w:ascii="Arial" w:hAnsi="Arial" w:cs="Arial"/>
+        </w:rPr>
+        <w:t xml:space="preserve"> </w:t>
+      </w:r>
+      <w:r>
+        <w:rPr>
+          <w:rFonts w:ascii="Arial" w:hAnsi="Arial" w:cs="Arial"/>
+        </w:rPr>
+        <w:t xml:space="preserve"> </w:t>
+      </w:r>
+      <w:proofErr w:type="spellStart"/>
+      <w:proofErr w:type="gramStart"/>
+      <w:r>
+        <w:rPr>
+          <w:rFonts w:ascii="Arial" w:hAnsi="Arial" w:cs="Arial"/>
+        </w:rPr>
+        <w:t>obligatia</w:t>
+      </w:r>
+      <w:proofErr w:type="spellEnd"/>
+      <w:r>
+        <w:rPr>
+          <w:rFonts w:ascii="Arial" w:hAnsi="Arial" w:cs="Arial"/>
+        </w:rPr>
+        <w:t xml:space="preserve"> </w:t>
+      </w:r>
+      <w:r>
+        <w:rPr>
+          <w:rFonts w:ascii="Arial" w:hAnsi="Arial" w:cs="Arial"/>
+        </w:rPr>
+        <w:t xml:space="preserve"> </w:t>
+      </w:r>
+      <w:proofErr w:type="spellStart"/>
+      <w:r>
+        <w:rPr>
+          <w:rFonts w:ascii="Arial" w:hAnsi="Arial" w:cs="Arial"/>
+        </w:rPr>
+        <w:t>operatorilor</w:t>
+      </w:r>
+      <w:proofErr w:type="spellEnd"/>
+      <w:proofErr w:type="gramEnd"/>
+      <w:r>
+        <w:rPr>
+          <w:rFonts w:ascii="Arial" w:hAnsi="Arial" w:cs="Arial"/>
+        </w:rPr>
+        <w:t xml:space="preserve">  economici </w:t>
+      </w:r>
+      <w:proofErr w:type="gramStart"/>
+      <w:r>
+        <w:rPr>
+          <w:rFonts w:ascii="Arial" w:hAnsi="Arial" w:cs="Arial"/>
+        </w:rPr>
+        <w:t xml:space="preserve">de </w:t>
       </w:r>
       <w:r>
         <w:rPr>
@@ -277,239 +840,64 @@
         </w:rPr>
         <w:t xml:space="preserve"> a</w:t>
       </w:r>
-      <w:r>
-        <w:rPr>
-          <w:rFonts w:ascii="Arial" w:hAnsi="Arial" w:cs="Arial"/>
-        </w:rPr>
-        <w:t xml:space="preserve"> </w:t>
-      </w:r>
-      <w:r>
-        <w:rPr>
-          <w:rFonts w:ascii="Arial" w:hAnsi="Arial" w:cs="Arial"/>
-        </w:rPr>
-        <w:t xml:space="preserve"> Guvernului </w:t>
-      </w:r>
-      <w:r>
-        <w:rPr>
-          <w:rFonts w:ascii="Arial" w:hAnsi="Arial" w:cs="Arial"/>
-        </w:rPr>
-        <w:t xml:space="preserve"> </w:t>
-      </w:r>
-      <w:r>
-        <w:rPr>
-          <w:rFonts w:ascii="Arial" w:hAnsi="Arial" w:cs="Arial"/>
-        </w:rPr>
-        <w:t xml:space="preserve">nr.28/1999 </w:t>
-      </w:r>
-      <w:r>
-        <w:rPr>
-          <w:rFonts w:ascii="Arial" w:hAnsi="Arial" w:cs="Arial"/>
-        </w:rPr>
-        <w:t xml:space="preserve"> </w:t>
-      </w:r>
-      <w:r>
-        <w:rPr>
-          <w:rFonts w:ascii="Arial" w:hAnsi="Arial" w:cs="Arial"/>
-        </w:rPr>
-        <w:t xml:space="preserve">si </w:t>
-      </w:r>
-      <w:r>
-        <w:rPr>
-          <w:rFonts w:ascii="Arial" w:hAnsi="Arial" w:cs="Arial"/>
-        </w:rPr>
-        <w:t xml:space="preserve"> </w:t>
-      </w:r>
-      <w:r>
-        <w:rPr>
-          <w:rFonts w:ascii="Arial" w:hAnsi="Arial" w:cs="Arial"/>
-        </w:rPr>
-        <w:t xml:space="preserve">OUG 91/2014 </w:t>
-      </w:r>
-      <w:r>
-        <w:rPr>
-          <w:rFonts w:ascii="Arial" w:hAnsi="Arial" w:cs="Arial"/>
-        </w:rPr>
-        <w:t xml:space="preserve"> </w:t>
-      </w:r>
-      <w:r>
-        <w:rPr>
-          <w:rFonts w:ascii="Arial" w:hAnsi="Arial" w:cs="Arial"/>
-        </w:rPr>
-        <w:t>din</w:t>
-      </w:r>
-      <w:r>
-        <w:rPr>
-          <w:rFonts w:ascii="Arial" w:hAnsi="Arial" w:cs="Arial"/>
-        </w:rPr>
-        <w:t xml:space="preserve"> </w:t>
-      </w:r>
-      <w:r>
-        <w:rPr>
-          <w:rFonts w:ascii="Arial" w:hAnsi="Arial" w:cs="Arial"/>
-        </w:rPr>
-        <w:t xml:space="preserve"> 31 decembrie </w:t>
-      </w:r>
-      <w:r>
-        <w:rPr>
-          <w:rFonts w:ascii="Arial" w:hAnsi="Arial" w:cs="Arial"/>
-        </w:rPr>
-        <w:t xml:space="preserve"> </w:t>
-      </w:r>
-      <w:r>
-        <w:rPr>
-          <w:rFonts w:ascii="Arial" w:hAnsi="Arial" w:cs="Arial"/>
-        </w:rPr>
-        <w:t xml:space="preserve">2014 </w:t>
-      </w:r>
-      <w:r>
-        <w:rPr>
-          <w:rFonts w:ascii="Arial" w:hAnsi="Arial" w:cs="Arial"/>
-        </w:rPr>
-        <w:t xml:space="preserve"> </w:t>
-      </w:r>
-      <w:r>
-        <w:rPr>
-          <w:rFonts w:ascii="Arial" w:hAnsi="Arial" w:cs="Arial"/>
-        </w:rPr>
-        <w:t>pentru</w:t>
-      </w:r>
-      <w:r>
-        <w:rPr>
-          <w:rFonts w:ascii="Arial" w:hAnsi="Arial" w:cs="Arial"/>
-        </w:rPr>
-        <w:t xml:space="preserve"> </w:t>
-      </w:r>
-      <w:r>
-        <w:rPr>
-          <w:rFonts w:ascii="Arial" w:hAnsi="Arial" w:cs="Arial"/>
-        </w:rPr>
-        <w:t xml:space="preserve"> modificarea</w:t>
-      </w:r>
-      <w:r>
-        <w:rPr>
-          <w:rFonts w:ascii="Arial" w:hAnsi="Arial" w:cs="Arial"/>
-        </w:rPr>
-        <w:t xml:space="preserve"> </w:t>
-      </w:r>
-      <w:r>
-        <w:rPr>
-          <w:rFonts w:ascii="Arial" w:hAnsi="Arial" w:cs="Arial"/>
-        </w:rPr>
-        <w:t xml:space="preserve"> si </w:t>
-      </w:r>
-      <w:r>
-        <w:rPr>
-          <w:rFonts w:ascii="Arial" w:hAnsi="Arial" w:cs="Arial"/>
-        </w:rPr>
-        <w:t xml:space="preserve"> </w:t>
-      </w:r>
-      <w:r>
-        <w:rPr>
-          <w:rFonts w:ascii="Arial" w:hAnsi="Arial" w:cs="Arial"/>
-        </w:rPr>
-        <w:t xml:space="preserve">completarea </w:t>
-      </w:r>
-      <w:r>
-        <w:rPr>
-          <w:rFonts w:ascii="Arial" w:hAnsi="Arial" w:cs="Arial"/>
-        </w:rPr>
-        <w:t xml:space="preserve"> </w:t>
-      </w:r>
-      <w:r>
-        <w:rPr>
-          <w:rFonts w:ascii="Arial" w:hAnsi="Arial" w:cs="Arial"/>
-        </w:rPr>
-        <w:t>OUG 28/1999</w:t>
-      </w:r>
-      <w:r>
-        <w:rPr>
-          <w:rFonts w:ascii="Arial" w:hAnsi="Arial" w:cs="Arial"/>
-        </w:rPr>
-        <w:t xml:space="preserve"> </w:t>
-      </w:r>
-      <w:r>
-        <w:rPr>
-          <w:rFonts w:ascii="Arial" w:hAnsi="Arial" w:cs="Arial"/>
-        </w:rPr>
-        <w:t xml:space="preserve"> privind </w:t>
-      </w:r>
-      <w:r>
-        <w:rPr>
-          <w:rFonts w:ascii="Arial" w:hAnsi="Arial" w:cs="Arial"/>
-        </w:rPr>
-        <w:t xml:space="preserve"> </w:t>
-      </w:r>
-      <w:r>
-        <w:rPr>
-          <w:rFonts w:ascii="Arial" w:hAnsi="Arial" w:cs="Arial"/>
-        </w:rPr>
-        <w:t xml:space="preserve">obligatia </w:t>
-      </w:r>
-      <w:r>
-        <w:rPr>
-          <w:rFonts w:ascii="Arial" w:hAnsi="Arial" w:cs="Arial"/>
-        </w:rPr>
-        <w:t xml:space="preserve"> </w:t>
-      </w:r>
-      <w:r>
-        <w:rPr>
-          <w:rFonts w:ascii="Arial" w:hAnsi="Arial" w:cs="Arial"/>
-        </w:rPr>
-        <w:t>operatorilor</w:t>
-      </w:r>
-      <w:r>
-        <w:rPr>
-          <w:rFonts w:ascii="Arial" w:hAnsi="Arial" w:cs="Arial"/>
-        </w:rPr>
-        <w:t xml:space="preserve">  economici de </w:t>
-      </w:r>
-      <w:r>
-        <w:rPr>
-          <w:rFonts w:ascii="Arial" w:hAnsi="Arial" w:cs="Arial"/>
-        </w:rPr>
-        <w:t xml:space="preserve"> a</w:t>
-      </w:r>
-      <w:r>
-        <w:rPr>
-          <w:rFonts w:ascii="Arial" w:hAnsi="Arial" w:cs="Arial"/>
-        </w:rPr>
-        <w:t xml:space="preserve"> </w:t>
-      </w:r>
-      <w:r>
-        <w:rPr>
-          <w:rFonts w:ascii="Arial" w:hAnsi="Arial" w:cs="Arial"/>
-        </w:rPr>
-        <w:t xml:space="preserve"> </w:t>
-      </w:r>
-      <w:r>
-        <w:rPr>
-          <w:rFonts w:ascii="Arial" w:hAnsi="Arial" w:cs="Arial"/>
-        </w:rPr>
-        <w:t xml:space="preserve"> </w:t>
-      </w:r>
-      <w:r>
-        <w:rPr>
-          <w:rFonts w:ascii="Arial" w:hAnsi="Arial" w:cs="Arial"/>
-        </w:rPr>
-        <w:t xml:space="preserve">utiliza </w:t>
-      </w:r>
-      <w:r>
-        <w:rPr>
-          <w:rFonts w:ascii="Arial" w:hAnsi="Arial" w:cs="Arial"/>
-        </w:rPr>
-        <w:t xml:space="preserve"> </w:t>
-      </w:r>
-      <w:r>
-        <w:rPr>
-          <w:rFonts w:ascii="Arial" w:hAnsi="Arial" w:cs="Arial"/>
-        </w:rPr>
-        <w:t xml:space="preserve"> </w:t>
-      </w:r>
-      <w:r>
-        <w:rPr>
-          <w:rFonts w:ascii="Arial" w:hAnsi="Arial" w:cs="Arial"/>
-        </w:rPr>
-        <w:t xml:space="preserve">aparate </w:t>
+      <w:proofErr w:type="gramEnd"/>
+      <w:r>
+        <w:rPr>
+          <w:rFonts w:ascii="Arial" w:hAnsi="Arial" w:cs="Arial"/>
+        </w:rPr>
+        <w:t xml:space="preserve"> </w:t>
+      </w:r>
+      <w:r>
+        <w:rPr>
+          <w:rFonts w:ascii="Arial" w:hAnsi="Arial" w:cs="Arial"/>
+        </w:rPr>
+        <w:t xml:space="preserve"> </w:t>
+      </w:r>
+      <w:r>
+        <w:rPr>
+          <w:rFonts w:ascii="Arial" w:hAnsi="Arial" w:cs="Arial"/>
+        </w:rPr>
+        <w:t xml:space="preserve"> </w:t>
+      </w:r>
+      <w:proofErr w:type="spellStart"/>
+      <w:r>
+        <w:rPr>
+          <w:rFonts w:ascii="Arial" w:hAnsi="Arial" w:cs="Arial"/>
+        </w:rPr>
+        <w:t>utiliza</w:t>
+      </w:r>
+      <w:proofErr w:type="spellEnd"/>
+      <w:r>
+        <w:rPr>
+          <w:rFonts w:ascii="Arial" w:hAnsi="Arial" w:cs="Arial"/>
+        </w:rPr>
+        <w:t xml:space="preserve"> </w:t>
+      </w:r>
+      <w:r>
+        <w:rPr>
+          <w:rFonts w:ascii="Arial" w:hAnsi="Arial" w:cs="Arial"/>
+        </w:rPr>
+        <w:t xml:space="preserve"> </w:t>
+      </w:r>
+      <w:r>
+        <w:rPr>
+          <w:rFonts w:ascii="Arial" w:hAnsi="Arial" w:cs="Arial"/>
+        </w:rPr>
+        <w:t xml:space="preserve"> </w:t>
+      </w:r>
+      <w:proofErr w:type="spellStart"/>
+      <w:r>
+        <w:rPr>
+          <w:rFonts w:ascii="Arial" w:hAnsi="Arial" w:cs="Arial"/>
+        </w:rPr>
+        <w:t>aparate</w:t>
+      </w:r>
+      <w:proofErr w:type="spellEnd"/>
+      <w:r>
+        <w:rPr>
+          <w:rFonts w:ascii="Arial" w:hAnsi="Arial" w:cs="Arial"/>
+        </w:rPr>
+        <w:t xml:space="preserve"> </w:t>
       </w:r>
       <w:r>
         <w:rPr>
@@ -541,53 +929,65 @@
         </w:rPr>
         <w:t xml:space="preserve"> </w:t>
       </w:r>
+      <w:proofErr w:type="spellStart"/>
       <w:r>
         <w:rPr>
           <w:rFonts w:ascii="Arial" w:hAnsi="Arial" w:cs="Arial"/>
         </w:rPr>
         <w:t>marcat</w:t>
       </w:r>
-      <w:r>
-        <w:rPr>
-          <w:rFonts w:ascii="Arial" w:hAnsi="Arial" w:cs="Arial"/>
-        </w:rPr>
-        <w:t xml:space="preserve"> </w:t>
-      </w:r>
-      <w:r>
-        <w:rPr>
-          <w:rFonts w:ascii="Arial" w:hAnsi="Arial" w:cs="Arial"/>
-        </w:rPr>
-        <w:t xml:space="preserve"> </w:t>
-      </w:r>
-      <w:r>
-        <w:rPr>
-          <w:rFonts w:ascii="Arial" w:hAnsi="Arial" w:cs="Arial"/>
-        </w:rPr>
-        <w:t xml:space="preserve"> </w:t>
-      </w:r>
+      <w:proofErr w:type="spellEnd"/>
+      <w:r>
+        <w:rPr>
+          <w:rFonts w:ascii="Arial" w:hAnsi="Arial" w:cs="Arial"/>
+        </w:rPr>
+        <w:t xml:space="preserve"> </w:t>
+      </w:r>
+      <w:r>
+        <w:rPr>
+          <w:rFonts w:ascii="Arial" w:hAnsi="Arial" w:cs="Arial"/>
+        </w:rPr>
+        <w:t xml:space="preserve"> </w:t>
+      </w:r>
+      <w:r>
+        <w:rPr>
+          <w:rFonts w:ascii="Arial" w:hAnsi="Arial" w:cs="Arial"/>
+        </w:rPr>
+        <w:t xml:space="preserve"> </w:t>
+      </w:r>
+      <w:proofErr w:type="spellStart"/>
       <w:r>
         <w:rPr>
           <w:rFonts w:ascii="Arial" w:hAnsi="Arial" w:cs="Arial"/>
         </w:rPr>
         <w:t>electronice</w:t>
       </w:r>
-      <w:r>
-        <w:rPr>
-          <w:rFonts w:ascii="Arial" w:hAnsi="Arial" w:cs="Arial"/>
-        </w:rPr>
-        <w:t xml:space="preserve"> </w:t>
-      </w:r>
-      <w:r>
-        <w:rPr>
-          <w:rFonts w:ascii="Arial" w:hAnsi="Arial" w:cs="Arial"/>
-        </w:rPr>
-        <w:t xml:space="preserve"> </w:t>
-      </w:r>
-      <w:r>
-        <w:rPr>
-          <w:rFonts w:ascii="Arial" w:hAnsi="Arial" w:cs="Arial"/>
-        </w:rPr>
-        <w:t xml:space="preserve"> fiscal</w:t>
+      <w:proofErr w:type="spellEnd"/>
+      <w:r>
+        <w:rPr>
+          <w:rFonts w:ascii="Arial" w:hAnsi="Arial" w:cs="Arial"/>
+        </w:rPr>
+        <w:t xml:space="preserve"> </w:t>
+      </w:r>
+      <w:r>
+        <w:rPr>
+          <w:rFonts w:ascii="Arial" w:hAnsi="Arial" w:cs="Arial"/>
+        </w:rPr>
+        <w:t xml:space="preserve"> </w:t>
+      </w:r>
+      <w:r>
+        <w:rPr>
+          <w:rFonts w:ascii="Arial" w:hAnsi="Arial" w:cs="Arial"/>
+        </w:rPr>
+        <w:t xml:space="preserve"> </w:t>
+      </w:r>
+      <w:proofErr w:type="spellStart"/>
+      <w:proofErr w:type="gramStart"/>
+      <w:r>
+        <w:rPr>
+          <w:rFonts w:ascii="Arial" w:hAnsi="Arial" w:cs="Arial"/>
+        </w:rPr>
+        <w:t>fiscal</w:t>
       </w:r>
       <w:r>
         <w:rPr>
@@ -595,12 +995,14 @@
         </w:rPr>
         <w:t>e</w:t>
       </w:r>
+      <w:proofErr w:type="spellEnd"/>
       <w:r>
         <w:rPr>
           <w:rFonts w:ascii="Arial" w:hAnsi="Arial" w:cs="Arial"/>
         </w:rPr>
         <w:t xml:space="preserve">  .</w:t>
       </w:r>
+      <w:proofErr w:type="gramEnd"/>
     </w:p>
     <w:p>
       <w:pPr>
@@ -611,30 +1013,40 @@
           <w:rFonts w:ascii="Arial" w:hAnsi="Arial" w:cs="Arial"/>
         </w:rPr>
       </w:pPr>
-      <w:r>
-        <w:rPr>
-          <w:rFonts w:ascii="Arial" w:hAnsi="Arial" w:cs="Arial"/>
-        </w:rPr>
-        <w:t xml:space="preserve">Prezentul </w:t>
-      </w:r>
-      <w:r>
-        <w:rPr>
-          <w:rFonts w:ascii="Arial" w:hAnsi="Arial" w:cs="Arial"/>
-        </w:rPr>
-        <w:t xml:space="preserve"> </w:t>
-      </w:r>
-      <w:r>
-        <w:rPr>
-          <w:rFonts w:ascii="Arial" w:hAnsi="Arial" w:cs="Arial"/>
-        </w:rPr>
-        <w:t xml:space="preserve"> </w:t>
-      </w:r>
+      <w:proofErr w:type="spellStart"/>
+      <w:r>
+        <w:rPr>
+          <w:rFonts w:ascii="Arial" w:hAnsi="Arial" w:cs="Arial"/>
+        </w:rPr>
+        <w:t>Prezentul</w:t>
+      </w:r>
+      <w:proofErr w:type="spellEnd"/>
+      <w:r>
+        <w:rPr>
+          <w:rFonts w:ascii="Arial" w:hAnsi="Arial" w:cs="Arial"/>
+        </w:rPr>
+        <w:t xml:space="preserve"> </w:t>
+      </w:r>
+      <w:r>
+        <w:rPr>
+          <w:rFonts w:ascii="Arial" w:hAnsi="Arial" w:cs="Arial"/>
+        </w:rPr>
+        <w:t xml:space="preserve"> </w:t>
+      </w:r>
+      <w:r>
+        <w:rPr>
+          <w:rFonts w:ascii="Arial" w:hAnsi="Arial" w:cs="Arial"/>
+        </w:rPr>
+        <w:t xml:space="preserve"> </w:t>
+      </w:r>
+      <w:proofErr w:type="spellStart"/>
       <w:r>
         <w:rPr>
           <w:rFonts w:ascii="Arial" w:hAnsi="Arial" w:cs="Arial"/>
         </w:rPr>
         <w:t>proces</w:t>
       </w:r>
+      <w:proofErr w:type="spellEnd"/>
       <w:r>
         <w:rPr>
           <w:rFonts w:ascii="Arial" w:hAnsi="Arial" w:cs="Arial"/>
@@ -663,31 +1075,69 @@
         <w:rPr>
           <w:rFonts w:ascii="Arial" w:hAnsi="Arial" w:cs="Arial"/>
         </w:rPr>
-        <w:t xml:space="preserve"> s-a  </w:t>
-      </w:r>
-      <w:r>
-        <w:rPr>
-          <w:rFonts w:ascii="Arial" w:hAnsi="Arial" w:cs="Arial"/>
-        </w:rPr>
-        <w:t xml:space="preserve"> </w:t>
-      </w:r>
-      <w:r>
-        <w:rPr>
-          <w:rFonts w:ascii="Arial" w:hAnsi="Arial" w:cs="Arial"/>
-        </w:rPr>
-        <w:t xml:space="preserve"> intocmit</w:t>
-      </w:r>
-      <w:r>
-        <w:rPr>
-          <w:rFonts w:ascii="Arial" w:hAnsi="Arial" w:cs="Arial"/>
-        </w:rPr>
-        <w:t xml:space="preserve"> </w:t>
-      </w:r>
-      <w:r>
-        <w:rPr>
-          <w:rFonts w:ascii="Arial" w:hAnsi="Arial" w:cs="Arial"/>
-        </w:rPr>
-        <w:t xml:space="preserve"> intre   </w:t>
+        <w:t xml:space="preserve"> s-</w:t>
+      </w:r>
+      <w:proofErr w:type="gramStart"/>
+      <w:r>
+        <w:rPr>
+          <w:rFonts w:ascii="Arial" w:hAnsi="Arial" w:cs="Arial"/>
+        </w:rPr>
+        <w:t>a</w:t>
+      </w:r>
+      <w:proofErr w:type="gramEnd"/>
+      <w:r>
+        <w:rPr>
+          <w:rFonts w:ascii="Arial" w:hAnsi="Arial" w:cs="Arial"/>
+        </w:rPr>
+        <w:t xml:space="preserve">  </w:t>
+      </w:r>
+      <w:r>
+        <w:rPr>
+          <w:rFonts w:ascii="Arial" w:hAnsi="Arial" w:cs="Arial"/>
+        </w:rPr>
+        <w:t xml:space="preserve"> </w:t>
+      </w:r>
+      <w:r>
+        <w:rPr>
+          <w:rFonts w:ascii="Arial" w:hAnsi="Arial" w:cs="Arial"/>
+        </w:rPr>
+        <w:t xml:space="preserve"> </w:t>
+      </w:r>
+      <w:proofErr w:type="spellStart"/>
+      <w:proofErr w:type="gramStart"/>
+      <w:r>
+        <w:rPr>
+          <w:rFonts w:ascii="Arial" w:hAnsi="Arial" w:cs="Arial"/>
+        </w:rPr>
+        <w:t>intocmit</w:t>
+      </w:r>
+      <w:proofErr w:type="spellEnd"/>
+      <w:r>
+        <w:rPr>
+          <w:rFonts w:ascii="Arial" w:hAnsi="Arial" w:cs="Arial"/>
+        </w:rPr>
+        <w:t xml:space="preserve"> </w:t>
+      </w:r>
+      <w:r>
+        <w:rPr>
+          <w:rFonts w:ascii="Arial" w:hAnsi="Arial" w:cs="Arial"/>
+        </w:rPr>
+        <w:t xml:space="preserve"> </w:t>
+      </w:r>
+      <w:proofErr w:type="spellStart"/>
+      <w:r>
+        <w:rPr>
+          <w:rFonts w:ascii="Arial" w:hAnsi="Arial" w:cs="Arial"/>
+        </w:rPr>
+        <w:t>intre</w:t>
+      </w:r>
+      <w:proofErr w:type="spellEnd"/>
+      <w:proofErr w:type="gramEnd"/>
+      <w:r>
+        <w:rPr>
+          <w:rFonts w:ascii="Arial" w:hAnsi="Arial" w:cs="Arial"/>
+        </w:rPr>
+        <w:t xml:space="preserve">   </w:t>
       </w:r>
       <w:r>
         <w:rPr>
@@ -699,7 +1149,35 @@
         <w:rPr>
           <w:rFonts w:ascii="Arial" w:hAnsi="Arial" w:cs="Arial"/>
         </w:rPr>
-        <w:t>din Satu Mare, Str. Avram Iancu, Nr. 17, avand codul fiscal RO9740584,</w:t>
+        <w:t xml:space="preserve">din Satu Mare, Str. Avram Iancu, Nr. 17, </w:t>
+      </w:r>
+      <w:proofErr w:type="spellStart"/>
+      <w:r>
+        <w:rPr>
+          <w:rFonts w:ascii="Arial" w:hAnsi="Arial" w:cs="Arial"/>
+        </w:rPr>
+        <w:t>avand</w:t>
+      </w:r>
+      <w:proofErr w:type="spellEnd"/>
+      <w:r>
+        <w:rPr>
+          <w:rFonts w:ascii="Arial" w:hAnsi="Arial" w:cs="Arial"/>
+        </w:rPr>
+        <w:t xml:space="preserve"> </w:t>
+      </w:r>
+      <w:proofErr w:type="spellStart"/>
+      <w:r>
+        <w:rPr>
+          <w:rFonts w:ascii="Arial" w:hAnsi="Arial" w:cs="Arial"/>
+        </w:rPr>
+        <w:t>codul</w:t>
+      </w:r>
+      <w:proofErr w:type="spellEnd"/>
+      <w:r>
+        <w:rPr>
+          <w:rFonts w:ascii="Arial" w:hAnsi="Arial" w:cs="Arial"/>
+        </w:rPr>
+        <w:t xml:space="preserve"> fiscal RO9740584,</w:t>
       </w:r>
       <w:r>
         <w:rPr>
@@ -709,11 +1187,82 @@
         </w:rPr>
         <w:t xml:space="preserve"> </w:t>
       </w:r>
-      <w:r>
-        <w:rPr>
-          <w:rFonts w:ascii="Arial" w:hAnsi="Arial" w:cs="Arial"/>
-        </w:rPr>
-        <w:t>distribuitor autorizat a A.M.E.F. cu aviz distributie nr. {Aviz</w:t>
+      <w:proofErr w:type="spellStart"/>
+      <w:r>
+        <w:rPr>
+          <w:rFonts w:ascii="Arial" w:hAnsi="Arial" w:cs="Arial"/>
+        </w:rPr>
+        <w:t>distribuitor</w:t>
+      </w:r>
+      <w:proofErr w:type="spellEnd"/>
+      <w:r>
+        <w:rPr>
+          <w:rFonts w:ascii="Arial" w:hAnsi="Arial" w:cs="Arial"/>
+        </w:rPr>
+        <w:t xml:space="preserve"> </w:t>
+      </w:r>
+      <w:proofErr w:type="spellStart"/>
+      <w:r>
+        <w:rPr>
+          <w:rFonts w:ascii="Arial" w:hAnsi="Arial" w:cs="Arial"/>
+        </w:rPr>
+        <w:t>autorizat</w:t>
+      </w:r>
+      <w:proofErr w:type="spellEnd"/>
+      <w:r>
+        <w:rPr>
+          <w:rFonts w:ascii="Arial" w:hAnsi="Arial" w:cs="Arial"/>
+        </w:rPr>
+        <w:t xml:space="preserve"> </w:t>
+      </w:r>
+      <w:proofErr w:type="gramStart"/>
+      <w:r>
+        <w:rPr>
+          <w:rFonts w:ascii="Arial" w:hAnsi="Arial" w:cs="Arial"/>
+        </w:rPr>
+        <w:t>a A</w:t>
+      </w:r>
+      <w:proofErr w:type="gramEnd"/>
+      <w:r>
+        <w:rPr>
+          <w:rFonts w:ascii="Arial" w:hAnsi="Arial" w:cs="Arial"/>
+        </w:rPr>
+        <w:t xml:space="preserve">.M.E.F. cu </w:t>
+      </w:r>
+      <w:proofErr w:type="spellStart"/>
+      <w:r>
+        <w:rPr>
+          <w:rFonts w:ascii="Arial" w:hAnsi="Arial" w:cs="Arial"/>
+        </w:rPr>
+        <w:t>aviz</w:t>
+      </w:r>
+      <w:proofErr w:type="spellEnd"/>
+      <w:r>
+        <w:rPr>
+          <w:rFonts w:ascii="Arial" w:hAnsi="Arial" w:cs="Arial"/>
+        </w:rPr>
+        <w:t xml:space="preserve"> </w:t>
+      </w:r>
+      <w:proofErr w:type="spellStart"/>
+      <w:r>
+        <w:rPr>
+          <w:rFonts w:ascii="Arial" w:hAnsi="Arial" w:cs="Arial"/>
+        </w:rPr>
+        <w:t>distributie</w:t>
+      </w:r>
+      <w:proofErr w:type="spellEnd"/>
+      <w:r>
+        <w:rPr>
+          <w:rFonts w:ascii="Arial" w:hAnsi="Arial" w:cs="Arial"/>
+        </w:rPr>
+        <w:t xml:space="preserve"> nr. {</w:t>
+      </w:r>
+      <w:proofErr w:type="spellStart"/>
+      <w:r>
+        <w:rPr>
+          <w:rFonts w:ascii="Arial" w:hAnsi="Arial" w:cs="Arial"/>
+        </w:rPr>
+        <w:t>Aviz</w:t>
       </w:r>
       <w:r>
         <w:rPr>
@@ -721,6 +1270,7 @@
         </w:rPr>
         <w:t>_Distributie</w:t>
       </w:r>
+      <w:proofErr w:type="spellEnd"/>
       <w:r>
         <w:rPr>
           <w:rFonts w:ascii="Arial" w:hAnsi="Arial" w:cs="Arial"/>
@@ -749,31 +1299,215 @@
         <w:rPr>
           <w:rFonts w:ascii="Arial" w:hAnsi="Arial" w:cs="Arial"/>
         </w:rPr>
-        <w:t>{Data_Aviz},</w:t>
-      </w:r>
-      <w:r>
-        <w:rPr>
-          <w:rFonts w:ascii="Arial" w:hAnsi="Arial" w:cs="Arial"/>
-        </w:rPr>
-        <w:t xml:space="preserve"> reprezentat prin</w:t>
-      </w:r>
-      <w:r>
-        <w:rPr>
-          <w:rFonts w:ascii="Arial" w:hAnsi="Arial" w:cs="Arial"/>
-        </w:rPr>
-        <w:t xml:space="preserve"> </w:t>
-      </w:r>
-      <w:r>
-        <w:rPr>
-          <w:rFonts w:ascii="Arial" w:hAnsi="Arial" w:cs="Arial"/>
-        </w:rPr>
-        <w:t>{Tehnician}</w:t>
-      </w:r>
-      <w:r>
-        <w:rPr>
-          <w:rFonts w:ascii="Arial" w:hAnsi="Arial" w:cs="Arial"/>
-        </w:rPr>
-        <w:t>, si avand legitimatia de serviciu {Legitimatie}, s-a procedat la efectuarea urmatoarelor verificari:</w:t>
+        <w:t>{</w:t>
+      </w:r>
+      <w:proofErr w:type="spellStart"/>
+      <w:r>
+        <w:rPr>
+          <w:rFonts w:ascii="Arial" w:hAnsi="Arial" w:cs="Arial"/>
+        </w:rPr>
+        <w:t>Data_</w:t>
+      </w:r>
+      <w:proofErr w:type="gramStart"/>
+      <w:r>
+        <w:rPr>
+          <w:rFonts w:ascii="Arial" w:hAnsi="Arial" w:cs="Arial"/>
+        </w:rPr>
+        <w:t>Aviz</w:t>
+      </w:r>
+      <w:proofErr w:type="spellEnd"/>
+      <w:r>
+        <w:rPr>
+          <w:rFonts w:ascii="Arial" w:hAnsi="Arial" w:cs="Arial"/>
+        </w:rPr>
+        <w:t>},</w:t>
+      </w:r>
+      <w:proofErr w:type="gramEnd"/>
+      <w:r>
+        <w:rPr>
+          <w:rFonts w:ascii="Arial" w:hAnsi="Arial" w:cs="Arial"/>
+        </w:rPr>
+        <w:t xml:space="preserve"> </w:t>
+      </w:r>
+      <w:proofErr w:type="spellStart"/>
+      <w:r>
+        <w:rPr>
+          <w:rFonts w:ascii="Arial" w:hAnsi="Arial" w:cs="Arial"/>
+        </w:rPr>
+        <w:t>reprezentat</w:t>
+      </w:r>
+      <w:proofErr w:type="spellEnd"/>
+      <w:r>
+        <w:rPr>
+          <w:rFonts w:ascii="Arial" w:hAnsi="Arial" w:cs="Arial"/>
+        </w:rPr>
+        <w:t xml:space="preserve"> </w:t>
+      </w:r>
+      <w:proofErr w:type="spellStart"/>
+      <w:r>
+        <w:rPr>
+          <w:rFonts w:ascii="Arial" w:hAnsi="Arial" w:cs="Arial"/>
+        </w:rPr>
+        <w:t>prin</w:t>
+      </w:r>
+      <w:proofErr w:type="spellEnd"/>
+      <w:r>
+        <w:rPr>
+          <w:rFonts w:ascii="Arial" w:hAnsi="Arial" w:cs="Arial"/>
+        </w:rPr>
+        <w:t xml:space="preserve"> </w:t>
+      </w:r>
+      <w:r>
+        <w:rPr>
+          <w:rFonts w:ascii="Arial" w:hAnsi="Arial" w:cs="Arial"/>
+        </w:rPr>
+        <w:t>{</w:t>
+      </w:r>
+      <w:proofErr w:type="spellStart"/>
+      <w:r>
+        <w:rPr>
+          <w:rFonts w:ascii="Arial" w:hAnsi="Arial" w:cs="Arial"/>
+        </w:rPr>
+        <w:t>Tehnician</w:t>
+      </w:r>
+      <w:proofErr w:type="spellEnd"/>
+      <w:r>
+        <w:rPr>
+          <w:rFonts w:ascii="Arial" w:hAnsi="Arial" w:cs="Arial"/>
+        </w:rPr>
+        <w:t>}</w:t>
+      </w:r>
+      <w:r>
+        <w:rPr>
+          <w:rFonts w:ascii="Arial" w:hAnsi="Arial" w:cs="Arial"/>
+        </w:rPr>
+        <w:t xml:space="preserve">, </w:t>
+      </w:r>
+      <w:proofErr w:type="spellStart"/>
+      <w:r>
+        <w:rPr>
+          <w:rFonts w:ascii="Arial" w:hAnsi="Arial" w:cs="Arial"/>
+        </w:rPr>
+        <w:t>si</w:t>
+      </w:r>
+      <w:proofErr w:type="spellEnd"/>
+      <w:r>
+        <w:rPr>
+          <w:rFonts w:ascii="Arial" w:hAnsi="Arial" w:cs="Arial"/>
+        </w:rPr>
+        <w:t xml:space="preserve"> </w:t>
+      </w:r>
+      <w:proofErr w:type="spellStart"/>
+      <w:r>
+        <w:rPr>
+          <w:rFonts w:ascii="Arial" w:hAnsi="Arial" w:cs="Arial"/>
+        </w:rPr>
+        <w:t>avand</w:t>
+      </w:r>
+      <w:proofErr w:type="spellEnd"/>
+      <w:r>
+        <w:rPr>
+          <w:rFonts w:ascii="Arial" w:hAnsi="Arial" w:cs="Arial"/>
+        </w:rPr>
+        <w:t xml:space="preserve"> </w:t>
+      </w:r>
+      <w:proofErr w:type="spellStart"/>
+      <w:r>
+        <w:rPr>
+          <w:rFonts w:ascii="Arial" w:hAnsi="Arial" w:cs="Arial"/>
+        </w:rPr>
+        <w:t>legitimatia</w:t>
+      </w:r>
+      <w:proofErr w:type="spellEnd"/>
+      <w:r>
+        <w:rPr>
+          <w:rFonts w:ascii="Arial" w:hAnsi="Arial" w:cs="Arial"/>
+        </w:rPr>
+        <w:t xml:space="preserve"> de </w:t>
+      </w:r>
+      <w:proofErr w:type="spellStart"/>
+      <w:r>
+        <w:rPr>
+          <w:rFonts w:ascii="Arial" w:hAnsi="Arial" w:cs="Arial"/>
+        </w:rPr>
+        <w:t>serviciu</w:t>
+      </w:r>
+      <w:proofErr w:type="spellEnd"/>
+      <w:r>
+        <w:rPr>
+          <w:rFonts w:ascii="Arial" w:hAnsi="Arial" w:cs="Arial"/>
+        </w:rPr>
+        <w:t xml:space="preserve"> {</w:t>
+      </w:r>
+      <w:proofErr w:type="spellStart"/>
+      <w:r>
+        <w:rPr>
+          <w:rFonts w:ascii="Arial" w:hAnsi="Arial" w:cs="Arial"/>
+        </w:rPr>
+        <w:t>Legitimatie</w:t>
+      </w:r>
+      <w:proofErr w:type="spellEnd"/>
+      <w:r>
+        <w:rPr>
+          <w:rFonts w:ascii="Arial" w:hAnsi="Arial" w:cs="Arial"/>
+        </w:rPr>
+        <w:t xml:space="preserve">}, s-a </w:t>
+      </w:r>
+      <w:proofErr w:type="spellStart"/>
+      <w:r>
+        <w:rPr>
+          <w:rFonts w:ascii="Arial" w:hAnsi="Arial" w:cs="Arial"/>
+        </w:rPr>
+        <w:t>procedat</w:t>
+      </w:r>
+      <w:proofErr w:type="spellEnd"/>
+      <w:r>
+        <w:rPr>
+          <w:rFonts w:ascii="Arial" w:hAnsi="Arial" w:cs="Arial"/>
+        </w:rPr>
+        <w:t xml:space="preserve"> la </w:t>
+      </w:r>
+      <w:proofErr w:type="spellStart"/>
+      <w:r>
+        <w:rPr>
+          <w:rFonts w:ascii="Arial" w:hAnsi="Arial" w:cs="Arial"/>
+        </w:rPr>
+        <w:t>efectuarea</w:t>
+      </w:r>
+      <w:proofErr w:type="spellEnd"/>
+      <w:r>
+        <w:rPr>
+          <w:rFonts w:ascii="Arial" w:hAnsi="Arial" w:cs="Arial"/>
+        </w:rPr>
+        <w:t xml:space="preserve"> </w:t>
+      </w:r>
+      <w:proofErr w:type="spellStart"/>
+      <w:r>
+        <w:rPr>
+          <w:rFonts w:ascii="Arial" w:hAnsi="Arial" w:cs="Arial"/>
+        </w:rPr>
+        <w:t>urmatoarelor</w:t>
+      </w:r>
+      <w:proofErr w:type="spellEnd"/>
+      <w:r>
+        <w:rPr>
+          <w:rFonts w:ascii="Arial" w:hAnsi="Arial" w:cs="Arial"/>
+        </w:rPr>
+        <w:t xml:space="preserve"> </w:t>
+      </w:r>
+      <w:proofErr w:type="spellStart"/>
+      <w:r>
+        <w:rPr>
+          <w:rFonts w:ascii="Arial" w:hAnsi="Arial" w:cs="Arial"/>
+        </w:rPr>
+        <w:t>verificari</w:t>
+      </w:r>
+      <w:proofErr w:type="spellEnd"/>
+      <w:r>
+        <w:rPr>
+          <w:rFonts w:ascii="Arial" w:hAnsi="Arial" w:cs="Arial"/>
+        </w:rPr>
+        <w:t>:</w:t>
       </w:r>
       <w:r>
         <w:rPr>
@@ -799,6 +1533,7 @@
           </w:tcPr>
           <w:p>
             <w:pPr>
+              <w:jc w:val="center"/>
               <w:rPr>
                 <w:rFonts w:ascii="Arial" w:hAnsi="Arial" w:cs="Arial"/>
               </w:rPr>
@@ -819,7 +1554,91 @@
         <w:rPr>
           <w:rFonts w:ascii="Arial" w:hAnsi="Arial" w:cs="Arial"/>
         </w:rPr>
-        <w:t>- citirea memoriei fiscale pe perioada desfasurarii activitatii:</w:t>
+        <w:t xml:space="preserve">- </w:t>
+      </w:r>
+      <w:proofErr w:type="spellStart"/>
+      <w:r>
+        <w:rPr>
+          <w:rFonts w:ascii="Arial" w:hAnsi="Arial" w:cs="Arial"/>
+        </w:rPr>
+        <w:t>citirea</w:t>
+      </w:r>
+      <w:proofErr w:type="spellEnd"/>
+      <w:r>
+        <w:rPr>
+          <w:rFonts w:ascii="Arial" w:hAnsi="Arial" w:cs="Arial"/>
+        </w:rPr>
+        <w:t xml:space="preserve"> </w:t>
+      </w:r>
+      <w:proofErr w:type="spellStart"/>
+      <w:r>
+        <w:rPr>
+          <w:rFonts w:ascii="Arial" w:hAnsi="Arial" w:cs="Arial"/>
+        </w:rPr>
+        <w:t>memoriei</w:t>
+      </w:r>
+      <w:proofErr w:type="spellEnd"/>
+      <w:r>
+        <w:rPr>
+          <w:rFonts w:ascii="Arial" w:hAnsi="Arial" w:cs="Arial"/>
+        </w:rPr>
+        <w:t xml:space="preserve"> </w:t>
+      </w:r>
+      <w:proofErr w:type="spellStart"/>
+      <w:r>
+        <w:rPr>
+          <w:rFonts w:ascii="Arial" w:hAnsi="Arial" w:cs="Arial"/>
+        </w:rPr>
+        <w:t>fiscale</w:t>
+      </w:r>
+      <w:proofErr w:type="spellEnd"/>
+      <w:r>
+        <w:rPr>
+          <w:rFonts w:ascii="Arial" w:hAnsi="Arial" w:cs="Arial"/>
+        </w:rPr>
+        <w:t xml:space="preserve"> pe </w:t>
+      </w:r>
+      <w:proofErr w:type="spellStart"/>
+      <w:r>
+        <w:rPr>
+          <w:rFonts w:ascii="Arial" w:hAnsi="Arial" w:cs="Arial"/>
+        </w:rPr>
+        <w:t>perioada</w:t>
+      </w:r>
+      <w:proofErr w:type="spellEnd"/>
+      <w:r>
+        <w:rPr>
+          <w:rFonts w:ascii="Arial" w:hAnsi="Arial" w:cs="Arial"/>
+        </w:rPr>
+        <w:t xml:space="preserve"> </w:t>
+      </w:r>
+      <w:proofErr w:type="spellStart"/>
+      <w:r>
+        <w:rPr>
+          <w:rFonts w:ascii="Arial" w:hAnsi="Arial" w:cs="Arial"/>
+        </w:rPr>
+        <w:t>desfasurarii</w:t>
+      </w:r>
+      <w:proofErr w:type="spellEnd"/>
+      <w:r>
+        <w:rPr>
+          <w:rFonts w:ascii="Arial" w:hAnsi="Arial" w:cs="Arial"/>
+        </w:rPr>
+        <w:t xml:space="preserve"> </w:t>
+      </w:r>
+      <w:proofErr w:type="spellStart"/>
+      <w:r>
+        <w:rPr>
+          <w:rFonts w:ascii="Arial" w:hAnsi="Arial" w:cs="Arial"/>
+        </w:rPr>
+        <w:t>activitatii</w:t>
+      </w:r>
+      <w:proofErr w:type="spellEnd"/>
+      <w:r>
+        <w:rPr>
+          <w:rFonts w:ascii="Arial" w:hAnsi="Arial" w:cs="Arial"/>
+        </w:rPr>
+        <w:t>:</w:t>
       </w:r>
       <w:r>
         <w:rPr>
@@ -848,7 +1667,7 @@
           </w:tcPr>
           <w:p>
             <w:pPr>
-              <w:jc w:val="both"/>
+              <w:jc w:val="center"/>
               <w:rPr>
                 <w:rFonts w:ascii="Arial" w:hAnsi="Arial" w:cs="Arial"/>
               </w:rPr>
@@ -874,7 +1693,7 @@
           </w:tcPr>
           <w:p>
             <w:pPr>
-              <w:jc w:val="both"/>
+              <w:jc w:val="center"/>
               <w:rPr>
                 <w:rFonts w:ascii="Arial" w:hAnsi="Arial" w:cs="Arial"/>
               </w:rPr>
@@ -895,7 +1714,105 @@
         <w:rPr>
           <w:rFonts w:ascii="Arial" w:hAnsi="Arial" w:cs="Arial"/>
         </w:rPr>
-        <w:t>- raport fiscal sumar - suma totala a incasarilor este de (RON):</w:t>
+        <w:t xml:space="preserve">- </w:t>
+      </w:r>
+      <w:proofErr w:type="spellStart"/>
+      <w:r>
+        <w:rPr>
+          <w:rFonts w:ascii="Arial" w:hAnsi="Arial" w:cs="Arial"/>
+        </w:rPr>
+        <w:t>raport</w:t>
+      </w:r>
+      <w:proofErr w:type="spellEnd"/>
+      <w:r>
+        <w:rPr>
+          <w:rFonts w:ascii="Arial" w:hAnsi="Arial" w:cs="Arial"/>
+        </w:rPr>
+        <w:t xml:space="preserve"> fiscal </w:t>
+      </w:r>
+      <w:proofErr w:type="spellStart"/>
+      <w:r>
+        <w:rPr>
+          <w:rFonts w:ascii="Arial" w:hAnsi="Arial" w:cs="Arial"/>
+        </w:rPr>
+        <w:t>sumar</w:t>
+      </w:r>
+      <w:proofErr w:type="spellEnd"/>
+      <w:r>
+        <w:rPr>
+          <w:rFonts w:ascii="Arial" w:hAnsi="Arial" w:cs="Arial"/>
+        </w:rPr>
+        <w:t xml:space="preserve"> - </w:t>
+      </w:r>
+      <w:proofErr w:type="spellStart"/>
+      <w:r>
+        <w:rPr>
+          <w:rFonts w:ascii="Arial" w:hAnsi="Arial" w:cs="Arial"/>
+        </w:rPr>
+        <w:t>suma</w:t>
+      </w:r>
+      <w:proofErr w:type="spellEnd"/>
+      <w:r>
+        <w:rPr>
+          <w:rFonts w:ascii="Arial" w:hAnsi="Arial" w:cs="Arial"/>
+        </w:rPr>
+        <w:t xml:space="preserve"> </w:t>
+      </w:r>
+      <w:proofErr w:type="spellStart"/>
+      <w:r>
+        <w:rPr>
+          <w:rFonts w:ascii="Arial" w:hAnsi="Arial" w:cs="Arial"/>
+        </w:rPr>
+        <w:t>totala</w:t>
+      </w:r>
+      <w:proofErr w:type="spellEnd"/>
+      <w:r>
+        <w:rPr>
+          <w:rFonts w:ascii="Arial" w:hAnsi="Arial" w:cs="Arial"/>
+        </w:rPr>
+        <w:t xml:space="preserve"> </w:t>
+      </w:r>
+      <w:proofErr w:type="gramStart"/>
+      <w:r>
+        <w:rPr>
+          <w:rFonts w:ascii="Arial" w:hAnsi="Arial" w:cs="Arial"/>
+        </w:rPr>
+        <w:t>a</w:t>
+      </w:r>
+      <w:proofErr w:type="gramEnd"/>
+      <w:r>
+        <w:rPr>
+          <w:rFonts w:ascii="Arial" w:hAnsi="Arial" w:cs="Arial"/>
+        </w:rPr>
+        <w:t xml:space="preserve"> </w:t>
+      </w:r>
+      <w:proofErr w:type="spellStart"/>
+      <w:r>
+        <w:rPr>
+          <w:rFonts w:ascii="Arial" w:hAnsi="Arial" w:cs="Arial"/>
+        </w:rPr>
+        <w:t>incasarilor</w:t>
+      </w:r>
+      <w:proofErr w:type="spellEnd"/>
+      <w:r>
+        <w:rPr>
+          <w:rFonts w:ascii="Arial" w:hAnsi="Arial" w:cs="Arial"/>
+        </w:rPr>
+        <w:t xml:space="preserve"> </w:t>
+      </w:r>
+      <w:proofErr w:type="spellStart"/>
+      <w:r>
+        <w:rPr>
+          <w:rFonts w:ascii="Arial" w:hAnsi="Arial" w:cs="Arial"/>
+        </w:rPr>
+        <w:t>este</w:t>
+      </w:r>
+      <w:proofErr w:type="spellEnd"/>
+      <w:r>
+        <w:rPr>
+          <w:rFonts w:ascii="Arial" w:hAnsi="Arial" w:cs="Arial"/>
+        </w:rPr>
+        <w:t xml:space="preserve"> de (RON):</w:t>
       </w:r>
       <w:r>
         <w:rPr>
@@ -944,19 +1861,69 @@
         <w:rPr>
           <w:rFonts w:ascii="Arial" w:hAnsi="Arial" w:cs="Arial"/>
         </w:rPr>
-        <w:t>- s</w:t>
-      </w:r>
-      <w:r>
-        <w:rPr>
-          <w:rFonts w:ascii="Arial" w:hAnsi="Arial" w:cs="Arial"/>
-        </w:rPr>
-        <w:t>tarea tehn</w:t>
-      </w:r>
-      <w:r>
-        <w:rPr>
-          <w:rFonts w:ascii="Arial" w:hAnsi="Arial" w:cs="Arial"/>
-        </w:rPr>
-        <w:t>ica a memoriei f</w:t>
+        <w:t xml:space="preserve">- </w:t>
+      </w:r>
+      <w:proofErr w:type="spellStart"/>
+      <w:r>
+        <w:rPr>
+          <w:rFonts w:ascii="Arial" w:hAnsi="Arial" w:cs="Arial"/>
+        </w:rPr>
+        <w:t>s</w:t>
+      </w:r>
+      <w:r>
+        <w:rPr>
+          <w:rFonts w:ascii="Arial" w:hAnsi="Arial" w:cs="Arial"/>
+        </w:rPr>
+        <w:t>tarea</w:t>
+      </w:r>
+      <w:proofErr w:type="spellEnd"/>
+      <w:r>
+        <w:rPr>
+          <w:rFonts w:ascii="Arial" w:hAnsi="Arial" w:cs="Arial"/>
+        </w:rPr>
+        <w:t xml:space="preserve"> </w:t>
+      </w:r>
+      <w:proofErr w:type="spellStart"/>
+      <w:r>
+        <w:rPr>
+          <w:rFonts w:ascii="Arial" w:hAnsi="Arial" w:cs="Arial"/>
+        </w:rPr>
+        <w:t>tehn</w:t>
+      </w:r>
+      <w:r>
+        <w:rPr>
+          <w:rFonts w:ascii="Arial" w:hAnsi="Arial" w:cs="Arial"/>
+        </w:rPr>
+        <w:t>ica</w:t>
+      </w:r>
+      <w:proofErr w:type="spellEnd"/>
+      <w:r>
+        <w:rPr>
+          <w:rFonts w:ascii="Arial" w:hAnsi="Arial" w:cs="Arial"/>
+        </w:rPr>
+        <w:t xml:space="preserve"> a </w:t>
+      </w:r>
+      <w:proofErr w:type="spellStart"/>
+      <w:r>
+        <w:rPr>
+          <w:rFonts w:ascii="Arial" w:hAnsi="Arial" w:cs="Arial"/>
+        </w:rPr>
+        <w:t>memoriei</w:t>
+      </w:r>
+      <w:proofErr w:type="spellEnd"/>
+      <w:r>
+        <w:rPr>
+          <w:rFonts w:ascii="Arial" w:hAnsi="Arial" w:cs="Arial"/>
+        </w:rPr>
+        <w:t xml:space="preserve"> </w:t>
+      </w:r>
+      <w:proofErr w:type="spellStart"/>
+      <w:proofErr w:type="gramStart"/>
+      <w:r>
+        <w:rPr>
+          <w:rFonts w:ascii="Arial" w:hAnsi="Arial" w:cs="Arial"/>
+        </w:rPr>
+        <w:t>f</w:t>
       </w:r>
       <w:r>
         <w:rPr>
@@ -970,18 +1937,48 @@
         </w:rPr>
         <w:t>e</w:t>
       </w:r>
-      <w:r>
-        <w:rPr>
-          <w:rFonts w:ascii="Arial" w:hAnsi="Arial" w:cs="Arial"/>
-        </w:rPr>
-        <w:t xml:space="preserve"> : </w:t>
-      </w:r>
-      <w:r>
-        <w:rPr>
-          <w:rFonts w:ascii="Arial" w:hAnsi="Arial" w:cs="Arial"/>
-        </w:rPr>
-        <w:t>Integra Fizic / Deteriorata</w:t>
-      </w:r>
+      <w:proofErr w:type="spellEnd"/>
+      <w:r>
+        <w:rPr>
+          <w:rFonts w:ascii="Arial" w:hAnsi="Arial" w:cs="Arial"/>
+        </w:rPr>
+        <w:t xml:space="preserve"> :</w:t>
+      </w:r>
+      <w:proofErr w:type="gramEnd"/>
+      <w:r>
+        <w:rPr>
+          <w:rFonts w:ascii="Arial" w:hAnsi="Arial" w:cs="Arial"/>
+        </w:rPr>
+        <w:t xml:space="preserve"> </w:t>
+      </w:r>
+      <w:r>
+        <w:rPr>
+          <w:rFonts w:ascii="Arial" w:hAnsi="Arial" w:cs="Arial"/>
+        </w:rPr>
+        <w:t xml:space="preserve">Integra </w:t>
+      </w:r>
+      <w:proofErr w:type="spellStart"/>
+      <w:r>
+        <w:rPr>
+          <w:rFonts w:ascii="Arial" w:hAnsi="Arial" w:cs="Arial"/>
+        </w:rPr>
+        <w:t>Fizic</w:t>
+      </w:r>
+      <w:proofErr w:type="spellEnd"/>
+      <w:r>
+        <w:rPr>
+          <w:rFonts w:ascii="Arial" w:hAnsi="Arial" w:cs="Arial"/>
+        </w:rPr>
+        <w:t xml:space="preserve"> / </w:t>
+      </w:r>
+      <w:proofErr w:type="spellStart"/>
+      <w:r>
+        <w:rPr>
+          <w:rFonts w:ascii="Arial" w:hAnsi="Arial" w:cs="Arial"/>
+        </w:rPr>
+        <w:t>Deteriorata</w:t>
+      </w:r>
+      <w:proofErr w:type="spellEnd"/>
     </w:p>
     <w:p>
       <w:pPr>
@@ -995,19 +1992,181 @@
         <w:rPr>
           <w:rFonts w:ascii="Arial" w:hAnsi="Arial" w:cs="Arial"/>
         </w:rPr>
-        <w:t>- montarea, sigilarea si initializarea memoriei fiscale noi in vederea aducerii in parametrii conform</w:t>
-      </w:r>
-      <w:r>
-        <w:rPr>
-          <w:rFonts w:ascii="Arial" w:hAnsi="Arial" w:cs="Arial"/>
-        </w:rPr>
-        <w:t xml:space="preserve"> </w:t>
-      </w:r>
-      <w:r>
-        <w:rPr>
-          <w:rFonts w:ascii="Arial" w:hAnsi="Arial" w:cs="Arial"/>
-        </w:rPr>
-        <w:t xml:space="preserve">legii a </w:t>
+        <w:t xml:space="preserve">- </w:t>
+      </w:r>
+      <w:proofErr w:type="spellStart"/>
+      <w:r>
+        <w:rPr>
+          <w:rFonts w:ascii="Arial" w:hAnsi="Arial" w:cs="Arial"/>
+        </w:rPr>
+        <w:t>montarea</w:t>
+      </w:r>
+      <w:proofErr w:type="spellEnd"/>
+      <w:r>
+        <w:rPr>
+          <w:rFonts w:ascii="Arial" w:hAnsi="Arial" w:cs="Arial"/>
+        </w:rPr>
+        <w:t xml:space="preserve">, </w:t>
+      </w:r>
+      <w:proofErr w:type="spellStart"/>
+      <w:r>
+        <w:rPr>
+          <w:rFonts w:ascii="Arial" w:hAnsi="Arial" w:cs="Arial"/>
+        </w:rPr>
+        <w:t>sigilarea</w:t>
+      </w:r>
+      <w:proofErr w:type="spellEnd"/>
+      <w:r>
+        <w:rPr>
+          <w:rFonts w:ascii="Arial" w:hAnsi="Arial" w:cs="Arial"/>
+        </w:rPr>
+        <w:t xml:space="preserve"> </w:t>
+      </w:r>
+      <w:proofErr w:type="spellStart"/>
+      <w:r>
+        <w:rPr>
+          <w:rFonts w:ascii="Arial" w:hAnsi="Arial" w:cs="Arial"/>
+        </w:rPr>
+        <w:t>si</w:t>
+      </w:r>
+      <w:proofErr w:type="spellEnd"/>
+      <w:r>
+        <w:rPr>
+          <w:rFonts w:ascii="Arial" w:hAnsi="Arial" w:cs="Arial"/>
+        </w:rPr>
+        <w:t xml:space="preserve"> </w:t>
+      </w:r>
+      <w:proofErr w:type="spellStart"/>
+      <w:r>
+        <w:rPr>
+          <w:rFonts w:ascii="Arial" w:hAnsi="Arial" w:cs="Arial"/>
+        </w:rPr>
+        <w:t>initializarea</w:t>
+      </w:r>
+      <w:proofErr w:type="spellEnd"/>
+      <w:r>
+        <w:rPr>
+          <w:rFonts w:ascii="Arial" w:hAnsi="Arial" w:cs="Arial"/>
+        </w:rPr>
+        <w:t xml:space="preserve"> </w:t>
+      </w:r>
+      <w:proofErr w:type="spellStart"/>
+      <w:r>
+        <w:rPr>
+          <w:rFonts w:ascii="Arial" w:hAnsi="Arial" w:cs="Arial"/>
+        </w:rPr>
+        <w:t>memoriei</w:t>
+      </w:r>
+      <w:proofErr w:type="spellEnd"/>
+      <w:r>
+        <w:rPr>
+          <w:rFonts w:ascii="Arial" w:hAnsi="Arial" w:cs="Arial"/>
+        </w:rPr>
+        <w:t xml:space="preserve"> </w:t>
+      </w:r>
+      <w:proofErr w:type="spellStart"/>
+      <w:r>
+        <w:rPr>
+          <w:rFonts w:ascii="Arial" w:hAnsi="Arial" w:cs="Arial"/>
+        </w:rPr>
+        <w:t>fiscale</w:t>
+      </w:r>
+      <w:proofErr w:type="spellEnd"/>
+      <w:r>
+        <w:rPr>
+          <w:rFonts w:ascii="Arial" w:hAnsi="Arial" w:cs="Arial"/>
+        </w:rPr>
+        <w:t xml:space="preserve"> </w:t>
+      </w:r>
+      <w:proofErr w:type="spellStart"/>
+      <w:r>
+        <w:rPr>
+          <w:rFonts w:ascii="Arial" w:hAnsi="Arial" w:cs="Arial"/>
+        </w:rPr>
+        <w:t>noi</w:t>
+      </w:r>
+      <w:proofErr w:type="spellEnd"/>
+      <w:r>
+        <w:rPr>
+          <w:rFonts w:ascii="Arial" w:hAnsi="Arial" w:cs="Arial"/>
+        </w:rPr>
+        <w:t xml:space="preserve"> in </w:t>
+      </w:r>
+      <w:proofErr w:type="spellStart"/>
+      <w:r>
+        <w:rPr>
+          <w:rFonts w:ascii="Arial" w:hAnsi="Arial" w:cs="Arial"/>
+        </w:rPr>
+        <w:t>vederea</w:t>
+      </w:r>
+      <w:proofErr w:type="spellEnd"/>
+      <w:r>
+        <w:rPr>
+          <w:rFonts w:ascii="Arial" w:hAnsi="Arial" w:cs="Arial"/>
+        </w:rPr>
+        <w:t xml:space="preserve"> </w:t>
+      </w:r>
+      <w:proofErr w:type="spellStart"/>
+      <w:r>
+        <w:rPr>
+          <w:rFonts w:ascii="Arial" w:hAnsi="Arial" w:cs="Arial"/>
+        </w:rPr>
+        <w:t>aducerii</w:t>
+      </w:r>
+      <w:proofErr w:type="spellEnd"/>
+      <w:r>
+        <w:rPr>
+          <w:rFonts w:ascii="Arial" w:hAnsi="Arial" w:cs="Arial"/>
+        </w:rPr>
+        <w:t xml:space="preserve"> in </w:t>
+      </w:r>
+      <w:proofErr w:type="spellStart"/>
+      <w:r>
+        <w:rPr>
+          <w:rFonts w:ascii="Arial" w:hAnsi="Arial" w:cs="Arial"/>
+        </w:rPr>
+        <w:t>parametrii</w:t>
+      </w:r>
+      <w:proofErr w:type="spellEnd"/>
+      <w:r>
+        <w:rPr>
+          <w:rFonts w:ascii="Arial" w:hAnsi="Arial" w:cs="Arial"/>
+        </w:rPr>
+        <w:t xml:space="preserve"> conform</w:t>
+      </w:r>
+      <w:r>
+        <w:rPr>
+          <w:rFonts w:ascii="Arial" w:hAnsi="Arial" w:cs="Arial"/>
+        </w:rPr>
+        <w:t xml:space="preserve"> </w:t>
+      </w:r>
+      <w:proofErr w:type="spellStart"/>
+      <w:r>
+        <w:rPr>
+          <w:rFonts w:ascii="Arial" w:hAnsi="Arial" w:cs="Arial"/>
+        </w:rPr>
+        <w:t>legii</w:t>
+      </w:r>
+      <w:proofErr w:type="spellEnd"/>
+      <w:r>
+        <w:rPr>
+          <w:rFonts w:ascii="Arial" w:hAnsi="Arial" w:cs="Arial"/>
+        </w:rPr>
+        <w:t xml:space="preserve"> </w:t>
+      </w:r>
+      <w:proofErr w:type="gramStart"/>
+      <w:r>
+        <w:rPr>
+          <w:rFonts w:ascii="Arial" w:hAnsi="Arial" w:cs="Arial"/>
+        </w:rPr>
+        <w:t>a</w:t>
+      </w:r>
+      <w:proofErr w:type="gramEnd"/>
+      <w:r>
+        <w:rPr>
+          <w:rFonts w:ascii="Arial" w:hAnsi="Arial" w:cs="Arial"/>
+        </w:rPr>
+        <w:t xml:space="preserve"> </w:t>
       </w:r>
       <w:r>
         <w:rPr>
@@ -1019,8 +2178,108 @@
         <w:rPr>
           <w:rFonts w:ascii="Arial" w:hAnsi="Arial" w:cs="Arial"/>
         </w:rPr>
-        <w:t>AMEF:  DA / NU ( a fost / nu a fost efectuata operatiunea de montare )</w:t>
-      </w:r>
+        <w:t>AMEF</w:t>
+      </w:r>
+      <w:proofErr w:type="gramStart"/>
+      <w:r>
+        <w:rPr>
+          <w:rFonts w:ascii="Arial" w:hAnsi="Arial" w:cs="Arial"/>
+        </w:rPr>
+        <w:t>:  DA</w:t>
+      </w:r>
+      <w:proofErr w:type="gramEnd"/>
+      <w:r>
+        <w:rPr>
+          <w:rFonts w:ascii="Arial" w:hAnsi="Arial" w:cs="Arial"/>
+        </w:rPr>
+        <w:t xml:space="preserve"> / NU </w:t>
+      </w:r>
+      <w:proofErr w:type="gramStart"/>
+      <w:r>
+        <w:rPr>
+          <w:rFonts w:ascii="Arial" w:hAnsi="Arial" w:cs="Arial"/>
+        </w:rPr>
+        <w:t>( a</w:t>
+      </w:r>
+      <w:proofErr w:type="gramEnd"/>
+      <w:r>
+        <w:rPr>
+          <w:rFonts w:ascii="Arial" w:hAnsi="Arial" w:cs="Arial"/>
+        </w:rPr>
+        <w:t xml:space="preserve"> </w:t>
+      </w:r>
+      <w:proofErr w:type="spellStart"/>
+      <w:r>
+        <w:rPr>
+          <w:rFonts w:ascii="Arial" w:hAnsi="Arial" w:cs="Arial"/>
+        </w:rPr>
+        <w:t>fost</w:t>
+      </w:r>
+      <w:proofErr w:type="spellEnd"/>
+      <w:r>
+        <w:rPr>
+          <w:rFonts w:ascii="Arial" w:hAnsi="Arial" w:cs="Arial"/>
+        </w:rPr>
+        <w:t xml:space="preserve"> / nu a </w:t>
+      </w:r>
+      <w:proofErr w:type="spellStart"/>
+      <w:r>
+        <w:rPr>
+          <w:rFonts w:ascii="Arial" w:hAnsi="Arial" w:cs="Arial"/>
+        </w:rPr>
+        <w:t>fost</w:t>
+      </w:r>
+      <w:proofErr w:type="spellEnd"/>
+      <w:r>
+        <w:rPr>
+          <w:rFonts w:ascii="Arial" w:hAnsi="Arial" w:cs="Arial"/>
+        </w:rPr>
+        <w:t xml:space="preserve"> </w:t>
+      </w:r>
+      <w:proofErr w:type="spellStart"/>
+      <w:r>
+        <w:rPr>
+          <w:rFonts w:ascii="Arial" w:hAnsi="Arial" w:cs="Arial"/>
+        </w:rPr>
+        <w:t>efectuata</w:t>
+      </w:r>
+      <w:proofErr w:type="spellEnd"/>
+      <w:r>
+        <w:rPr>
+          <w:rFonts w:ascii="Arial" w:hAnsi="Arial" w:cs="Arial"/>
+        </w:rPr>
+        <w:t xml:space="preserve"> </w:t>
+      </w:r>
+      <w:proofErr w:type="spellStart"/>
+      <w:r>
+        <w:rPr>
+          <w:rFonts w:ascii="Arial" w:hAnsi="Arial" w:cs="Arial"/>
+        </w:rPr>
+        <w:t>operatiunea</w:t>
+      </w:r>
+      <w:proofErr w:type="spellEnd"/>
+      <w:r>
+        <w:rPr>
+          <w:rFonts w:ascii="Arial" w:hAnsi="Arial" w:cs="Arial"/>
+        </w:rPr>
+        <w:t xml:space="preserve"> de </w:t>
+      </w:r>
+      <w:proofErr w:type="spellStart"/>
+      <w:proofErr w:type="gramStart"/>
+      <w:r>
+        <w:rPr>
+          <w:rFonts w:ascii="Arial" w:hAnsi="Arial" w:cs="Arial"/>
+        </w:rPr>
+        <w:t>montare</w:t>
+      </w:r>
+      <w:proofErr w:type="spellEnd"/>
+      <w:r>
+        <w:rPr>
+          <w:rFonts w:ascii="Arial" w:hAnsi="Arial" w:cs="Arial"/>
+        </w:rPr>
+        <w:t xml:space="preserve"> )</w:t>
+      </w:r>
+      <w:proofErr w:type="gramEnd"/>
     </w:p>
     <w:tbl>
       <w:tblPr>
@@ -1043,12 +2302,56 @@
                 <w:rFonts w:ascii="Arial" w:hAnsi="Arial" w:cs="Arial"/>
               </w:rPr>
             </w:pPr>
+            <w:proofErr w:type="spellStart"/>
             <w:r>
               <w:rPr>
                 <w:rFonts w:ascii="Arial" w:hAnsi="Arial" w:cs="Arial"/>
               </w:rPr>
-              <w:t>Scoatere din uz / Memorie fiscala plina</w:t>
+              <w:t>Scoatere</w:t>
             </w:r>
+            <w:proofErr w:type="spellEnd"/>
+            <w:r>
+              <w:rPr>
+                <w:rFonts w:ascii="Arial" w:hAnsi="Arial" w:cs="Arial"/>
+              </w:rPr>
+              <w:t xml:space="preserve"> din </w:t>
+            </w:r>
+            <w:proofErr w:type="spellStart"/>
+            <w:r>
+              <w:rPr>
+                <w:rFonts w:ascii="Arial" w:hAnsi="Arial" w:cs="Arial"/>
+              </w:rPr>
+              <w:t>uz</w:t>
+            </w:r>
+            <w:proofErr w:type="spellEnd"/>
+            <w:r>
+              <w:rPr>
+                <w:rFonts w:ascii="Arial" w:hAnsi="Arial" w:cs="Arial"/>
+              </w:rPr>
+              <w:t xml:space="preserve"> / Memorie </w:t>
+            </w:r>
+            <w:proofErr w:type="spellStart"/>
+            <w:r>
+              <w:rPr>
+                <w:rFonts w:ascii="Arial" w:hAnsi="Arial" w:cs="Arial"/>
+              </w:rPr>
+              <w:t>fiscala</w:t>
+            </w:r>
+            <w:proofErr w:type="spellEnd"/>
+            <w:r>
+              <w:rPr>
+                <w:rFonts w:ascii="Arial" w:hAnsi="Arial" w:cs="Arial"/>
+              </w:rPr>
+              <w:t xml:space="preserve"> </w:t>
+            </w:r>
+            <w:proofErr w:type="spellStart"/>
+            <w:r>
+              <w:rPr>
+                <w:rFonts w:ascii="Arial" w:hAnsi="Arial" w:cs="Arial"/>
+              </w:rPr>
+              <w:t>plina</w:t>
+            </w:r>
+            <w:proofErr w:type="spellEnd"/>
           </w:p>
         </w:tc>
       </w:tr>
@@ -1065,7 +2368,49 @@
         <w:rPr>
           <w:rFonts w:ascii="Arial" w:hAnsi="Arial" w:cs="Arial"/>
         </w:rPr>
-        <w:t>- motivul ridicarii memoriei:</w:t>
+        <w:t xml:space="preserve">- </w:t>
+      </w:r>
+      <w:proofErr w:type="spellStart"/>
+      <w:r>
+        <w:rPr>
+          <w:rFonts w:ascii="Arial" w:hAnsi="Arial" w:cs="Arial"/>
+        </w:rPr>
+        <w:t>motivul</w:t>
+      </w:r>
+      <w:proofErr w:type="spellEnd"/>
+      <w:r>
+        <w:rPr>
+          <w:rFonts w:ascii="Arial" w:hAnsi="Arial" w:cs="Arial"/>
+        </w:rPr>
+        <w:t xml:space="preserve"> </w:t>
+      </w:r>
+      <w:proofErr w:type="spellStart"/>
+      <w:r>
+        <w:rPr>
+          <w:rFonts w:ascii="Arial" w:hAnsi="Arial" w:cs="Arial"/>
+        </w:rPr>
+        <w:t>ridicarii</w:t>
+      </w:r>
+      <w:proofErr w:type="spellEnd"/>
+      <w:r>
+        <w:rPr>
+          <w:rFonts w:ascii="Arial" w:hAnsi="Arial" w:cs="Arial"/>
+        </w:rPr>
+        <w:t xml:space="preserve"> </w:t>
+      </w:r>
+      <w:proofErr w:type="spellStart"/>
+      <w:r>
+        <w:rPr>
+          <w:rFonts w:ascii="Arial" w:hAnsi="Arial" w:cs="Arial"/>
+        </w:rPr>
+        <w:t>memoriei</w:t>
+      </w:r>
+      <w:proofErr w:type="spellEnd"/>
+      <w:r>
+        <w:rPr>
+          <w:rFonts w:ascii="Arial" w:hAnsi="Arial" w:cs="Arial"/>
+        </w:rPr>
+        <w:t>:</w:t>
       </w:r>
     </w:p>
     <w:p>
@@ -1080,7 +2425,58 @@
         <w:rPr>
           <w:rFonts w:ascii="Arial" w:hAnsi="Arial" w:cs="Arial"/>
         </w:rPr>
-        <w:t>AMEF marca si model: {Model_Amef}</w:t>
+        <w:t xml:space="preserve">AMEF </w:t>
+      </w:r>
+      <w:proofErr w:type="spellStart"/>
+      <w:r>
+        <w:rPr>
+          <w:rFonts w:ascii="Arial" w:hAnsi="Arial" w:cs="Arial"/>
+        </w:rPr>
+        <w:t>marca</w:t>
+      </w:r>
+      <w:proofErr w:type="spellEnd"/>
+      <w:r>
+        <w:rPr>
+          <w:rFonts w:ascii="Arial" w:hAnsi="Arial" w:cs="Arial"/>
+        </w:rPr>
+        <w:t xml:space="preserve"> </w:t>
+      </w:r>
+      <w:proofErr w:type="spellStart"/>
+      <w:r>
+        <w:rPr>
+          <w:rFonts w:ascii="Arial" w:hAnsi="Arial" w:cs="Arial"/>
+        </w:rPr>
+        <w:t>si</w:t>
+      </w:r>
+      <w:proofErr w:type="spellEnd"/>
+      <w:r>
+        <w:rPr>
+          <w:rFonts w:ascii="Arial" w:hAnsi="Arial" w:cs="Arial"/>
+        </w:rPr>
+        <w:t xml:space="preserve"> </w:t>
+      </w:r>
+      <w:proofErr w:type="gramStart"/>
+      <w:r>
+        <w:rPr>
+          <w:rFonts w:ascii="Arial" w:hAnsi="Arial" w:cs="Arial"/>
+        </w:rPr>
+        <w:t>model: {</w:t>
+      </w:r>
+      <w:proofErr w:type="spellStart"/>
+      <w:proofErr w:type="gramEnd"/>
+      <w:r>
+        <w:rPr>
+          <w:rFonts w:ascii="Arial" w:hAnsi="Arial" w:cs="Arial"/>
+        </w:rPr>
+        <w:t>Model_Amef</w:t>
+      </w:r>
+      <w:proofErr w:type="spellEnd"/>
+      <w:proofErr w:type="gramStart"/>
+      <w:r>
+        <w:rPr>
+          <w:rFonts w:ascii="Arial" w:hAnsi="Arial" w:cs="Arial"/>
+        </w:rPr>
+        <w:t>}</w:t>
       </w:r>
       <w:r>
         <w:rPr>
@@ -1092,20 +2488,66 @@
         <w:rPr>
           <w:rFonts w:ascii="Arial" w:hAnsi="Arial" w:cs="Arial"/>
         </w:rPr>
-        <w:t xml:space="preserve">,  </w:t>
-      </w:r>
-      <w:r>
-        <w:rPr>
-          <w:rFonts w:ascii="Arial" w:hAnsi="Arial" w:cs="Arial"/>
-        </w:rPr>
-        <w:t>Serie Amef: {Serie_Amef}</w:t>
-      </w:r>
-      <w:r>
-        <w:rPr>
-          <w:rFonts w:ascii="Arial" w:hAnsi="Arial" w:cs="Arial"/>
-        </w:rPr>
-        <w:t xml:space="preserve">,      </w:t>
-      </w:r>
+        <w:t>,</w:t>
+      </w:r>
+      <w:proofErr w:type="gramEnd"/>
+      <w:r>
+        <w:rPr>
+          <w:rFonts w:ascii="Arial" w:hAnsi="Arial" w:cs="Arial"/>
+        </w:rPr>
+        <w:t xml:space="preserve">  </w:t>
+      </w:r>
+      <w:r>
+        <w:rPr>
+          <w:rFonts w:ascii="Arial" w:hAnsi="Arial" w:cs="Arial"/>
+        </w:rPr>
+        <w:t xml:space="preserve">Serie </w:t>
+      </w:r>
+      <w:proofErr w:type="spellStart"/>
+      <w:proofErr w:type="gramStart"/>
+      <w:r>
+        <w:rPr>
+          <w:rFonts w:ascii="Arial" w:hAnsi="Arial" w:cs="Arial"/>
+        </w:rPr>
+        <w:t>Amef</w:t>
+      </w:r>
+      <w:proofErr w:type="spellEnd"/>
+      <w:r>
+        <w:rPr>
+          <w:rFonts w:ascii="Arial" w:hAnsi="Arial" w:cs="Arial"/>
+        </w:rPr>
+        <w:t>: {</w:t>
+      </w:r>
+      <w:proofErr w:type="spellStart"/>
+      <w:proofErr w:type="gramEnd"/>
+      <w:r>
+        <w:rPr>
+          <w:rFonts w:ascii="Arial" w:hAnsi="Arial" w:cs="Arial"/>
+        </w:rPr>
+        <w:t>Serie_Amef</w:t>
+      </w:r>
+      <w:proofErr w:type="spellEnd"/>
+      <w:proofErr w:type="gramStart"/>
+      <w:r>
+        <w:rPr>
+          <w:rFonts w:ascii="Arial" w:hAnsi="Arial" w:cs="Arial"/>
+        </w:rPr>
+        <w:t>}</w:t>
+      </w:r>
+      <w:r>
+        <w:rPr>
+          <w:rFonts w:ascii="Arial" w:hAnsi="Arial" w:cs="Arial"/>
+        </w:rPr>
+        <w:t xml:space="preserve">,   </w:t>
+      </w:r>
+      <w:proofErr w:type="gramEnd"/>
+      <w:r>
+        <w:rPr>
+          <w:rFonts w:ascii="Arial" w:hAnsi="Arial" w:cs="Arial"/>
+        </w:rPr>
+        <w:t xml:space="preserve">   </w:t>
+      </w:r>
+      <w:proofErr w:type="gramStart"/>
       <w:r>
         <w:rPr>
           <w:rFonts w:ascii="Arial" w:hAnsi="Arial" w:cs="Arial"/>
@@ -1116,7 +2558,14 @@
         <w:rPr>
           <w:rFonts w:ascii="Arial" w:hAnsi="Arial" w:cs="Arial"/>
         </w:rPr>
-        <w:t xml:space="preserve">, </w:t>
+        <w:t>,</w:t>
+      </w:r>
+      <w:proofErr w:type="gramEnd"/>
+      <w:r>
+        <w:rPr>
+          <w:rFonts w:ascii="Arial" w:hAnsi="Arial" w:cs="Arial"/>
+        </w:rPr>
+        <w:t xml:space="preserve"> </w:t>
       </w:r>
     </w:p>
     <w:p>
@@ -1127,6 +2576,7 @@
           <w:rFonts w:ascii="Arial" w:hAnsi="Arial" w:cs="Arial"/>
         </w:rPr>
       </w:pPr>
+      <w:proofErr w:type="spellStart"/>
       <w:r>
         <w:rPr>
           <w:rFonts w:ascii="Arial" w:hAnsi="Arial" w:cs="Arial"/>
@@ -1137,25 +2587,270 @@
         <w:rPr>
           <w:rFonts w:ascii="Arial" w:hAnsi="Arial" w:cs="Arial"/>
         </w:rPr>
-        <w:t>ste proprietatea {Nume_Firma}</w:t>
-      </w:r>
-      <w:r>
-        <w:rPr>
-          <w:rFonts w:ascii="Arial" w:hAnsi="Arial" w:cs="Arial"/>
-        </w:rPr>
-        <w:t>, cu sediul in localitatea {Sediu_Social}, avand codul fiscal</w:t>
-      </w:r>
-      <w:r>
-        <w:rPr>
-          <w:rFonts w:ascii="Arial" w:hAnsi="Arial" w:cs="Arial"/>
-        </w:rPr>
-        <w:t xml:space="preserve"> </w:t>
-      </w:r>
-      <w:r>
-        <w:rPr>
-          <w:rFonts w:ascii="Arial" w:hAnsi="Arial" w:cs="Arial"/>
-        </w:rPr>
-        <w:t xml:space="preserve">{Cui}, punctul de lucru {Punct_Lucru}, reprezentata prin {Administrator} in calitate de Administrator / Imputernicit. </w:t>
+        <w:t>ste</w:t>
+      </w:r>
+      <w:proofErr w:type="spellEnd"/>
+      <w:r>
+        <w:rPr>
+          <w:rFonts w:ascii="Arial" w:hAnsi="Arial" w:cs="Arial"/>
+        </w:rPr>
+        <w:t xml:space="preserve"> </w:t>
+      </w:r>
+      <w:proofErr w:type="spellStart"/>
+      <w:r>
+        <w:rPr>
+          <w:rFonts w:ascii="Arial" w:hAnsi="Arial" w:cs="Arial"/>
+        </w:rPr>
+        <w:t>proprietatea</w:t>
+      </w:r>
+      <w:proofErr w:type="spellEnd"/>
+      <w:r>
+        <w:rPr>
+          <w:rFonts w:ascii="Arial" w:hAnsi="Arial" w:cs="Arial"/>
+        </w:rPr>
+        <w:t xml:space="preserve"> {</w:t>
+      </w:r>
+      <w:proofErr w:type="spellStart"/>
+      <w:r>
+        <w:rPr>
+          <w:rFonts w:ascii="Arial" w:hAnsi="Arial" w:cs="Arial"/>
+        </w:rPr>
+        <w:t>Nume_</w:t>
+      </w:r>
+      <w:proofErr w:type="gramStart"/>
+      <w:r>
+        <w:rPr>
+          <w:rFonts w:ascii="Arial" w:hAnsi="Arial" w:cs="Arial"/>
+        </w:rPr>
+        <w:t>Firma</w:t>
+      </w:r>
+      <w:proofErr w:type="spellEnd"/>
+      <w:r>
+        <w:rPr>
+          <w:rFonts w:ascii="Arial" w:hAnsi="Arial" w:cs="Arial"/>
+        </w:rPr>
+        <w:t>}</w:t>
+      </w:r>
+      <w:r>
+        <w:rPr>
+          <w:rFonts w:ascii="Arial" w:hAnsi="Arial" w:cs="Arial"/>
+        </w:rPr>
+        <w:t>,</w:t>
+      </w:r>
+      <w:proofErr w:type="gramEnd"/>
+      <w:r>
+        <w:rPr>
+          <w:rFonts w:ascii="Arial" w:hAnsi="Arial" w:cs="Arial"/>
+        </w:rPr>
+        <w:t xml:space="preserve"> cu </w:t>
+      </w:r>
+      <w:proofErr w:type="spellStart"/>
+      <w:r>
+        <w:rPr>
+          <w:rFonts w:ascii="Arial" w:hAnsi="Arial" w:cs="Arial"/>
+        </w:rPr>
+        <w:t>sediul</w:t>
+      </w:r>
+      <w:proofErr w:type="spellEnd"/>
+      <w:r>
+        <w:rPr>
+          <w:rFonts w:ascii="Arial" w:hAnsi="Arial" w:cs="Arial"/>
+        </w:rPr>
+        <w:t xml:space="preserve"> in </w:t>
+      </w:r>
+      <w:proofErr w:type="spellStart"/>
+      <w:r>
+        <w:rPr>
+          <w:rFonts w:ascii="Arial" w:hAnsi="Arial" w:cs="Arial"/>
+        </w:rPr>
+        <w:t>localitatea</w:t>
+      </w:r>
+      <w:proofErr w:type="spellEnd"/>
+      <w:r>
+        <w:rPr>
+          <w:rFonts w:ascii="Arial" w:hAnsi="Arial" w:cs="Arial"/>
+        </w:rPr>
+        <w:t xml:space="preserve"> {</w:t>
+      </w:r>
+      <w:proofErr w:type="spellStart"/>
+      <w:r>
+        <w:rPr>
+          <w:rFonts w:ascii="Arial" w:hAnsi="Arial" w:cs="Arial"/>
+        </w:rPr>
+        <w:t>Sediu_</w:t>
+      </w:r>
+      <w:proofErr w:type="gramStart"/>
+      <w:r>
+        <w:rPr>
+          <w:rFonts w:ascii="Arial" w:hAnsi="Arial" w:cs="Arial"/>
+        </w:rPr>
+        <w:t>Social</w:t>
+      </w:r>
+      <w:proofErr w:type="spellEnd"/>
+      <w:r>
+        <w:rPr>
+          <w:rFonts w:ascii="Arial" w:hAnsi="Arial" w:cs="Arial"/>
+        </w:rPr>
+        <w:t>},</w:t>
+      </w:r>
+      <w:proofErr w:type="gramEnd"/>
+      <w:r>
+        <w:rPr>
+          <w:rFonts w:ascii="Arial" w:hAnsi="Arial" w:cs="Arial"/>
+        </w:rPr>
+        <w:t xml:space="preserve"> </w:t>
+      </w:r>
+      <w:proofErr w:type="spellStart"/>
+      <w:r>
+        <w:rPr>
+          <w:rFonts w:ascii="Arial" w:hAnsi="Arial" w:cs="Arial"/>
+        </w:rPr>
+        <w:t>avand</w:t>
+      </w:r>
+      <w:proofErr w:type="spellEnd"/>
+      <w:r>
+        <w:rPr>
+          <w:rFonts w:ascii="Arial" w:hAnsi="Arial" w:cs="Arial"/>
+        </w:rPr>
+        <w:t xml:space="preserve"> </w:t>
+      </w:r>
+      <w:proofErr w:type="spellStart"/>
+      <w:r>
+        <w:rPr>
+          <w:rFonts w:ascii="Arial" w:hAnsi="Arial" w:cs="Arial"/>
+        </w:rPr>
+        <w:t>codul</w:t>
+      </w:r>
+      <w:proofErr w:type="spellEnd"/>
+      <w:r>
+        <w:rPr>
+          <w:rFonts w:ascii="Arial" w:hAnsi="Arial" w:cs="Arial"/>
+        </w:rPr>
+        <w:t xml:space="preserve"> fiscal</w:t>
+      </w:r>
+      <w:r>
+        <w:rPr>
+          <w:rFonts w:ascii="Arial" w:hAnsi="Arial" w:cs="Arial"/>
+        </w:rPr>
+        <w:t xml:space="preserve"> </w:t>
+      </w:r>
+      <w:r>
+        <w:rPr>
+          <w:rFonts w:ascii="Arial" w:hAnsi="Arial" w:cs="Arial"/>
+        </w:rPr>
+        <w:t xml:space="preserve">{Cui}, </w:t>
+      </w:r>
+      <w:proofErr w:type="spellStart"/>
+      <w:r>
+        <w:rPr>
+          <w:rFonts w:ascii="Arial" w:hAnsi="Arial" w:cs="Arial"/>
+        </w:rPr>
+        <w:t>punctul</w:t>
+      </w:r>
+      <w:proofErr w:type="spellEnd"/>
+      <w:r>
+        <w:rPr>
+          <w:rFonts w:ascii="Arial" w:hAnsi="Arial" w:cs="Arial"/>
+        </w:rPr>
+        <w:t xml:space="preserve"> de </w:t>
+      </w:r>
+      <w:proofErr w:type="spellStart"/>
+      <w:r>
+        <w:rPr>
+          <w:rFonts w:ascii="Arial" w:hAnsi="Arial" w:cs="Arial"/>
+        </w:rPr>
+        <w:t>lucru</w:t>
+      </w:r>
+      <w:proofErr w:type="spellEnd"/>
+      <w:r>
+        <w:rPr>
+          <w:rFonts w:ascii="Arial" w:hAnsi="Arial" w:cs="Arial"/>
+        </w:rPr>
+        <w:t> {</w:t>
+      </w:r>
+      <w:proofErr w:type="spellStart"/>
+      <w:r>
+        <w:rPr>
+          <w:rFonts w:ascii="Arial" w:hAnsi="Arial" w:cs="Arial"/>
+        </w:rPr>
+        <w:t>Punct_</w:t>
+      </w:r>
+      <w:proofErr w:type="gramStart"/>
+      <w:r>
+        <w:rPr>
+          <w:rFonts w:ascii="Arial" w:hAnsi="Arial" w:cs="Arial"/>
+        </w:rPr>
+        <w:t>Lucru</w:t>
+      </w:r>
+      <w:proofErr w:type="spellEnd"/>
+      <w:r>
+        <w:rPr>
+          <w:rFonts w:ascii="Arial" w:hAnsi="Arial" w:cs="Arial"/>
+        </w:rPr>
+        <w:t>},</w:t>
+      </w:r>
+      <w:proofErr w:type="gramEnd"/>
+      <w:r>
+        <w:rPr>
+          <w:rFonts w:ascii="Arial" w:hAnsi="Arial" w:cs="Arial"/>
+        </w:rPr>
+        <w:t xml:space="preserve"> </w:t>
+      </w:r>
+      <w:proofErr w:type="spellStart"/>
+      <w:r>
+        <w:rPr>
+          <w:rFonts w:ascii="Arial" w:hAnsi="Arial" w:cs="Arial"/>
+        </w:rPr>
+        <w:t>reprezentata</w:t>
+      </w:r>
+      <w:proofErr w:type="spellEnd"/>
+      <w:r>
+        <w:rPr>
+          <w:rFonts w:ascii="Arial" w:hAnsi="Arial" w:cs="Arial"/>
+        </w:rPr>
+        <w:t xml:space="preserve"> </w:t>
+      </w:r>
+      <w:proofErr w:type="spellStart"/>
+      <w:r>
+        <w:rPr>
+          <w:rFonts w:ascii="Arial" w:hAnsi="Arial" w:cs="Arial"/>
+        </w:rPr>
+        <w:t>prin</w:t>
+      </w:r>
+      <w:proofErr w:type="spellEnd"/>
+      <w:r>
+        <w:rPr>
+          <w:rFonts w:ascii="Arial" w:hAnsi="Arial" w:cs="Arial"/>
+        </w:rPr>
+        <w:t xml:space="preserve"> {Administrator} in </w:t>
+      </w:r>
+      <w:proofErr w:type="spellStart"/>
+      <w:r>
+        <w:rPr>
+          <w:rFonts w:ascii="Arial" w:hAnsi="Arial" w:cs="Arial"/>
+        </w:rPr>
+        <w:t>calitate</w:t>
+      </w:r>
+      <w:proofErr w:type="spellEnd"/>
+      <w:r>
+        <w:rPr>
+          <w:rFonts w:ascii="Arial" w:hAnsi="Arial" w:cs="Arial"/>
+        </w:rPr>
+        <w:t xml:space="preserve"> de Administrator / </w:t>
+      </w:r>
+      <w:proofErr w:type="spellStart"/>
+      <w:r>
+        <w:rPr>
+          <w:rFonts w:ascii="Arial" w:hAnsi="Arial" w:cs="Arial"/>
+        </w:rPr>
+        <w:t>Imputernicit</w:t>
+      </w:r>
+      <w:proofErr w:type="spellEnd"/>
+      <w:r>
+        <w:rPr>
+          <w:rFonts w:ascii="Arial" w:hAnsi="Arial" w:cs="Arial"/>
+        </w:rPr>
+        <w:t xml:space="preserve">. </w:t>
       </w:r>
     </w:p>
     <w:p>
@@ -1167,11 +2862,229 @@
           <w:rFonts w:ascii="Arial" w:hAnsi="Arial" w:cs="Arial"/>
         </w:rPr>
       </w:pPr>
-      <w:r>
-        <w:rPr>
-          <w:rFonts w:ascii="Arial" w:hAnsi="Arial" w:cs="Arial"/>
-        </w:rPr>
-        <w:t>Procesul verbal s-a incheiat in 3 exemplare, din care un exemplar a fost inregistrat si depus la SC SECRET DATA SRL, al treilea exemplar la D.G.F.P Satu Mare - Serviciul Autorizari si supraveghere fiscala, iar un exemplar la proprietarul AMEF.</w:t>
+      <w:proofErr w:type="spellStart"/>
+      <w:r>
+        <w:rPr>
+          <w:rFonts w:ascii="Arial" w:hAnsi="Arial" w:cs="Arial"/>
+        </w:rPr>
+        <w:t>Procesul</w:t>
+      </w:r>
+      <w:proofErr w:type="spellEnd"/>
+      <w:r>
+        <w:rPr>
+          <w:rFonts w:ascii="Arial" w:hAnsi="Arial" w:cs="Arial"/>
+        </w:rPr>
+        <w:t xml:space="preserve"> verbal s-</w:t>
+      </w:r>
+      <w:proofErr w:type="gramStart"/>
+      <w:r>
+        <w:rPr>
+          <w:rFonts w:ascii="Arial" w:hAnsi="Arial" w:cs="Arial"/>
+        </w:rPr>
+        <w:t>a</w:t>
+      </w:r>
+      <w:proofErr w:type="gramEnd"/>
+      <w:r>
+        <w:rPr>
+          <w:rFonts w:ascii="Arial" w:hAnsi="Arial" w:cs="Arial"/>
+        </w:rPr>
+        <w:t xml:space="preserve"> </w:t>
+      </w:r>
+      <w:proofErr w:type="spellStart"/>
+      <w:r>
+        <w:rPr>
+          <w:rFonts w:ascii="Arial" w:hAnsi="Arial" w:cs="Arial"/>
+        </w:rPr>
+        <w:t>incheiat</w:t>
+      </w:r>
+      <w:proofErr w:type="spellEnd"/>
+      <w:r>
+        <w:rPr>
+          <w:rFonts w:ascii="Arial" w:hAnsi="Arial" w:cs="Arial"/>
+        </w:rPr>
+        <w:t xml:space="preserve"> in 3 </w:t>
+      </w:r>
+      <w:proofErr w:type="spellStart"/>
+      <w:r>
+        <w:rPr>
+          <w:rFonts w:ascii="Arial" w:hAnsi="Arial" w:cs="Arial"/>
+        </w:rPr>
+        <w:t>exemplare</w:t>
+      </w:r>
+      <w:proofErr w:type="spellEnd"/>
+      <w:r>
+        <w:rPr>
+          <w:rFonts w:ascii="Arial" w:hAnsi="Arial" w:cs="Arial"/>
+        </w:rPr>
+        <w:t xml:space="preserve">, din care un exemplar a </w:t>
+      </w:r>
+      <w:proofErr w:type="spellStart"/>
+      <w:r>
+        <w:rPr>
+          <w:rFonts w:ascii="Arial" w:hAnsi="Arial" w:cs="Arial"/>
+        </w:rPr>
+        <w:t>fost</w:t>
+      </w:r>
+      <w:proofErr w:type="spellEnd"/>
+      <w:r>
+        <w:rPr>
+          <w:rFonts w:ascii="Arial" w:hAnsi="Arial" w:cs="Arial"/>
+        </w:rPr>
+        <w:t xml:space="preserve"> </w:t>
+      </w:r>
+      <w:proofErr w:type="spellStart"/>
+      <w:r>
+        <w:rPr>
+          <w:rFonts w:ascii="Arial" w:hAnsi="Arial" w:cs="Arial"/>
+        </w:rPr>
+        <w:t>inregistrat</w:t>
+      </w:r>
+      <w:proofErr w:type="spellEnd"/>
+      <w:r>
+        <w:rPr>
+          <w:rFonts w:ascii="Arial" w:hAnsi="Arial" w:cs="Arial"/>
+        </w:rPr>
+        <w:t xml:space="preserve"> </w:t>
+      </w:r>
+      <w:proofErr w:type="spellStart"/>
+      <w:r>
+        <w:rPr>
+          <w:rFonts w:ascii="Arial" w:hAnsi="Arial" w:cs="Arial"/>
+        </w:rPr>
+        <w:t>si</w:t>
+      </w:r>
+      <w:proofErr w:type="spellEnd"/>
+      <w:r>
+        <w:rPr>
+          <w:rFonts w:ascii="Arial" w:hAnsi="Arial" w:cs="Arial"/>
+        </w:rPr>
+        <w:t xml:space="preserve"> </w:t>
+      </w:r>
+      <w:proofErr w:type="spellStart"/>
+      <w:r>
+        <w:rPr>
+          <w:rFonts w:ascii="Arial" w:hAnsi="Arial" w:cs="Arial"/>
+        </w:rPr>
+        <w:t>depus</w:t>
+      </w:r>
+      <w:proofErr w:type="spellEnd"/>
+      <w:r>
+        <w:rPr>
+          <w:rFonts w:ascii="Arial" w:hAnsi="Arial" w:cs="Arial"/>
+        </w:rPr>
+        <w:t xml:space="preserve"> la SC SECRET DATA SRL, al </w:t>
+      </w:r>
+      <w:proofErr w:type="spellStart"/>
+      <w:r>
+        <w:rPr>
+          <w:rFonts w:ascii="Arial" w:hAnsi="Arial" w:cs="Arial"/>
+        </w:rPr>
+        <w:t>treilea</w:t>
+      </w:r>
+      <w:proofErr w:type="spellEnd"/>
+      <w:r>
+        <w:rPr>
+          <w:rFonts w:ascii="Arial" w:hAnsi="Arial" w:cs="Arial"/>
+        </w:rPr>
+        <w:t xml:space="preserve"> exemplar la D.G.F.P Satu Mare - </w:t>
+      </w:r>
+      <w:proofErr w:type="spellStart"/>
+      <w:r>
+        <w:rPr>
+          <w:rFonts w:ascii="Arial" w:hAnsi="Arial" w:cs="Arial"/>
+        </w:rPr>
+        <w:t>Serviciul</w:t>
+      </w:r>
+      <w:proofErr w:type="spellEnd"/>
+      <w:r>
+        <w:rPr>
+          <w:rFonts w:ascii="Arial" w:hAnsi="Arial" w:cs="Arial"/>
+        </w:rPr>
+        <w:t xml:space="preserve"> </w:t>
+      </w:r>
+      <w:proofErr w:type="spellStart"/>
+      <w:r>
+        <w:rPr>
+          <w:rFonts w:ascii="Arial" w:hAnsi="Arial" w:cs="Arial"/>
+        </w:rPr>
+        <w:t>Autorizari</w:t>
+      </w:r>
+      <w:proofErr w:type="spellEnd"/>
+      <w:r>
+        <w:rPr>
+          <w:rFonts w:ascii="Arial" w:hAnsi="Arial" w:cs="Arial"/>
+        </w:rPr>
+        <w:t xml:space="preserve"> </w:t>
+      </w:r>
+      <w:proofErr w:type="spellStart"/>
+      <w:r>
+        <w:rPr>
+          <w:rFonts w:ascii="Arial" w:hAnsi="Arial" w:cs="Arial"/>
+        </w:rPr>
+        <w:t>si</w:t>
+      </w:r>
+      <w:proofErr w:type="spellEnd"/>
+      <w:r>
+        <w:rPr>
+          <w:rFonts w:ascii="Arial" w:hAnsi="Arial" w:cs="Arial"/>
+        </w:rPr>
+        <w:t xml:space="preserve"> </w:t>
+      </w:r>
+      <w:proofErr w:type="spellStart"/>
+      <w:r>
+        <w:rPr>
+          <w:rFonts w:ascii="Arial" w:hAnsi="Arial" w:cs="Arial"/>
+        </w:rPr>
+        <w:t>supraveghere</w:t>
+      </w:r>
+      <w:proofErr w:type="spellEnd"/>
+      <w:r>
+        <w:rPr>
+          <w:rFonts w:ascii="Arial" w:hAnsi="Arial" w:cs="Arial"/>
+        </w:rPr>
+        <w:t xml:space="preserve"> </w:t>
+      </w:r>
+      <w:proofErr w:type="spellStart"/>
+      <w:r>
+        <w:rPr>
+          <w:rFonts w:ascii="Arial" w:hAnsi="Arial" w:cs="Arial"/>
+        </w:rPr>
+        <w:t>fiscala</w:t>
+      </w:r>
+      <w:proofErr w:type="spellEnd"/>
+      <w:r>
+        <w:rPr>
+          <w:rFonts w:ascii="Arial" w:hAnsi="Arial" w:cs="Arial"/>
+        </w:rPr>
+        <w:t xml:space="preserve">, </w:t>
+      </w:r>
+      <w:proofErr w:type="spellStart"/>
+      <w:r>
+        <w:rPr>
+          <w:rFonts w:ascii="Arial" w:hAnsi="Arial" w:cs="Arial"/>
+        </w:rPr>
+        <w:t>iar</w:t>
+      </w:r>
+      <w:proofErr w:type="spellEnd"/>
+      <w:r>
+        <w:rPr>
+          <w:rFonts w:ascii="Arial" w:hAnsi="Arial" w:cs="Arial"/>
+        </w:rPr>
+        <w:t xml:space="preserve"> un exemplar la </w:t>
+      </w:r>
+      <w:proofErr w:type="spellStart"/>
+      <w:r>
+        <w:rPr>
+          <w:rFonts w:ascii="Arial" w:hAnsi="Arial" w:cs="Arial"/>
+        </w:rPr>
+        <w:t>proprietarul</w:t>
+      </w:r>
+      <w:proofErr w:type="spellEnd"/>
+      <w:r>
+        <w:rPr>
+          <w:rFonts w:ascii="Arial" w:hAnsi="Arial" w:cs="Arial"/>
+        </w:rPr>
+        <w:t xml:space="preserve"> AMEF.</w:t>
       </w:r>
     </w:p>
     <w:p>
@@ -1187,13 +3100,209 @@
         <w:rPr>
           <w:rFonts w:ascii="Arial" w:hAnsi="Arial" w:cs="Arial"/>
         </w:rPr>
-        <w:t>Prin semnarea procesului verbal, operatorul economic, reprezentat de</w:t>
-      </w:r>
-      <w:r>
-        <w:rPr>
-          <w:rFonts w:ascii="Arial" w:hAnsi="Arial" w:cs="Arial"/>
-        </w:rPr>
-        <w:t xml:space="preserve"> {Administrator}, primeste spre pastrare si arhivare memoria fiscala, jurnalul electronic, carte interventie si registru special.</w:t>
+        <w:t xml:space="preserve">Prin </w:t>
+      </w:r>
+      <w:proofErr w:type="spellStart"/>
+      <w:r>
+        <w:rPr>
+          <w:rFonts w:ascii="Arial" w:hAnsi="Arial" w:cs="Arial"/>
+        </w:rPr>
+        <w:t>semnarea</w:t>
+      </w:r>
+      <w:proofErr w:type="spellEnd"/>
+      <w:r>
+        <w:rPr>
+          <w:rFonts w:ascii="Arial" w:hAnsi="Arial" w:cs="Arial"/>
+        </w:rPr>
+        <w:t xml:space="preserve"> </w:t>
+      </w:r>
+      <w:proofErr w:type="spellStart"/>
+      <w:r>
+        <w:rPr>
+          <w:rFonts w:ascii="Arial" w:hAnsi="Arial" w:cs="Arial"/>
+        </w:rPr>
+        <w:t>procesului</w:t>
+      </w:r>
+      <w:proofErr w:type="spellEnd"/>
+      <w:r>
+        <w:rPr>
+          <w:rFonts w:ascii="Arial" w:hAnsi="Arial" w:cs="Arial"/>
+        </w:rPr>
+        <w:t xml:space="preserve"> verbal, </w:t>
+      </w:r>
+      <w:proofErr w:type="spellStart"/>
+      <w:r>
+        <w:rPr>
+          <w:rFonts w:ascii="Arial" w:hAnsi="Arial" w:cs="Arial"/>
+        </w:rPr>
+        <w:t>operatorul</w:t>
+      </w:r>
+      <w:proofErr w:type="spellEnd"/>
+      <w:r>
+        <w:rPr>
+          <w:rFonts w:ascii="Arial" w:hAnsi="Arial" w:cs="Arial"/>
+        </w:rPr>
+        <w:t xml:space="preserve"> economic, </w:t>
+      </w:r>
+      <w:proofErr w:type="spellStart"/>
+      <w:r>
+        <w:rPr>
+          <w:rFonts w:ascii="Arial" w:hAnsi="Arial" w:cs="Arial"/>
+        </w:rPr>
+        <w:t>reprezentat</w:t>
+      </w:r>
+      <w:proofErr w:type="spellEnd"/>
+      <w:r>
+        <w:rPr>
+          <w:rFonts w:ascii="Arial" w:hAnsi="Arial" w:cs="Arial"/>
+        </w:rPr>
+        <w:t xml:space="preserve"> de</w:t>
+      </w:r>
+      <w:r>
+        <w:rPr>
+          <w:rFonts w:ascii="Arial" w:hAnsi="Arial" w:cs="Arial"/>
+        </w:rPr>
+        <w:t xml:space="preserve"> {Administrator}, </w:t>
+      </w:r>
+      <w:proofErr w:type="spellStart"/>
+      <w:r>
+        <w:rPr>
+          <w:rFonts w:ascii="Arial" w:hAnsi="Arial" w:cs="Arial"/>
+        </w:rPr>
+        <w:t>primeste</w:t>
+      </w:r>
+      <w:proofErr w:type="spellEnd"/>
+      <w:r>
+        <w:rPr>
+          <w:rFonts w:ascii="Arial" w:hAnsi="Arial" w:cs="Arial"/>
+        </w:rPr>
+        <w:t xml:space="preserve"> </w:t>
+      </w:r>
+      <w:proofErr w:type="spellStart"/>
+      <w:r>
+        <w:rPr>
+          <w:rFonts w:ascii="Arial" w:hAnsi="Arial" w:cs="Arial"/>
+        </w:rPr>
+        <w:t>spre</w:t>
+      </w:r>
+      <w:proofErr w:type="spellEnd"/>
+      <w:r>
+        <w:rPr>
+          <w:rFonts w:ascii="Arial" w:hAnsi="Arial" w:cs="Arial"/>
+        </w:rPr>
+        <w:t xml:space="preserve"> </w:t>
+      </w:r>
+      <w:proofErr w:type="spellStart"/>
+      <w:r>
+        <w:rPr>
+          <w:rFonts w:ascii="Arial" w:hAnsi="Arial" w:cs="Arial"/>
+        </w:rPr>
+        <w:t>pastrare</w:t>
+      </w:r>
+      <w:proofErr w:type="spellEnd"/>
+      <w:r>
+        <w:rPr>
+          <w:rFonts w:ascii="Arial" w:hAnsi="Arial" w:cs="Arial"/>
+        </w:rPr>
+        <w:t xml:space="preserve"> </w:t>
+      </w:r>
+      <w:proofErr w:type="spellStart"/>
+      <w:r>
+        <w:rPr>
+          <w:rFonts w:ascii="Arial" w:hAnsi="Arial" w:cs="Arial"/>
+        </w:rPr>
+        <w:t>si</w:t>
+      </w:r>
+      <w:proofErr w:type="spellEnd"/>
+      <w:r>
+        <w:rPr>
+          <w:rFonts w:ascii="Arial" w:hAnsi="Arial" w:cs="Arial"/>
+        </w:rPr>
+        <w:t xml:space="preserve"> </w:t>
+      </w:r>
+      <w:proofErr w:type="spellStart"/>
+      <w:r>
+        <w:rPr>
+          <w:rFonts w:ascii="Arial" w:hAnsi="Arial" w:cs="Arial"/>
+        </w:rPr>
+        <w:t>arhivare</w:t>
+      </w:r>
+      <w:proofErr w:type="spellEnd"/>
+      <w:r>
+        <w:rPr>
+          <w:rFonts w:ascii="Arial" w:hAnsi="Arial" w:cs="Arial"/>
+        </w:rPr>
+        <w:t xml:space="preserve"> memoria </w:t>
+      </w:r>
+      <w:proofErr w:type="spellStart"/>
+      <w:r>
+        <w:rPr>
+          <w:rFonts w:ascii="Arial" w:hAnsi="Arial" w:cs="Arial"/>
+        </w:rPr>
+        <w:t>fiscala</w:t>
+      </w:r>
+      <w:proofErr w:type="spellEnd"/>
+      <w:r>
+        <w:rPr>
+          <w:rFonts w:ascii="Arial" w:hAnsi="Arial" w:cs="Arial"/>
+        </w:rPr>
+        <w:t xml:space="preserve">, </w:t>
+      </w:r>
+      <w:proofErr w:type="spellStart"/>
+      <w:r>
+        <w:rPr>
+          <w:rFonts w:ascii="Arial" w:hAnsi="Arial" w:cs="Arial"/>
+        </w:rPr>
+        <w:t>jurnalul</w:t>
+      </w:r>
+      <w:proofErr w:type="spellEnd"/>
+      <w:r>
+        <w:rPr>
+          <w:rFonts w:ascii="Arial" w:hAnsi="Arial" w:cs="Arial"/>
+        </w:rPr>
+        <w:t xml:space="preserve"> electronic, carte </w:t>
+      </w:r>
+      <w:proofErr w:type="spellStart"/>
+      <w:r>
+        <w:rPr>
+          <w:rFonts w:ascii="Arial" w:hAnsi="Arial" w:cs="Arial"/>
+        </w:rPr>
+        <w:t>interventie</w:t>
+      </w:r>
+      <w:proofErr w:type="spellEnd"/>
+      <w:r>
+        <w:rPr>
+          <w:rFonts w:ascii="Arial" w:hAnsi="Arial" w:cs="Arial"/>
+        </w:rPr>
+        <w:t xml:space="preserve"> </w:t>
+      </w:r>
+      <w:proofErr w:type="spellStart"/>
+      <w:r>
+        <w:rPr>
+          <w:rFonts w:ascii="Arial" w:hAnsi="Arial" w:cs="Arial"/>
+        </w:rPr>
+        <w:t>si</w:t>
+      </w:r>
+      <w:proofErr w:type="spellEnd"/>
+      <w:r>
+        <w:rPr>
+          <w:rFonts w:ascii="Arial" w:hAnsi="Arial" w:cs="Arial"/>
+        </w:rPr>
+        <w:t xml:space="preserve"> </w:t>
+      </w:r>
+      <w:proofErr w:type="spellStart"/>
+      <w:r>
+        <w:rPr>
+          <w:rFonts w:ascii="Arial" w:hAnsi="Arial" w:cs="Arial"/>
+        </w:rPr>
+        <w:t>registru</w:t>
+      </w:r>
+      <w:proofErr w:type="spellEnd"/>
+      <w:r>
+        <w:rPr>
+          <w:rFonts w:ascii="Arial" w:hAnsi="Arial" w:cs="Arial"/>
+        </w:rPr>
+        <w:t xml:space="preserve"> special.</w:t>
       </w:r>
     </w:p>
     <w:p>
@@ -1204,19 +3313,239 @@
           <w:rFonts w:ascii="Arial" w:hAnsi="Arial" w:cs="Arial"/>
         </w:rPr>
       </w:pPr>
+      <w:proofErr w:type="spellStart"/>
       <w:r>
         <w:rPr>
           <w:rFonts w:ascii="Arial" w:hAnsi="Arial" w:cs="Arial"/>
           <w:b/>
           <w:bCs/>
         </w:rPr>
-        <w:t>Nota:</w:t>
-      </w:r>
-      <w:r>
-        <w:rPr>
-          <w:rFonts w:ascii="Arial" w:hAnsi="Arial" w:cs="Arial"/>
-        </w:rPr>
-        <w:t xml:space="preserve"> Conform OUG 91 din 23.12.2014, Art. 4, alin. (9), operatorul economic {Nume_Firma} este obligat sa asigure pastrarea si arhivarea memoriei fiscale pentru o perioada de 10 ani.</w:t>
+        <w:t>Nota</w:t>
+      </w:r>
+      <w:proofErr w:type="spellEnd"/>
+      <w:r>
+        <w:rPr>
+          <w:rFonts w:ascii="Arial" w:hAnsi="Arial" w:cs="Arial"/>
+          <w:b/>
+          <w:bCs/>
+        </w:rPr>
+        <w:t>:</w:t>
+      </w:r>
+      <w:r>
+        <w:rPr>
+          <w:rFonts w:ascii="Arial" w:hAnsi="Arial" w:cs="Arial"/>
+        </w:rPr>
+        <w:t xml:space="preserve"> Conform OUG 91 din 23.12.2014, Art. 4, </w:t>
+      </w:r>
+      <w:proofErr w:type="spellStart"/>
+      <w:r>
+        <w:rPr>
+          <w:rFonts w:ascii="Arial" w:hAnsi="Arial" w:cs="Arial"/>
+        </w:rPr>
+        <w:t>alin</w:t>
+      </w:r>
+      <w:proofErr w:type="spellEnd"/>
+      <w:r>
+        <w:rPr>
+          <w:rFonts w:ascii="Arial" w:hAnsi="Arial" w:cs="Arial"/>
+        </w:rPr>
+        <w:t xml:space="preserve">. (9), </w:t>
+      </w:r>
+      <w:proofErr w:type="spellStart"/>
+      <w:r>
+        <w:rPr>
+          <w:rFonts w:ascii="Arial" w:hAnsi="Arial" w:cs="Arial"/>
+        </w:rPr>
+        <w:t>operatorul</w:t>
+      </w:r>
+      <w:proofErr w:type="spellEnd"/>
+      <w:r>
+        <w:rPr>
+          <w:rFonts w:ascii="Arial" w:hAnsi="Arial" w:cs="Arial"/>
+        </w:rPr>
+        <w:t xml:space="preserve"> economic {</w:t>
+      </w:r>
+      <w:proofErr w:type="spellStart"/>
+      <w:r>
+        <w:rPr>
+          <w:rFonts w:ascii="Arial" w:hAnsi="Arial" w:cs="Arial"/>
+        </w:rPr>
+        <w:t>Nume_Firma</w:t>
+      </w:r>
+      <w:proofErr w:type="spellEnd"/>
+      <w:r>
+        <w:rPr>
+          <w:rFonts w:ascii="Arial" w:hAnsi="Arial" w:cs="Arial"/>
+        </w:rPr>
+        <w:t xml:space="preserve">} </w:t>
+      </w:r>
+      <w:proofErr w:type="spellStart"/>
+      <w:r>
+        <w:rPr>
+          <w:rFonts w:ascii="Arial" w:hAnsi="Arial" w:cs="Arial"/>
+        </w:rPr>
+        <w:t>este</w:t>
+      </w:r>
+      <w:proofErr w:type="spellEnd"/>
+      <w:r>
+        <w:rPr>
+          <w:rFonts w:ascii="Arial" w:hAnsi="Arial" w:cs="Arial"/>
+        </w:rPr>
+        <w:t xml:space="preserve"> </w:t>
+      </w:r>
+      <w:proofErr w:type="spellStart"/>
+      <w:r>
+        <w:rPr>
+          <w:rFonts w:ascii="Arial" w:hAnsi="Arial" w:cs="Arial"/>
+        </w:rPr>
+        <w:t>obligat</w:t>
+      </w:r>
+      <w:proofErr w:type="spellEnd"/>
+      <w:r>
+        <w:rPr>
+          <w:rFonts w:ascii="Arial" w:hAnsi="Arial" w:cs="Arial"/>
+        </w:rPr>
+        <w:t xml:space="preserve"> </w:t>
+      </w:r>
+      <w:proofErr w:type="spellStart"/>
+      <w:r>
+        <w:rPr>
+          <w:rFonts w:ascii="Arial" w:hAnsi="Arial" w:cs="Arial"/>
+        </w:rPr>
+        <w:t>sa</w:t>
+      </w:r>
+      <w:proofErr w:type="spellEnd"/>
+      <w:r>
+        <w:rPr>
+          <w:rFonts w:ascii="Arial" w:hAnsi="Arial" w:cs="Arial"/>
+        </w:rPr>
+        <w:t xml:space="preserve"> </w:t>
+      </w:r>
+      <w:proofErr w:type="spellStart"/>
+      <w:r>
+        <w:rPr>
+          <w:rFonts w:ascii="Arial" w:hAnsi="Arial" w:cs="Arial"/>
+        </w:rPr>
+        <w:t>asigure</w:t>
+      </w:r>
+      <w:proofErr w:type="spellEnd"/>
+      <w:r>
+        <w:rPr>
+          <w:rFonts w:ascii="Arial" w:hAnsi="Arial" w:cs="Arial"/>
+        </w:rPr>
+        <w:t xml:space="preserve"> </w:t>
+      </w:r>
+      <w:proofErr w:type="spellStart"/>
+      <w:r>
+        <w:rPr>
+          <w:rFonts w:ascii="Arial" w:hAnsi="Arial" w:cs="Arial"/>
+        </w:rPr>
+        <w:t>pastrarea</w:t>
+      </w:r>
+      <w:proofErr w:type="spellEnd"/>
+      <w:r>
+        <w:rPr>
+          <w:rFonts w:ascii="Arial" w:hAnsi="Arial" w:cs="Arial"/>
+        </w:rPr>
+        <w:t xml:space="preserve"> </w:t>
+      </w:r>
+      <w:proofErr w:type="spellStart"/>
+      <w:r>
+        <w:rPr>
+          <w:rFonts w:ascii="Arial" w:hAnsi="Arial" w:cs="Arial"/>
+        </w:rPr>
+        <w:t>si</w:t>
+      </w:r>
+      <w:proofErr w:type="spellEnd"/>
+      <w:r>
+        <w:rPr>
+          <w:rFonts w:ascii="Arial" w:hAnsi="Arial" w:cs="Arial"/>
+        </w:rPr>
+        <w:t xml:space="preserve"> </w:t>
+      </w:r>
+      <w:proofErr w:type="spellStart"/>
+      <w:r>
+        <w:rPr>
+          <w:rFonts w:ascii="Arial" w:hAnsi="Arial" w:cs="Arial"/>
+        </w:rPr>
+        <w:t>arhivarea</w:t>
+      </w:r>
+      <w:proofErr w:type="spellEnd"/>
+      <w:r>
+        <w:rPr>
+          <w:rFonts w:ascii="Arial" w:hAnsi="Arial" w:cs="Arial"/>
+        </w:rPr>
+        <w:t xml:space="preserve"> </w:t>
+      </w:r>
+      <w:proofErr w:type="spellStart"/>
+      <w:r>
+        <w:rPr>
+          <w:rFonts w:ascii="Arial" w:hAnsi="Arial" w:cs="Arial"/>
+        </w:rPr>
+        <w:t>memoriei</w:t>
+      </w:r>
+      <w:proofErr w:type="spellEnd"/>
+      <w:r>
+        <w:rPr>
+          <w:rFonts w:ascii="Arial" w:hAnsi="Arial" w:cs="Arial"/>
+        </w:rPr>
+        <w:t xml:space="preserve"> </w:t>
+      </w:r>
+      <w:proofErr w:type="spellStart"/>
+      <w:r>
+        <w:rPr>
+          <w:rFonts w:ascii="Arial" w:hAnsi="Arial" w:cs="Arial"/>
+        </w:rPr>
+        <w:t>fiscale</w:t>
+      </w:r>
+      <w:proofErr w:type="spellEnd"/>
+      <w:r>
+        <w:rPr>
+          <w:rFonts w:ascii="Arial" w:hAnsi="Arial" w:cs="Arial"/>
+        </w:rPr>
+        <w:t xml:space="preserve"> </w:t>
+      </w:r>
+      <w:proofErr w:type="spellStart"/>
+      <w:r>
+        <w:rPr>
+          <w:rFonts w:ascii="Arial" w:hAnsi="Arial" w:cs="Arial"/>
+        </w:rPr>
+        <w:t>pentru</w:t>
+      </w:r>
+      <w:proofErr w:type="spellEnd"/>
+      <w:r>
+        <w:rPr>
+          <w:rFonts w:ascii="Arial" w:hAnsi="Arial" w:cs="Arial"/>
+        </w:rPr>
+        <w:t xml:space="preserve"> o </w:t>
+      </w:r>
+      <w:proofErr w:type="spellStart"/>
+      <w:r>
+        <w:rPr>
+          <w:rFonts w:ascii="Arial" w:hAnsi="Arial" w:cs="Arial"/>
+        </w:rPr>
+        <w:t>perioada</w:t>
+      </w:r>
+      <w:proofErr w:type="spellEnd"/>
+      <w:r>
+        <w:rPr>
+          <w:rFonts w:ascii="Arial" w:hAnsi="Arial" w:cs="Arial"/>
+        </w:rPr>
+        <w:t xml:space="preserve"> de 10 </w:t>
+      </w:r>
+      <w:proofErr w:type="gramStart"/>
+      <w:r>
+        <w:rPr>
+          <w:rFonts w:ascii="Arial" w:hAnsi="Arial" w:cs="Arial"/>
+        </w:rPr>
+        <w:t>ani</w:t>
+      </w:r>
+      <w:proofErr w:type="gramEnd"/>
+      <w:r>
+        <w:rPr>
+          <w:rFonts w:ascii="Arial" w:hAnsi="Arial" w:cs="Arial"/>
+        </w:rPr>
+        <w:t>.</w:t>
       </w:r>
     </w:p>
     <w:p>
@@ -1287,6 +3616,7 @@
         </w:rPr>
         <w:t xml:space="preserve">     </w:t>
       </w:r>
+      <w:proofErr w:type="gramStart"/>
       <w:r>
         <w:rPr>
           <w:b/>
@@ -1305,6 +3635,7 @@
         </w:rPr>
         <w:t xml:space="preserve">  SERVICE</w:t>
       </w:r>
+      <w:proofErr w:type="gramEnd"/>
       <w:r>
         <w:rPr>
           <w:b/>

--- a/template/pv_defiscalizare.docx
+++ b/template/pv_defiscalizare.docx
@@ -11,7 +11,6 @@
           <w:szCs w:val="40"/>
         </w:rPr>
       </w:pPr>
-      <w:proofErr w:type="gramStart"/>
       <w:r>
         <w:rPr>
           <w:b/>
@@ -36,7 +35,6 @@
         </w:rPr>
         <w:t>VERBAL</w:t>
       </w:r>
-      <w:proofErr w:type="gramEnd"/>
     </w:p>
     <w:p>
       <w:pPr>
@@ -67,7 +65,6 @@
         <w:t xml:space="preserve"> </w:t>
       </w:r>
       <w:proofErr w:type="spellStart"/>
-      <w:proofErr w:type="gramStart"/>
       <w:r>
         <w:rPr>
           <w:rFonts w:ascii="Arial" w:hAnsi="Arial" w:cs="Arial"/>
@@ -91,16 +88,7 @@
           <w:sz w:val="24"/>
           <w:szCs w:val="24"/>
         </w:rPr>
-        <w:t>{</w:t>
-      </w:r>
-      <w:proofErr w:type="gramEnd"/>
-      <w:r>
-        <w:rPr>
-          <w:rFonts w:ascii="Arial" w:hAnsi="Arial" w:cs="Arial"/>
-          <w:sz w:val="24"/>
-          <w:szCs w:val="24"/>
-        </w:rPr>
-        <w:t>Data}</w:t>
+        <w:t>{Data}</w:t>
       </w:r>
       <w:r>
         <w:rPr>
@@ -144,7 +132,6 @@
         <w:t xml:space="preserve"> </w:t>
       </w:r>
       <w:proofErr w:type="spellStart"/>
-      <w:proofErr w:type="gramStart"/>
       <w:r>
         <w:rPr>
           <w:rFonts w:ascii="Arial" w:hAnsi="Arial" w:cs="Arial"/>
@@ -162,33 +149,19 @@
         <w:rPr>
           <w:rFonts w:ascii="Arial" w:hAnsi="Arial" w:cs="Arial"/>
         </w:rPr>
-        <w:t xml:space="preserve"> verbal</w:t>
-      </w:r>
-      <w:proofErr w:type="gramEnd"/>
-      <w:r>
-        <w:rPr>
-          <w:rFonts w:ascii="Arial" w:hAnsi="Arial" w:cs="Arial"/>
-        </w:rPr>
-        <w:t xml:space="preserve"> </w:t>
-      </w:r>
-      <w:r>
-        <w:rPr>
-          <w:rFonts w:ascii="Arial" w:hAnsi="Arial" w:cs="Arial"/>
-        </w:rPr>
-        <w:t xml:space="preserve"> </w:t>
-      </w:r>
-      <w:r>
-        <w:rPr>
-          <w:rFonts w:ascii="Arial" w:hAnsi="Arial" w:cs="Arial"/>
-        </w:rPr>
-        <w:t>s-</w:t>
-      </w:r>
-      <w:proofErr w:type="gramStart"/>
-      <w:r>
-        <w:rPr>
-          <w:rFonts w:ascii="Arial" w:hAnsi="Arial" w:cs="Arial"/>
-        </w:rPr>
-        <w:t>a</w:t>
+        <w:t xml:space="preserve"> verbal </w:t>
+      </w:r>
+      <w:r>
+        <w:rPr>
+          <w:rFonts w:ascii="Arial" w:hAnsi="Arial" w:cs="Arial"/>
+        </w:rPr>
+        <w:t xml:space="preserve"> </w:t>
+      </w:r>
+      <w:r>
+        <w:rPr>
+          <w:rFonts w:ascii="Arial" w:hAnsi="Arial" w:cs="Arial"/>
+        </w:rPr>
+        <w:t>s-a</w:t>
       </w:r>
       <w:r>
         <w:rPr>
@@ -210,25 +183,17 @@
         <w:t>intocmit</w:t>
       </w:r>
       <w:proofErr w:type="spellEnd"/>
-      <w:proofErr w:type="gramEnd"/>
-      <w:r>
-        <w:rPr>
-          <w:rFonts w:ascii="Arial" w:hAnsi="Arial" w:cs="Arial"/>
-        </w:rPr>
-        <w:t xml:space="preserve"> </w:t>
-      </w:r>
-      <w:r>
-        <w:rPr>
-          <w:rFonts w:ascii="Arial" w:hAnsi="Arial" w:cs="Arial"/>
-        </w:rPr>
-        <w:t xml:space="preserve"> </w:t>
-      </w:r>
-      <w:proofErr w:type="gramStart"/>
-      <w:r>
-        <w:rPr>
-          <w:rFonts w:ascii="Arial" w:hAnsi="Arial" w:cs="Arial"/>
-        </w:rPr>
-        <w:t xml:space="preserve">in </w:t>
+      <w:r>
+        <w:rPr>
+          <w:rFonts w:ascii="Arial" w:hAnsi="Arial" w:cs="Arial"/>
+        </w:rPr>
+        <w:t xml:space="preserve"> </w:t>
+      </w:r>
+      <w:r>
+        <w:rPr>
+          <w:rFonts w:ascii="Arial" w:hAnsi="Arial" w:cs="Arial"/>
+        </w:rPr>
+        <w:t xml:space="preserve"> in </w:t>
       </w:r>
       <w:r>
         <w:rPr>
@@ -244,7 +209,6 @@
         <w:t>baza</w:t>
       </w:r>
       <w:proofErr w:type="spellEnd"/>
-      <w:proofErr w:type="gramEnd"/>
       <w:r>
         <w:rPr>
           <w:rFonts w:ascii="Arial" w:hAnsi="Arial" w:cs="Arial"/>
@@ -269,14 +233,281 @@
         <w:rPr>
           <w:rFonts w:ascii="Arial" w:hAnsi="Arial" w:cs="Arial"/>
         </w:rPr>
-        <w:t xml:space="preserve"> 5, a HG nr.</w:t>
-      </w:r>
-      <w:proofErr w:type="gramStart"/>
-      <w:r>
-        <w:rPr>
-          <w:rFonts w:ascii="Arial" w:hAnsi="Arial" w:cs="Arial"/>
-        </w:rPr>
-        <w:t xml:space="preserve">479 </w:t>
+        <w:t xml:space="preserve"> 5, a HG nr.479 </w:t>
+      </w:r>
+      <w:r>
+        <w:rPr>
+          <w:rFonts w:ascii="Arial" w:hAnsi="Arial" w:cs="Arial"/>
+        </w:rPr>
+        <w:t xml:space="preserve"> </w:t>
+      </w:r>
+      <w:r>
+        <w:rPr>
+          <w:rFonts w:ascii="Arial" w:hAnsi="Arial" w:cs="Arial"/>
+        </w:rPr>
+        <w:t xml:space="preserve">din 18 </w:t>
+      </w:r>
+      <w:proofErr w:type="spellStart"/>
+      <w:r>
+        <w:rPr>
+          <w:rFonts w:ascii="Arial" w:hAnsi="Arial" w:cs="Arial"/>
+        </w:rPr>
+        <w:t>aprilie</w:t>
+      </w:r>
+      <w:proofErr w:type="spellEnd"/>
+      <w:r>
+        <w:rPr>
+          <w:rFonts w:ascii="Arial" w:hAnsi="Arial" w:cs="Arial"/>
+        </w:rPr>
+        <w:t xml:space="preserve"> 2003,</w:t>
+      </w:r>
+      <w:r>
+        <w:rPr>
+          <w:rFonts w:ascii="Arial" w:hAnsi="Arial" w:cs="Arial"/>
+        </w:rPr>
+        <w:t xml:space="preserve"> </w:t>
+      </w:r>
+      <w:r>
+        <w:rPr>
+          <w:rFonts w:ascii="Arial" w:hAnsi="Arial" w:cs="Arial"/>
+        </w:rPr>
+        <w:t xml:space="preserve"> </w:t>
+      </w:r>
+      <w:proofErr w:type="spellStart"/>
+      <w:r>
+        <w:rPr>
+          <w:rFonts w:ascii="Arial" w:hAnsi="Arial" w:cs="Arial"/>
+        </w:rPr>
+        <w:t>republicat</w:t>
+      </w:r>
+      <w:proofErr w:type="spellEnd"/>
+      <w:r>
+        <w:rPr>
+          <w:rFonts w:ascii="Arial" w:hAnsi="Arial" w:cs="Arial"/>
+        </w:rPr>
+        <w:t xml:space="preserve">, </w:t>
+      </w:r>
+      <w:r>
+        <w:rPr>
+          <w:rFonts w:ascii="Arial" w:hAnsi="Arial" w:cs="Arial"/>
+        </w:rPr>
+        <w:t xml:space="preserve"> </w:t>
+      </w:r>
+      <w:proofErr w:type="spellStart"/>
+      <w:r>
+        <w:rPr>
+          <w:rFonts w:ascii="Arial" w:hAnsi="Arial" w:cs="Arial"/>
+        </w:rPr>
+        <w:t>privind</w:t>
+      </w:r>
+      <w:proofErr w:type="spellEnd"/>
+      <w:r>
+        <w:rPr>
+          <w:rFonts w:ascii="Arial" w:hAnsi="Arial" w:cs="Arial"/>
+        </w:rPr>
+        <w:t xml:space="preserve"> </w:t>
+      </w:r>
+      <w:proofErr w:type="spellStart"/>
+      <w:r>
+        <w:rPr>
+          <w:rFonts w:ascii="Arial" w:hAnsi="Arial" w:cs="Arial"/>
+        </w:rPr>
+        <w:t>aprobarea</w:t>
+      </w:r>
+      <w:proofErr w:type="spellEnd"/>
+      <w:r>
+        <w:rPr>
+          <w:rFonts w:ascii="Arial" w:hAnsi="Arial" w:cs="Arial"/>
+        </w:rPr>
+        <w:t xml:space="preserve"> </w:t>
+      </w:r>
+      <w:r>
+        <w:rPr>
+          <w:rFonts w:ascii="Arial" w:hAnsi="Arial" w:cs="Arial"/>
+        </w:rPr>
+        <w:t xml:space="preserve"> </w:t>
+      </w:r>
+      <w:proofErr w:type="spellStart"/>
+      <w:r>
+        <w:rPr>
+          <w:rFonts w:ascii="Arial" w:hAnsi="Arial" w:cs="Arial"/>
+        </w:rPr>
+        <w:t>Normelor</w:t>
+      </w:r>
+      <w:proofErr w:type="spellEnd"/>
+      <w:r>
+        <w:rPr>
+          <w:rFonts w:ascii="Arial" w:hAnsi="Arial" w:cs="Arial"/>
+        </w:rPr>
+        <w:t xml:space="preserve"> </w:t>
+      </w:r>
+      <w:r>
+        <w:rPr>
+          <w:rFonts w:ascii="Arial" w:hAnsi="Arial" w:cs="Arial"/>
+        </w:rPr>
+        <w:t xml:space="preserve"> </w:t>
+      </w:r>
+      <w:proofErr w:type="spellStart"/>
+      <w:r>
+        <w:rPr>
+          <w:rFonts w:ascii="Arial" w:hAnsi="Arial" w:cs="Arial"/>
+        </w:rPr>
+        <w:t>metodologice</w:t>
+      </w:r>
+      <w:proofErr w:type="spellEnd"/>
+      <w:r>
+        <w:rPr>
+          <w:rFonts w:ascii="Arial" w:hAnsi="Arial" w:cs="Arial"/>
+        </w:rPr>
+        <w:t xml:space="preserve"> de </w:t>
+      </w:r>
+      <w:proofErr w:type="spellStart"/>
+      <w:r>
+        <w:rPr>
+          <w:rFonts w:ascii="Arial" w:hAnsi="Arial" w:cs="Arial"/>
+        </w:rPr>
+        <w:t>aplicarea</w:t>
+      </w:r>
+      <w:proofErr w:type="spellEnd"/>
+      <w:r>
+        <w:rPr>
+          <w:rFonts w:ascii="Arial" w:hAnsi="Arial" w:cs="Arial"/>
+        </w:rPr>
+        <w:t xml:space="preserve"> </w:t>
+      </w:r>
+      <w:r>
+        <w:rPr>
+          <w:rFonts w:ascii="Arial" w:hAnsi="Arial" w:cs="Arial"/>
+        </w:rPr>
+        <w:t xml:space="preserve"> </w:t>
+      </w:r>
+      <w:proofErr w:type="spellStart"/>
+      <w:r>
+        <w:rPr>
+          <w:rFonts w:ascii="Arial" w:hAnsi="Arial" w:cs="Arial"/>
+        </w:rPr>
+        <w:t>Ordonantei</w:t>
+      </w:r>
+      <w:proofErr w:type="spellEnd"/>
+      <w:r>
+        <w:rPr>
+          <w:rFonts w:ascii="Arial" w:hAnsi="Arial" w:cs="Arial"/>
+        </w:rPr>
+        <w:t xml:space="preserve"> </w:t>
+      </w:r>
+      <w:r>
+        <w:rPr>
+          <w:rFonts w:ascii="Arial" w:hAnsi="Arial" w:cs="Arial"/>
+        </w:rPr>
+        <w:t xml:space="preserve"> </w:t>
+      </w:r>
+      <w:r>
+        <w:rPr>
+          <w:rFonts w:ascii="Arial" w:hAnsi="Arial" w:cs="Arial"/>
+        </w:rPr>
+        <w:t>de</w:t>
+      </w:r>
+      <w:r>
+        <w:rPr>
+          <w:rFonts w:ascii="Arial" w:hAnsi="Arial" w:cs="Arial"/>
+        </w:rPr>
+        <w:t xml:space="preserve"> </w:t>
+      </w:r>
+      <w:r>
+        <w:rPr>
+          <w:rFonts w:ascii="Arial" w:hAnsi="Arial" w:cs="Arial"/>
+        </w:rPr>
+        <w:t xml:space="preserve"> </w:t>
+      </w:r>
+      <w:proofErr w:type="spellStart"/>
+      <w:r>
+        <w:rPr>
+          <w:rFonts w:ascii="Arial" w:hAnsi="Arial" w:cs="Arial"/>
+        </w:rPr>
+        <w:t>urgenta</w:t>
+      </w:r>
+      <w:proofErr w:type="spellEnd"/>
+      <w:r>
+        <w:rPr>
+          <w:rFonts w:ascii="Arial" w:hAnsi="Arial" w:cs="Arial"/>
+        </w:rPr>
+        <w:t xml:space="preserve"> </w:t>
+      </w:r>
+      <w:r>
+        <w:rPr>
+          <w:rFonts w:ascii="Arial" w:hAnsi="Arial" w:cs="Arial"/>
+        </w:rPr>
+        <w:t xml:space="preserve"> a</w:t>
+      </w:r>
+      <w:r>
+        <w:rPr>
+          <w:rFonts w:ascii="Arial" w:hAnsi="Arial" w:cs="Arial"/>
+        </w:rPr>
+        <w:t xml:space="preserve"> </w:t>
+      </w:r>
+      <w:r>
+        <w:rPr>
+          <w:rFonts w:ascii="Arial" w:hAnsi="Arial" w:cs="Arial"/>
+        </w:rPr>
+        <w:t xml:space="preserve"> </w:t>
+      </w:r>
+      <w:proofErr w:type="spellStart"/>
+      <w:r>
+        <w:rPr>
+          <w:rFonts w:ascii="Arial" w:hAnsi="Arial" w:cs="Arial"/>
+        </w:rPr>
+        <w:t>Guvernului</w:t>
+      </w:r>
+      <w:proofErr w:type="spellEnd"/>
+      <w:r>
+        <w:rPr>
+          <w:rFonts w:ascii="Arial" w:hAnsi="Arial" w:cs="Arial"/>
+        </w:rPr>
+        <w:t xml:space="preserve"> </w:t>
+      </w:r>
+      <w:r>
+        <w:rPr>
+          <w:rFonts w:ascii="Arial" w:hAnsi="Arial" w:cs="Arial"/>
+        </w:rPr>
+        <w:t xml:space="preserve"> </w:t>
+      </w:r>
+      <w:r>
+        <w:rPr>
+          <w:rFonts w:ascii="Arial" w:hAnsi="Arial" w:cs="Arial"/>
+        </w:rPr>
+        <w:t xml:space="preserve">nr.28/1999 </w:t>
+      </w:r>
+      <w:r>
+        <w:rPr>
+          <w:rFonts w:ascii="Arial" w:hAnsi="Arial" w:cs="Arial"/>
+        </w:rPr>
+        <w:t xml:space="preserve"> </w:t>
+      </w:r>
+      <w:proofErr w:type="spellStart"/>
+      <w:r>
+        <w:rPr>
+          <w:rFonts w:ascii="Arial" w:hAnsi="Arial" w:cs="Arial"/>
+        </w:rPr>
+        <w:t>si</w:t>
+      </w:r>
+      <w:proofErr w:type="spellEnd"/>
+      <w:r>
+        <w:rPr>
+          <w:rFonts w:ascii="Arial" w:hAnsi="Arial" w:cs="Arial"/>
+        </w:rPr>
+        <w:t xml:space="preserve"> </w:t>
+      </w:r>
+      <w:r>
+        <w:rPr>
+          <w:rFonts w:ascii="Arial" w:hAnsi="Arial" w:cs="Arial"/>
+        </w:rPr>
+        <w:t xml:space="preserve"> </w:t>
+      </w:r>
+      <w:r>
+        <w:rPr>
+          <w:rFonts w:ascii="Arial" w:hAnsi="Arial" w:cs="Arial"/>
+        </w:rPr>
+        <w:t xml:space="preserve">OUG 91/2014 </w:t>
       </w:r>
       <w:r>
         <w:rPr>
@@ -290,59 +521,141 @@
         </w:rPr>
         <w:t>din</w:t>
       </w:r>
-      <w:proofErr w:type="gramEnd"/>
-      <w:r>
-        <w:rPr>
-          <w:rFonts w:ascii="Arial" w:hAnsi="Arial" w:cs="Arial"/>
-        </w:rPr>
-        <w:t xml:space="preserve"> 18 </w:t>
-      </w:r>
-      <w:proofErr w:type="spellStart"/>
-      <w:r>
-        <w:rPr>
-          <w:rFonts w:ascii="Arial" w:hAnsi="Arial" w:cs="Arial"/>
-        </w:rPr>
-        <w:t>aprilie</w:t>
-      </w:r>
-      <w:proofErr w:type="spellEnd"/>
-      <w:r>
-        <w:rPr>
-          <w:rFonts w:ascii="Arial" w:hAnsi="Arial" w:cs="Arial"/>
-        </w:rPr>
-        <w:t xml:space="preserve"> </w:t>
-      </w:r>
-      <w:proofErr w:type="gramStart"/>
-      <w:r>
-        <w:rPr>
-          <w:rFonts w:ascii="Arial" w:hAnsi="Arial" w:cs="Arial"/>
-        </w:rPr>
-        <w:t>2003,</w:t>
-      </w:r>
-      <w:r>
-        <w:rPr>
-          <w:rFonts w:ascii="Arial" w:hAnsi="Arial" w:cs="Arial"/>
-        </w:rPr>
-        <w:t xml:space="preserve"> </w:t>
-      </w:r>
-      <w:r>
-        <w:rPr>
-          <w:rFonts w:ascii="Arial" w:hAnsi="Arial" w:cs="Arial"/>
-        </w:rPr>
-        <w:t xml:space="preserve"> </w:t>
-      </w:r>
-      <w:proofErr w:type="spellStart"/>
-      <w:r>
-        <w:rPr>
-          <w:rFonts w:ascii="Arial" w:hAnsi="Arial" w:cs="Arial"/>
-        </w:rPr>
-        <w:t>republicat</w:t>
-      </w:r>
-      <w:proofErr w:type="spellEnd"/>
-      <w:r>
-        <w:rPr>
-          <w:rFonts w:ascii="Arial" w:hAnsi="Arial" w:cs="Arial"/>
-        </w:rPr>
-        <w:t xml:space="preserve">, </w:t>
+      <w:r>
+        <w:rPr>
+          <w:rFonts w:ascii="Arial" w:hAnsi="Arial" w:cs="Arial"/>
+        </w:rPr>
+        <w:t xml:space="preserve"> </w:t>
+      </w:r>
+      <w:r>
+        <w:rPr>
+          <w:rFonts w:ascii="Arial" w:hAnsi="Arial" w:cs="Arial"/>
+        </w:rPr>
+        <w:t xml:space="preserve"> 31 </w:t>
+      </w:r>
+      <w:proofErr w:type="spellStart"/>
+      <w:r>
+        <w:rPr>
+          <w:rFonts w:ascii="Arial" w:hAnsi="Arial" w:cs="Arial"/>
+        </w:rPr>
+        <w:t>decembrie</w:t>
+      </w:r>
+      <w:proofErr w:type="spellEnd"/>
+      <w:r>
+        <w:rPr>
+          <w:rFonts w:ascii="Arial" w:hAnsi="Arial" w:cs="Arial"/>
+        </w:rPr>
+        <w:t xml:space="preserve"> </w:t>
+      </w:r>
+      <w:r>
+        <w:rPr>
+          <w:rFonts w:ascii="Arial" w:hAnsi="Arial" w:cs="Arial"/>
+        </w:rPr>
+        <w:t xml:space="preserve"> </w:t>
+      </w:r>
+      <w:r>
+        <w:rPr>
+          <w:rFonts w:ascii="Arial" w:hAnsi="Arial" w:cs="Arial"/>
+        </w:rPr>
+        <w:t xml:space="preserve">2014 </w:t>
+      </w:r>
+      <w:r>
+        <w:rPr>
+          <w:rFonts w:ascii="Arial" w:hAnsi="Arial" w:cs="Arial"/>
+        </w:rPr>
+        <w:t xml:space="preserve"> </w:t>
+      </w:r>
+      <w:proofErr w:type="spellStart"/>
+      <w:r>
+        <w:rPr>
+          <w:rFonts w:ascii="Arial" w:hAnsi="Arial" w:cs="Arial"/>
+        </w:rPr>
+        <w:t>pentru</w:t>
+      </w:r>
+      <w:proofErr w:type="spellEnd"/>
+      <w:r>
+        <w:rPr>
+          <w:rFonts w:ascii="Arial" w:hAnsi="Arial" w:cs="Arial"/>
+        </w:rPr>
+        <w:t xml:space="preserve"> </w:t>
+      </w:r>
+      <w:r>
+        <w:rPr>
+          <w:rFonts w:ascii="Arial" w:hAnsi="Arial" w:cs="Arial"/>
+        </w:rPr>
+        <w:t xml:space="preserve"> </w:t>
+      </w:r>
+      <w:proofErr w:type="spellStart"/>
+      <w:r>
+        <w:rPr>
+          <w:rFonts w:ascii="Arial" w:hAnsi="Arial" w:cs="Arial"/>
+        </w:rPr>
+        <w:t>modificarea</w:t>
+      </w:r>
+      <w:proofErr w:type="spellEnd"/>
+      <w:r>
+        <w:rPr>
+          <w:rFonts w:ascii="Arial" w:hAnsi="Arial" w:cs="Arial"/>
+        </w:rPr>
+        <w:t xml:space="preserve"> </w:t>
+      </w:r>
+      <w:r>
+        <w:rPr>
+          <w:rFonts w:ascii="Arial" w:hAnsi="Arial" w:cs="Arial"/>
+        </w:rPr>
+        <w:t xml:space="preserve"> </w:t>
+      </w:r>
+      <w:proofErr w:type="spellStart"/>
+      <w:r>
+        <w:rPr>
+          <w:rFonts w:ascii="Arial" w:hAnsi="Arial" w:cs="Arial"/>
+        </w:rPr>
+        <w:t>si</w:t>
+      </w:r>
+      <w:proofErr w:type="spellEnd"/>
+      <w:r>
+        <w:rPr>
+          <w:rFonts w:ascii="Arial" w:hAnsi="Arial" w:cs="Arial"/>
+        </w:rPr>
+        <w:t xml:space="preserve"> </w:t>
+      </w:r>
+      <w:r>
+        <w:rPr>
+          <w:rFonts w:ascii="Arial" w:hAnsi="Arial" w:cs="Arial"/>
+        </w:rPr>
+        <w:t xml:space="preserve"> </w:t>
+      </w:r>
+      <w:proofErr w:type="spellStart"/>
+      <w:r>
+        <w:rPr>
+          <w:rFonts w:ascii="Arial" w:hAnsi="Arial" w:cs="Arial"/>
+        </w:rPr>
+        <w:t>completarea</w:t>
+      </w:r>
+      <w:proofErr w:type="spellEnd"/>
+      <w:r>
+        <w:rPr>
+          <w:rFonts w:ascii="Arial" w:hAnsi="Arial" w:cs="Arial"/>
+        </w:rPr>
+        <w:t xml:space="preserve"> </w:t>
+      </w:r>
+      <w:r>
+        <w:rPr>
+          <w:rFonts w:ascii="Arial" w:hAnsi="Arial" w:cs="Arial"/>
+        </w:rPr>
+        <w:t xml:space="preserve"> </w:t>
+      </w:r>
+      <w:r>
+        <w:rPr>
+          <w:rFonts w:ascii="Arial" w:hAnsi="Arial" w:cs="Arial"/>
+        </w:rPr>
+        <w:t>OUG 28/1999</w:t>
+      </w:r>
+      <w:r>
+        <w:rPr>
+          <w:rFonts w:ascii="Arial" w:hAnsi="Arial" w:cs="Arial"/>
+        </w:rPr>
+        <w:t xml:space="preserve"> </w:t>
       </w:r>
       <w:r>
         <w:rPr>
@@ -358,441 +671,19 @@
         <w:t>privind</w:t>
       </w:r>
       <w:proofErr w:type="spellEnd"/>
-      <w:proofErr w:type="gramEnd"/>
-      <w:r>
-        <w:rPr>
-          <w:rFonts w:ascii="Arial" w:hAnsi="Arial" w:cs="Arial"/>
-        </w:rPr>
-        <w:t xml:space="preserve"> </w:t>
-      </w:r>
-      <w:proofErr w:type="spellStart"/>
-      <w:proofErr w:type="gramStart"/>
-      <w:r>
-        <w:rPr>
-          <w:rFonts w:ascii="Arial" w:hAnsi="Arial" w:cs="Arial"/>
-        </w:rPr>
-        <w:t>aprobarea</w:t>
-      </w:r>
-      <w:proofErr w:type="spellEnd"/>
-      <w:r>
-        <w:rPr>
-          <w:rFonts w:ascii="Arial" w:hAnsi="Arial" w:cs="Arial"/>
-        </w:rPr>
-        <w:t xml:space="preserve"> </w:t>
-      </w:r>
-      <w:r>
-        <w:rPr>
-          <w:rFonts w:ascii="Arial" w:hAnsi="Arial" w:cs="Arial"/>
-        </w:rPr>
-        <w:t xml:space="preserve"> </w:t>
-      </w:r>
-      <w:proofErr w:type="spellStart"/>
-      <w:r>
-        <w:rPr>
-          <w:rFonts w:ascii="Arial" w:hAnsi="Arial" w:cs="Arial"/>
-        </w:rPr>
-        <w:t>Normelor</w:t>
-      </w:r>
-      <w:proofErr w:type="spellEnd"/>
-      <w:proofErr w:type="gramEnd"/>
-      <w:r>
-        <w:rPr>
-          <w:rFonts w:ascii="Arial" w:hAnsi="Arial" w:cs="Arial"/>
-        </w:rPr>
-        <w:t xml:space="preserve"> </w:t>
-      </w:r>
-      <w:r>
-        <w:rPr>
-          <w:rFonts w:ascii="Arial" w:hAnsi="Arial" w:cs="Arial"/>
-        </w:rPr>
-        <w:t xml:space="preserve"> </w:t>
-      </w:r>
-      <w:proofErr w:type="spellStart"/>
-      <w:r>
-        <w:rPr>
-          <w:rFonts w:ascii="Arial" w:hAnsi="Arial" w:cs="Arial"/>
-        </w:rPr>
-        <w:t>metodologice</w:t>
-      </w:r>
-      <w:proofErr w:type="spellEnd"/>
-      <w:r>
-        <w:rPr>
-          <w:rFonts w:ascii="Arial" w:hAnsi="Arial" w:cs="Arial"/>
-        </w:rPr>
-        <w:t xml:space="preserve"> de </w:t>
-      </w:r>
-      <w:proofErr w:type="spellStart"/>
-      <w:proofErr w:type="gramStart"/>
-      <w:r>
-        <w:rPr>
-          <w:rFonts w:ascii="Arial" w:hAnsi="Arial" w:cs="Arial"/>
-        </w:rPr>
-        <w:t>aplicarea</w:t>
-      </w:r>
-      <w:proofErr w:type="spellEnd"/>
-      <w:r>
-        <w:rPr>
-          <w:rFonts w:ascii="Arial" w:hAnsi="Arial" w:cs="Arial"/>
-        </w:rPr>
-        <w:t xml:space="preserve"> </w:t>
-      </w:r>
-      <w:r>
-        <w:rPr>
-          <w:rFonts w:ascii="Arial" w:hAnsi="Arial" w:cs="Arial"/>
-        </w:rPr>
-        <w:t xml:space="preserve"> </w:t>
-      </w:r>
-      <w:proofErr w:type="spellStart"/>
-      <w:r>
-        <w:rPr>
-          <w:rFonts w:ascii="Arial" w:hAnsi="Arial" w:cs="Arial"/>
-        </w:rPr>
-        <w:t>Ordonantei</w:t>
-      </w:r>
-      <w:proofErr w:type="spellEnd"/>
-      <w:proofErr w:type="gramEnd"/>
-      <w:r>
-        <w:rPr>
-          <w:rFonts w:ascii="Arial" w:hAnsi="Arial" w:cs="Arial"/>
-        </w:rPr>
-        <w:t xml:space="preserve"> </w:t>
-      </w:r>
-      <w:r>
-        <w:rPr>
-          <w:rFonts w:ascii="Arial" w:hAnsi="Arial" w:cs="Arial"/>
-        </w:rPr>
-        <w:t xml:space="preserve"> </w:t>
-      </w:r>
-      <w:proofErr w:type="gramStart"/>
-      <w:r>
-        <w:rPr>
-          <w:rFonts w:ascii="Arial" w:hAnsi="Arial" w:cs="Arial"/>
-        </w:rPr>
-        <w:t>de</w:t>
-      </w:r>
-      <w:r>
-        <w:rPr>
-          <w:rFonts w:ascii="Arial" w:hAnsi="Arial" w:cs="Arial"/>
-        </w:rPr>
-        <w:t xml:space="preserve"> </w:t>
-      </w:r>
-      <w:r>
-        <w:rPr>
-          <w:rFonts w:ascii="Arial" w:hAnsi="Arial" w:cs="Arial"/>
-        </w:rPr>
-        <w:t xml:space="preserve"> </w:t>
-      </w:r>
-      <w:proofErr w:type="spellStart"/>
-      <w:r>
-        <w:rPr>
-          <w:rFonts w:ascii="Arial" w:hAnsi="Arial" w:cs="Arial"/>
-        </w:rPr>
-        <w:t>urgenta</w:t>
-      </w:r>
-      <w:proofErr w:type="spellEnd"/>
-      <w:proofErr w:type="gramEnd"/>
-      <w:r>
-        <w:rPr>
-          <w:rFonts w:ascii="Arial" w:hAnsi="Arial" w:cs="Arial"/>
-        </w:rPr>
-        <w:t xml:space="preserve"> </w:t>
-      </w:r>
-      <w:r>
-        <w:rPr>
-          <w:rFonts w:ascii="Arial" w:hAnsi="Arial" w:cs="Arial"/>
-        </w:rPr>
-        <w:t xml:space="preserve"> </w:t>
-      </w:r>
-      <w:proofErr w:type="gramStart"/>
-      <w:r>
-        <w:rPr>
-          <w:rFonts w:ascii="Arial" w:hAnsi="Arial" w:cs="Arial"/>
-        </w:rPr>
-        <w:t>a</w:t>
-      </w:r>
-      <w:r>
-        <w:rPr>
-          <w:rFonts w:ascii="Arial" w:hAnsi="Arial" w:cs="Arial"/>
-        </w:rPr>
-        <w:t xml:space="preserve"> </w:t>
-      </w:r>
-      <w:r>
-        <w:rPr>
-          <w:rFonts w:ascii="Arial" w:hAnsi="Arial" w:cs="Arial"/>
-        </w:rPr>
-        <w:t xml:space="preserve"> </w:t>
-      </w:r>
-      <w:proofErr w:type="spellStart"/>
-      <w:r>
-        <w:rPr>
-          <w:rFonts w:ascii="Arial" w:hAnsi="Arial" w:cs="Arial"/>
-        </w:rPr>
-        <w:t>Guvernului</w:t>
-      </w:r>
-      <w:proofErr w:type="spellEnd"/>
-      <w:proofErr w:type="gramEnd"/>
-      <w:r>
-        <w:rPr>
-          <w:rFonts w:ascii="Arial" w:hAnsi="Arial" w:cs="Arial"/>
-        </w:rPr>
-        <w:t xml:space="preserve"> </w:t>
-      </w:r>
-      <w:r>
-        <w:rPr>
-          <w:rFonts w:ascii="Arial" w:hAnsi="Arial" w:cs="Arial"/>
-        </w:rPr>
-        <w:t xml:space="preserve"> </w:t>
-      </w:r>
-      <w:r>
-        <w:rPr>
-          <w:rFonts w:ascii="Arial" w:hAnsi="Arial" w:cs="Arial"/>
-        </w:rPr>
-        <w:t>nr.28/</w:t>
-      </w:r>
-      <w:proofErr w:type="gramStart"/>
-      <w:r>
-        <w:rPr>
-          <w:rFonts w:ascii="Arial" w:hAnsi="Arial" w:cs="Arial"/>
-        </w:rPr>
-        <w:t xml:space="preserve">1999 </w:t>
-      </w:r>
-      <w:r>
-        <w:rPr>
-          <w:rFonts w:ascii="Arial" w:hAnsi="Arial" w:cs="Arial"/>
-        </w:rPr>
-        <w:t xml:space="preserve"> </w:t>
-      </w:r>
-      <w:proofErr w:type="spellStart"/>
-      <w:r>
-        <w:rPr>
-          <w:rFonts w:ascii="Arial" w:hAnsi="Arial" w:cs="Arial"/>
-        </w:rPr>
-        <w:t>si</w:t>
-      </w:r>
-      <w:proofErr w:type="spellEnd"/>
-      <w:proofErr w:type="gramEnd"/>
-      <w:r>
-        <w:rPr>
-          <w:rFonts w:ascii="Arial" w:hAnsi="Arial" w:cs="Arial"/>
-        </w:rPr>
-        <w:t xml:space="preserve"> </w:t>
-      </w:r>
-      <w:r>
-        <w:rPr>
-          <w:rFonts w:ascii="Arial" w:hAnsi="Arial" w:cs="Arial"/>
-        </w:rPr>
-        <w:t xml:space="preserve"> </w:t>
-      </w:r>
-      <w:r>
-        <w:rPr>
-          <w:rFonts w:ascii="Arial" w:hAnsi="Arial" w:cs="Arial"/>
-        </w:rPr>
-        <w:t>OUG 91/</w:t>
-      </w:r>
-      <w:proofErr w:type="gramStart"/>
-      <w:r>
-        <w:rPr>
-          <w:rFonts w:ascii="Arial" w:hAnsi="Arial" w:cs="Arial"/>
-        </w:rPr>
-        <w:t xml:space="preserve">2014 </w:t>
-      </w:r>
-      <w:r>
-        <w:rPr>
-          <w:rFonts w:ascii="Arial" w:hAnsi="Arial" w:cs="Arial"/>
-        </w:rPr>
-        <w:t xml:space="preserve"> </w:t>
-      </w:r>
-      <w:r>
-        <w:rPr>
-          <w:rFonts w:ascii="Arial" w:hAnsi="Arial" w:cs="Arial"/>
-        </w:rPr>
-        <w:t>din</w:t>
-      </w:r>
-      <w:proofErr w:type="gramEnd"/>
-      <w:r>
-        <w:rPr>
-          <w:rFonts w:ascii="Arial" w:hAnsi="Arial" w:cs="Arial"/>
-        </w:rPr>
-        <w:t xml:space="preserve"> </w:t>
-      </w:r>
-      <w:r>
-        <w:rPr>
-          <w:rFonts w:ascii="Arial" w:hAnsi="Arial" w:cs="Arial"/>
-        </w:rPr>
-        <w:t xml:space="preserve"> 31 </w:t>
-      </w:r>
-      <w:proofErr w:type="spellStart"/>
-      <w:proofErr w:type="gramStart"/>
-      <w:r>
-        <w:rPr>
-          <w:rFonts w:ascii="Arial" w:hAnsi="Arial" w:cs="Arial"/>
-        </w:rPr>
-        <w:t>decembrie</w:t>
-      </w:r>
-      <w:proofErr w:type="spellEnd"/>
-      <w:r>
-        <w:rPr>
-          <w:rFonts w:ascii="Arial" w:hAnsi="Arial" w:cs="Arial"/>
-        </w:rPr>
-        <w:t xml:space="preserve"> </w:t>
-      </w:r>
-      <w:r>
-        <w:rPr>
-          <w:rFonts w:ascii="Arial" w:hAnsi="Arial" w:cs="Arial"/>
-        </w:rPr>
-        <w:t xml:space="preserve"> </w:t>
-      </w:r>
-      <w:r>
-        <w:rPr>
-          <w:rFonts w:ascii="Arial" w:hAnsi="Arial" w:cs="Arial"/>
-        </w:rPr>
-        <w:t>2014</w:t>
-      </w:r>
-      <w:proofErr w:type="gramEnd"/>
-      <w:r>
-        <w:rPr>
-          <w:rFonts w:ascii="Arial" w:hAnsi="Arial" w:cs="Arial"/>
-        </w:rPr>
-        <w:t xml:space="preserve"> </w:t>
-      </w:r>
-      <w:r>
-        <w:rPr>
-          <w:rFonts w:ascii="Arial" w:hAnsi="Arial" w:cs="Arial"/>
-        </w:rPr>
-        <w:t xml:space="preserve"> </w:t>
-      </w:r>
-      <w:proofErr w:type="spellStart"/>
-      <w:proofErr w:type="gramStart"/>
-      <w:r>
-        <w:rPr>
-          <w:rFonts w:ascii="Arial" w:hAnsi="Arial" w:cs="Arial"/>
-        </w:rPr>
-        <w:t>pentru</w:t>
-      </w:r>
-      <w:proofErr w:type="spellEnd"/>
-      <w:r>
-        <w:rPr>
-          <w:rFonts w:ascii="Arial" w:hAnsi="Arial" w:cs="Arial"/>
-        </w:rPr>
-        <w:t xml:space="preserve"> </w:t>
-      </w:r>
-      <w:r>
-        <w:rPr>
-          <w:rFonts w:ascii="Arial" w:hAnsi="Arial" w:cs="Arial"/>
-        </w:rPr>
-        <w:t xml:space="preserve"> </w:t>
-      </w:r>
-      <w:proofErr w:type="spellStart"/>
-      <w:r>
-        <w:rPr>
-          <w:rFonts w:ascii="Arial" w:hAnsi="Arial" w:cs="Arial"/>
-        </w:rPr>
-        <w:t>modificarea</w:t>
-      </w:r>
-      <w:proofErr w:type="spellEnd"/>
-      <w:proofErr w:type="gramEnd"/>
-      <w:r>
-        <w:rPr>
-          <w:rFonts w:ascii="Arial" w:hAnsi="Arial" w:cs="Arial"/>
-        </w:rPr>
-        <w:t xml:space="preserve"> </w:t>
-      </w:r>
-      <w:r>
-        <w:rPr>
-          <w:rFonts w:ascii="Arial" w:hAnsi="Arial" w:cs="Arial"/>
-        </w:rPr>
-        <w:t xml:space="preserve"> </w:t>
-      </w:r>
-      <w:proofErr w:type="spellStart"/>
-      <w:proofErr w:type="gramStart"/>
-      <w:r>
-        <w:rPr>
-          <w:rFonts w:ascii="Arial" w:hAnsi="Arial" w:cs="Arial"/>
-        </w:rPr>
-        <w:t>si</w:t>
-      </w:r>
-      <w:proofErr w:type="spellEnd"/>
-      <w:r>
-        <w:rPr>
-          <w:rFonts w:ascii="Arial" w:hAnsi="Arial" w:cs="Arial"/>
-        </w:rPr>
-        <w:t xml:space="preserve"> </w:t>
-      </w:r>
-      <w:r>
-        <w:rPr>
-          <w:rFonts w:ascii="Arial" w:hAnsi="Arial" w:cs="Arial"/>
-        </w:rPr>
-        <w:t xml:space="preserve"> </w:t>
-      </w:r>
-      <w:proofErr w:type="spellStart"/>
-      <w:r>
-        <w:rPr>
-          <w:rFonts w:ascii="Arial" w:hAnsi="Arial" w:cs="Arial"/>
-        </w:rPr>
-        <w:t>completarea</w:t>
-      </w:r>
-      <w:proofErr w:type="spellEnd"/>
-      <w:proofErr w:type="gramEnd"/>
-      <w:r>
-        <w:rPr>
-          <w:rFonts w:ascii="Arial" w:hAnsi="Arial" w:cs="Arial"/>
-        </w:rPr>
-        <w:t xml:space="preserve"> </w:t>
-      </w:r>
-      <w:r>
-        <w:rPr>
-          <w:rFonts w:ascii="Arial" w:hAnsi="Arial" w:cs="Arial"/>
-        </w:rPr>
-        <w:t xml:space="preserve"> </w:t>
-      </w:r>
-      <w:r>
-        <w:rPr>
-          <w:rFonts w:ascii="Arial" w:hAnsi="Arial" w:cs="Arial"/>
-        </w:rPr>
-        <w:t>OUG 28/</w:t>
-      </w:r>
-      <w:proofErr w:type="gramStart"/>
-      <w:r>
-        <w:rPr>
-          <w:rFonts w:ascii="Arial" w:hAnsi="Arial" w:cs="Arial"/>
-        </w:rPr>
-        <w:t>1999</w:t>
-      </w:r>
-      <w:r>
-        <w:rPr>
-          <w:rFonts w:ascii="Arial" w:hAnsi="Arial" w:cs="Arial"/>
-        </w:rPr>
-        <w:t xml:space="preserve"> </w:t>
-      </w:r>
-      <w:r>
-        <w:rPr>
-          <w:rFonts w:ascii="Arial" w:hAnsi="Arial" w:cs="Arial"/>
-        </w:rPr>
-        <w:t xml:space="preserve"> </w:t>
-      </w:r>
-      <w:proofErr w:type="spellStart"/>
-      <w:r>
-        <w:rPr>
-          <w:rFonts w:ascii="Arial" w:hAnsi="Arial" w:cs="Arial"/>
-        </w:rPr>
-        <w:t>privind</w:t>
-      </w:r>
-      <w:proofErr w:type="spellEnd"/>
-      <w:proofErr w:type="gramEnd"/>
-      <w:r>
-        <w:rPr>
-          <w:rFonts w:ascii="Arial" w:hAnsi="Arial" w:cs="Arial"/>
-        </w:rPr>
-        <w:t xml:space="preserve"> </w:t>
-      </w:r>
-      <w:r>
-        <w:rPr>
-          <w:rFonts w:ascii="Arial" w:hAnsi="Arial" w:cs="Arial"/>
-        </w:rPr>
-        <w:t xml:space="preserve"> </w:t>
-      </w:r>
-      <w:proofErr w:type="spellStart"/>
-      <w:proofErr w:type="gramStart"/>
+      <w:r>
+        <w:rPr>
+          <w:rFonts w:ascii="Arial" w:hAnsi="Arial" w:cs="Arial"/>
+        </w:rPr>
+        <w:t xml:space="preserve"> </w:t>
+      </w:r>
+      <w:r>
+        <w:rPr>
+          <w:rFonts w:ascii="Arial" w:hAnsi="Arial" w:cs="Arial"/>
+        </w:rPr>
+        <w:t xml:space="preserve"> </w:t>
+      </w:r>
+      <w:proofErr w:type="spellStart"/>
       <w:r>
         <w:rPr>
           <w:rFonts w:ascii="Arial" w:hAnsi="Arial" w:cs="Arial"/>
@@ -820,14 +711,88 @@
         <w:t>operatorilor</w:t>
       </w:r>
       <w:proofErr w:type="spellEnd"/>
-      <w:proofErr w:type="gramEnd"/>
-      <w:r>
-        <w:rPr>
-          <w:rFonts w:ascii="Arial" w:hAnsi="Arial" w:cs="Arial"/>
-        </w:rPr>
-        <w:t xml:space="preserve">  economici </w:t>
-      </w:r>
-      <w:proofErr w:type="gramStart"/>
+      <w:r>
+        <w:rPr>
+          <w:rFonts w:ascii="Arial" w:hAnsi="Arial" w:cs="Arial"/>
+        </w:rPr>
+        <w:t xml:space="preserve">  economici de </w:t>
+      </w:r>
+      <w:r>
+        <w:rPr>
+          <w:rFonts w:ascii="Arial" w:hAnsi="Arial" w:cs="Arial"/>
+        </w:rPr>
+        <w:t xml:space="preserve"> a</w:t>
+      </w:r>
+      <w:r>
+        <w:rPr>
+          <w:rFonts w:ascii="Arial" w:hAnsi="Arial" w:cs="Arial"/>
+        </w:rPr>
+        <w:t xml:space="preserve"> </w:t>
+      </w:r>
+      <w:r>
+        <w:rPr>
+          <w:rFonts w:ascii="Arial" w:hAnsi="Arial" w:cs="Arial"/>
+        </w:rPr>
+        <w:t xml:space="preserve"> </w:t>
+      </w:r>
+      <w:r>
+        <w:rPr>
+          <w:rFonts w:ascii="Arial" w:hAnsi="Arial" w:cs="Arial"/>
+        </w:rPr>
+        <w:t xml:space="preserve"> </w:t>
+      </w:r>
+      <w:proofErr w:type="spellStart"/>
+      <w:r>
+        <w:rPr>
+          <w:rFonts w:ascii="Arial" w:hAnsi="Arial" w:cs="Arial"/>
+        </w:rPr>
+        <w:t>utiliza</w:t>
+      </w:r>
+      <w:proofErr w:type="spellEnd"/>
+      <w:r>
+        <w:rPr>
+          <w:rFonts w:ascii="Arial" w:hAnsi="Arial" w:cs="Arial"/>
+        </w:rPr>
+        <w:t xml:space="preserve"> </w:t>
+      </w:r>
+      <w:r>
+        <w:rPr>
+          <w:rFonts w:ascii="Arial" w:hAnsi="Arial" w:cs="Arial"/>
+        </w:rPr>
+        <w:t xml:space="preserve"> </w:t>
+      </w:r>
+      <w:r>
+        <w:rPr>
+          <w:rFonts w:ascii="Arial" w:hAnsi="Arial" w:cs="Arial"/>
+        </w:rPr>
+        <w:t xml:space="preserve"> </w:t>
+      </w:r>
+      <w:proofErr w:type="spellStart"/>
+      <w:r>
+        <w:rPr>
+          <w:rFonts w:ascii="Arial" w:hAnsi="Arial" w:cs="Arial"/>
+        </w:rPr>
+        <w:t>aparate</w:t>
+      </w:r>
+      <w:proofErr w:type="spellEnd"/>
+      <w:r>
+        <w:rPr>
+          <w:rFonts w:ascii="Arial" w:hAnsi="Arial" w:cs="Arial"/>
+        </w:rPr>
+        <w:t xml:space="preserve"> </w:t>
+      </w:r>
+      <w:r>
+        <w:rPr>
+          <w:rFonts w:ascii="Arial" w:hAnsi="Arial" w:cs="Arial"/>
+        </w:rPr>
+        <w:t xml:space="preserve"> </w:t>
+      </w:r>
+      <w:r>
+        <w:rPr>
+          <w:rFonts w:ascii="Arial" w:hAnsi="Arial" w:cs="Arial"/>
+        </w:rPr>
+        <w:t xml:space="preserve"> </w:t>
+      </w:r>
       <w:r>
         <w:rPr>
           <w:rFonts w:ascii="Arial" w:hAnsi="Arial" w:cs="Arial"/>
@@ -838,89 +803,6 @@
         <w:rPr>
           <w:rFonts w:ascii="Arial" w:hAnsi="Arial" w:cs="Arial"/>
         </w:rPr>
-        <w:t xml:space="preserve"> a</w:t>
-      </w:r>
-      <w:proofErr w:type="gramEnd"/>
-      <w:r>
-        <w:rPr>
-          <w:rFonts w:ascii="Arial" w:hAnsi="Arial" w:cs="Arial"/>
-        </w:rPr>
-        <w:t xml:space="preserve"> </w:t>
-      </w:r>
-      <w:r>
-        <w:rPr>
-          <w:rFonts w:ascii="Arial" w:hAnsi="Arial" w:cs="Arial"/>
-        </w:rPr>
-        <w:t xml:space="preserve"> </w:t>
-      </w:r>
-      <w:r>
-        <w:rPr>
-          <w:rFonts w:ascii="Arial" w:hAnsi="Arial" w:cs="Arial"/>
-        </w:rPr>
-        <w:t xml:space="preserve"> </w:t>
-      </w:r>
-      <w:proofErr w:type="spellStart"/>
-      <w:r>
-        <w:rPr>
-          <w:rFonts w:ascii="Arial" w:hAnsi="Arial" w:cs="Arial"/>
-        </w:rPr>
-        <w:t>utiliza</w:t>
-      </w:r>
-      <w:proofErr w:type="spellEnd"/>
-      <w:r>
-        <w:rPr>
-          <w:rFonts w:ascii="Arial" w:hAnsi="Arial" w:cs="Arial"/>
-        </w:rPr>
-        <w:t xml:space="preserve"> </w:t>
-      </w:r>
-      <w:r>
-        <w:rPr>
-          <w:rFonts w:ascii="Arial" w:hAnsi="Arial" w:cs="Arial"/>
-        </w:rPr>
-        <w:t xml:space="preserve"> </w:t>
-      </w:r>
-      <w:r>
-        <w:rPr>
-          <w:rFonts w:ascii="Arial" w:hAnsi="Arial" w:cs="Arial"/>
-        </w:rPr>
-        <w:t xml:space="preserve"> </w:t>
-      </w:r>
-      <w:proofErr w:type="spellStart"/>
-      <w:r>
-        <w:rPr>
-          <w:rFonts w:ascii="Arial" w:hAnsi="Arial" w:cs="Arial"/>
-        </w:rPr>
-        <w:t>aparate</w:t>
-      </w:r>
-      <w:proofErr w:type="spellEnd"/>
-      <w:r>
-        <w:rPr>
-          <w:rFonts w:ascii="Arial" w:hAnsi="Arial" w:cs="Arial"/>
-        </w:rPr>
-        <w:t xml:space="preserve"> </w:t>
-      </w:r>
-      <w:r>
-        <w:rPr>
-          <w:rFonts w:ascii="Arial" w:hAnsi="Arial" w:cs="Arial"/>
-        </w:rPr>
-        <w:t xml:space="preserve"> </w:t>
-      </w:r>
-      <w:r>
-        <w:rPr>
-          <w:rFonts w:ascii="Arial" w:hAnsi="Arial" w:cs="Arial"/>
-        </w:rPr>
-        <w:t xml:space="preserve"> </w:t>
-      </w:r>
-      <w:r>
-        <w:rPr>
-          <w:rFonts w:ascii="Arial" w:hAnsi="Arial" w:cs="Arial"/>
-        </w:rPr>
-        <w:t xml:space="preserve">de </w:t>
-      </w:r>
-      <w:r>
-        <w:rPr>
-          <w:rFonts w:ascii="Arial" w:hAnsi="Arial" w:cs="Arial"/>
-        </w:rPr>
         <w:t xml:space="preserve"> </w:t>
       </w:r>
       <w:r>
@@ -982,7 +864,6 @@
         <w:t xml:space="preserve"> </w:t>
       </w:r>
       <w:proofErr w:type="spellStart"/>
-      <w:proofErr w:type="gramStart"/>
       <w:r>
         <w:rPr>
           <w:rFonts w:ascii="Arial" w:hAnsi="Arial" w:cs="Arial"/>
@@ -1002,7 +883,6 @@
         </w:rPr>
         <w:t xml:space="preserve">  .</w:t>
       </w:r>
-      <w:proofErr w:type="gramEnd"/>
     </w:p>
     <w:p>
       <w:pPr>
@@ -1075,36 +955,21 @@
         <w:rPr>
           <w:rFonts w:ascii="Arial" w:hAnsi="Arial" w:cs="Arial"/>
         </w:rPr>
-        <w:t xml:space="preserve"> s-</w:t>
-      </w:r>
-      <w:proofErr w:type="gramStart"/>
-      <w:r>
-        <w:rPr>
-          <w:rFonts w:ascii="Arial" w:hAnsi="Arial" w:cs="Arial"/>
-        </w:rPr>
-        <w:t>a</w:t>
-      </w:r>
-      <w:proofErr w:type="gramEnd"/>
-      <w:r>
-        <w:rPr>
-          <w:rFonts w:ascii="Arial" w:hAnsi="Arial" w:cs="Arial"/>
-        </w:rPr>
-        <w:t xml:space="preserve">  </w:t>
-      </w:r>
-      <w:r>
-        <w:rPr>
-          <w:rFonts w:ascii="Arial" w:hAnsi="Arial" w:cs="Arial"/>
-        </w:rPr>
-        <w:t xml:space="preserve"> </w:t>
-      </w:r>
-      <w:r>
-        <w:rPr>
-          <w:rFonts w:ascii="Arial" w:hAnsi="Arial" w:cs="Arial"/>
-        </w:rPr>
-        <w:t xml:space="preserve"> </w:t>
-      </w:r>
-      <w:proofErr w:type="spellStart"/>
-      <w:proofErr w:type="gramStart"/>
+        <w:t xml:space="preserve"> s-a  </w:t>
+      </w:r>
+      <w:r>
+        <w:rPr>
+          <w:rFonts w:ascii="Arial" w:hAnsi="Arial" w:cs="Arial"/>
+        </w:rPr>
+        <w:t xml:space="preserve"> </w:t>
+      </w:r>
+      <w:r>
+        <w:rPr>
+          <w:rFonts w:ascii="Arial" w:hAnsi="Arial" w:cs="Arial"/>
+        </w:rPr>
+        <w:t xml:space="preserve"> </w:t>
+      </w:r>
+      <w:proofErr w:type="spellStart"/>
       <w:r>
         <w:rPr>
           <w:rFonts w:ascii="Arial" w:hAnsi="Arial" w:cs="Arial"/>
@@ -1132,7 +997,6 @@
         <w:t>intre</w:t>
       </w:r>
       <w:proofErr w:type="spellEnd"/>
-      <w:proofErr w:type="gramEnd"/>
       <w:r>
         <w:rPr>
           <w:rFonts w:ascii="Arial" w:hAnsi="Arial" w:cs="Arial"/>
@@ -1213,21 +1077,7 @@
         <w:rPr>
           <w:rFonts w:ascii="Arial" w:hAnsi="Arial" w:cs="Arial"/>
         </w:rPr>
-        <w:t xml:space="preserve"> </w:t>
-      </w:r>
-      <w:proofErr w:type="gramStart"/>
-      <w:r>
-        <w:rPr>
-          <w:rFonts w:ascii="Arial" w:hAnsi="Arial" w:cs="Arial"/>
-        </w:rPr>
-        <w:t>a A</w:t>
-      </w:r>
-      <w:proofErr w:type="gramEnd"/>
-      <w:r>
-        <w:rPr>
-          <w:rFonts w:ascii="Arial" w:hAnsi="Arial" w:cs="Arial"/>
-        </w:rPr>
-        <w:t xml:space="preserve">.M.E.F. cu </w:t>
+        <w:t xml:space="preserve"> a A.M.E.F. cu </w:t>
       </w:r>
       <w:proofErr w:type="spellStart"/>
       <w:r>
@@ -1306,14 +1156,7 @@
         <w:rPr>
           <w:rFonts w:ascii="Arial" w:hAnsi="Arial" w:cs="Arial"/>
         </w:rPr>
-        <w:t>Data_</w:t>
-      </w:r>
-      <w:proofErr w:type="gramStart"/>
-      <w:r>
-        <w:rPr>
-          <w:rFonts w:ascii="Arial" w:hAnsi="Arial" w:cs="Arial"/>
-        </w:rPr>
-        <w:t>Aviz</w:t>
+        <w:t>Data_Aviz</w:t>
       </w:r>
       <w:proofErr w:type="spellEnd"/>
       <w:r>
@@ -1322,7 +1165,6 @@
         </w:rPr>
         <w:t>},</w:t>
       </w:r>
-      <w:proofErr w:type="gramEnd"/>
       <w:r>
         <w:rPr>
           <w:rFonts w:ascii="Arial" w:hAnsi="Arial" w:cs="Arial"/>
@@ -1770,21 +1612,7 @@
         <w:rPr>
           <w:rFonts w:ascii="Arial" w:hAnsi="Arial" w:cs="Arial"/>
         </w:rPr>
-        <w:t xml:space="preserve"> </w:t>
-      </w:r>
-      <w:proofErr w:type="gramStart"/>
-      <w:r>
-        <w:rPr>
-          <w:rFonts w:ascii="Arial" w:hAnsi="Arial" w:cs="Arial"/>
-        </w:rPr>
-        <w:t>a</w:t>
-      </w:r>
-      <w:proofErr w:type="gramEnd"/>
-      <w:r>
-        <w:rPr>
-          <w:rFonts w:ascii="Arial" w:hAnsi="Arial" w:cs="Arial"/>
-        </w:rPr>
-        <w:t xml:space="preserve"> </w:t>
+        <w:t xml:space="preserve"> a </w:t>
       </w:r>
       <w:proofErr w:type="spellStart"/>
       <w:r>
@@ -1918,7 +1746,6 @@
         <w:t xml:space="preserve"> </w:t>
       </w:r>
       <w:proofErr w:type="spellStart"/>
-      <w:proofErr w:type="gramStart"/>
       <w:r>
         <w:rPr>
           <w:rFonts w:ascii="Arial" w:hAnsi="Arial" w:cs="Arial"/>
@@ -1942,14 +1769,7 @@
         <w:rPr>
           <w:rFonts w:ascii="Arial" w:hAnsi="Arial" w:cs="Arial"/>
         </w:rPr>
-        <w:t xml:space="preserve"> :</w:t>
-      </w:r>
-      <w:proofErr w:type="gramEnd"/>
-      <w:r>
-        <w:rPr>
-          <w:rFonts w:ascii="Arial" w:hAnsi="Arial" w:cs="Arial"/>
-        </w:rPr>
-        <w:t xml:space="preserve"> </w:t>
+        <w:t xml:space="preserve"> : </w:t>
       </w:r>
       <w:r>
         <w:rPr>
@@ -2152,21 +1972,7 @@
         <w:rPr>
           <w:rFonts w:ascii="Arial" w:hAnsi="Arial" w:cs="Arial"/>
         </w:rPr>
-        <w:t xml:space="preserve"> </w:t>
-      </w:r>
-      <w:proofErr w:type="gramStart"/>
-      <w:r>
-        <w:rPr>
-          <w:rFonts w:ascii="Arial" w:hAnsi="Arial" w:cs="Arial"/>
-        </w:rPr>
-        <w:t>a</w:t>
-      </w:r>
-      <w:proofErr w:type="gramEnd"/>
-      <w:r>
-        <w:rPr>
-          <w:rFonts w:ascii="Arial" w:hAnsi="Arial" w:cs="Arial"/>
-        </w:rPr>
-        <w:t xml:space="preserve"> </w:t>
+        <w:t xml:space="preserve"> a </w:t>
       </w:r>
       <w:r>
         <w:rPr>
@@ -2178,35 +1984,7 @@
         <w:rPr>
           <w:rFonts w:ascii="Arial" w:hAnsi="Arial" w:cs="Arial"/>
         </w:rPr>
-        <w:t>AMEF</w:t>
-      </w:r>
-      <w:proofErr w:type="gramStart"/>
-      <w:r>
-        <w:rPr>
-          <w:rFonts w:ascii="Arial" w:hAnsi="Arial" w:cs="Arial"/>
-        </w:rPr>
-        <w:t>:  DA</w:t>
-      </w:r>
-      <w:proofErr w:type="gramEnd"/>
-      <w:r>
-        <w:rPr>
-          <w:rFonts w:ascii="Arial" w:hAnsi="Arial" w:cs="Arial"/>
-        </w:rPr>
-        <w:t xml:space="preserve"> / NU </w:t>
-      </w:r>
-      <w:proofErr w:type="gramStart"/>
-      <w:r>
-        <w:rPr>
-          <w:rFonts w:ascii="Arial" w:hAnsi="Arial" w:cs="Arial"/>
-        </w:rPr>
-        <w:t>( a</w:t>
-      </w:r>
-      <w:proofErr w:type="gramEnd"/>
-      <w:r>
-        <w:rPr>
-          <w:rFonts w:ascii="Arial" w:hAnsi="Arial" w:cs="Arial"/>
-        </w:rPr>
-        <w:t xml:space="preserve"> </w:t>
+        <w:t xml:space="preserve">AMEF:  DA / NU ( a </w:t>
       </w:r>
       <w:proofErr w:type="spellStart"/>
       <w:r>
@@ -2265,7 +2043,6 @@
         <w:t xml:space="preserve"> de </w:t>
       </w:r>
       <w:proofErr w:type="spellStart"/>
-      <w:proofErr w:type="gramStart"/>
       <w:r>
         <w:rPr>
           <w:rFonts w:ascii="Arial" w:hAnsi="Arial" w:cs="Arial"/>
@@ -2279,7 +2056,6 @@
         </w:rPr>
         <w:t xml:space="preserve"> )</w:t>
       </w:r>
-      <w:proofErr w:type="gramEnd"/>
     </w:p>
     <w:tbl>
       <w:tblPr>
@@ -2453,17 +2229,9 @@
         <w:rPr>
           <w:rFonts w:ascii="Arial" w:hAnsi="Arial" w:cs="Arial"/>
         </w:rPr>
-        <w:t xml:space="preserve"> </w:t>
-      </w:r>
-      <w:proofErr w:type="gramStart"/>
-      <w:r>
-        <w:rPr>
-          <w:rFonts w:ascii="Arial" w:hAnsi="Arial" w:cs="Arial"/>
-        </w:rPr>
-        <w:t>model: {</w:t>
-      </w:r>
-      <w:proofErr w:type="spellStart"/>
-      <w:proofErr w:type="gramEnd"/>
+        <w:t xml:space="preserve"> model: {</w:t>
+      </w:r>
+      <w:proofErr w:type="spellStart"/>
       <w:r>
         <w:rPr>
           <w:rFonts w:ascii="Arial" w:hAnsi="Arial" w:cs="Arial"/>
@@ -2471,7 +2239,6 @@
         <w:t>Model_Amef</w:t>
       </w:r>
       <w:proofErr w:type="spellEnd"/>
-      <w:proofErr w:type="gramStart"/>
       <w:r>
         <w:rPr>
           <w:rFonts w:ascii="Arial" w:hAnsi="Arial" w:cs="Arial"/>
@@ -2488,14 +2255,7 @@
         <w:rPr>
           <w:rFonts w:ascii="Arial" w:hAnsi="Arial" w:cs="Arial"/>
         </w:rPr>
-        <w:t>,</w:t>
-      </w:r>
-      <w:proofErr w:type="gramEnd"/>
-      <w:r>
-        <w:rPr>
-          <w:rFonts w:ascii="Arial" w:hAnsi="Arial" w:cs="Arial"/>
-        </w:rPr>
-        <w:t xml:space="preserve">  </w:t>
+        <w:t xml:space="preserve">,  </w:t>
       </w:r>
       <w:r>
         <w:rPr>
@@ -2504,7 +2264,6 @@
         <w:t xml:space="preserve">Serie </w:t>
       </w:r>
       <w:proofErr w:type="spellStart"/>
-      <w:proofErr w:type="gramStart"/>
       <w:r>
         <w:rPr>
           <w:rFonts w:ascii="Arial" w:hAnsi="Arial" w:cs="Arial"/>
@@ -2519,7 +2278,6 @@
         <w:t>: {</w:t>
       </w:r>
       <w:proofErr w:type="spellStart"/>
-      <w:proofErr w:type="gramEnd"/>
       <w:r>
         <w:rPr>
           <w:rFonts w:ascii="Arial" w:hAnsi="Arial" w:cs="Arial"/>
@@ -2527,7 +2285,6 @@
         <w:t>Serie_Amef</w:t>
       </w:r>
       <w:proofErr w:type="spellEnd"/>
-      <w:proofErr w:type="gramStart"/>
       <w:r>
         <w:rPr>
           <w:rFonts w:ascii="Arial" w:hAnsi="Arial" w:cs="Arial"/>
@@ -2538,16 +2295,8 @@
         <w:rPr>
           <w:rFonts w:ascii="Arial" w:hAnsi="Arial" w:cs="Arial"/>
         </w:rPr>
-        <w:t xml:space="preserve">,   </w:t>
-      </w:r>
-      <w:proofErr w:type="gramEnd"/>
-      <w:r>
-        <w:rPr>
-          <w:rFonts w:ascii="Arial" w:hAnsi="Arial" w:cs="Arial"/>
-        </w:rPr>
-        <w:t xml:space="preserve">   </w:t>
-      </w:r>
-      <w:proofErr w:type="gramStart"/>
+        <w:t xml:space="preserve">,      </w:t>
+      </w:r>
       <w:r>
         <w:rPr>
           <w:rFonts w:ascii="Arial" w:hAnsi="Arial" w:cs="Arial"/>
@@ -2558,14 +2307,7 @@
         <w:rPr>
           <w:rFonts w:ascii="Arial" w:hAnsi="Arial" w:cs="Arial"/>
         </w:rPr>
-        <w:t>,</w:t>
-      </w:r>
-      <w:proofErr w:type="gramEnd"/>
-      <w:r>
-        <w:rPr>
-          <w:rFonts w:ascii="Arial" w:hAnsi="Arial" w:cs="Arial"/>
-        </w:rPr>
-        <w:t xml:space="preserve"> </w:t>
+        <w:t xml:space="preserve">, </w:t>
       </w:r>
     </w:p>
     <w:p>
@@ -2615,14 +2357,7 @@
         <w:rPr>
           <w:rFonts w:ascii="Arial" w:hAnsi="Arial" w:cs="Arial"/>
         </w:rPr>
-        <w:t>Nume_</w:t>
-      </w:r>
-      <w:proofErr w:type="gramStart"/>
-      <w:r>
-        <w:rPr>
-          <w:rFonts w:ascii="Arial" w:hAnsi="Arial" w:cs="Arial"/>
-        </w:rPr>
-        <w:t>Firma</w:t>
+        <w:t>Nume_Firma</w:t>
       </w:r>
       <w:proofErr w:type="spellEnd"/>
       <w:r>
@@ -2635,14 +2370,7 @@
         <w:rPr>
           <w:rFonts w:ascii="Arial" w:hAnsi="Arial" w:cs="Arial"/>
         </w:rPr>
-        <w:t>,</w:t>
-      </w:r>
-      <w:proofErr w:type="gramEnd"/>
-      <w:r>
-        <w:rPr>
-          <w:rFonts w:ascii="Arial" w:hAnsi="Arial" w:cs="Arial"/>
-        </w:rPr>
-        <w:t xml:space="preserve"> cu </w:t>
+        <w:t xml:space="preserve">, cu </w:t>
       </w:r>
       <w:proofErr w:type="spellStart"/>
       <w:r>
@@ -2677,28 +2405,14 @@
         <w:rPr>
           <w:rFonts w:ascii="Arial" w:hAnsi="Arial" w:cs="Arial"/>
         </w:rPr>
-        <w:t>Sediu_</w:t>
-      </w:r>
-      <w:proofErr w:type="gramStart"/>
-      <w:r>
-        <w:rPr>
-          <w:rFonts w:ascii="Arial" w:hAnsi="Arial" w:cs="Arial"/>
-        </w:rPr>
-        <w:t>Social</w:t>
-      </w:r>
-      <w:proofErr w:type="spellEnd"/>
-      <w:r>
-        <w:rPr>
-          <w:rFonts w:ascii="Arial" w:hAnsi="Arial" w:cs="Arial"/>
-        </w:rPr>
-        <w:t>},</w:t>
-      </w:r>
-      <w:proofErr w:type="gramEnd"/>
-      <w:r>
-        <w:rPr>
-          <w:rFonts w:ascii="Arial" w:hAnsi="Arial" w:cs="Arial"/>
-        </w:rPr>
-        <w:t xml:space="preserve"> </w:t>
+        <w:t>Sediu_Social</w:t>
+      </w:r>
+      <w:proofErr w:type="spellEnd"/>
+      <w:r>
+        <w:rPr>
+          <w:rFonts w:ascii="Arial" w:hAnsi="Arial" w:cs="Arial"/>
+        </w:rPr>
+        <w:t xml:space="preserve">}, </w:t>
       </w:r>
       <w:proofErr w:type="spellStart"/>
       <w:r>
@@ -2773,28 +2487,14 @@
         <w:rPr>
           <w:rFonts w:ascii="Arial" w:hAnsi="Arial" w:cs="Arial"/>
         </w:rPr>
-        <w:t>Punct_</w:t>
-      </w:r>
-      <w:proofErr w:type="gramStart"/>
-      <w:r>
-        <w:rPr>
-          <w:rFonts w:ascii="Arial" w:hAnsi="Arial" w:cs="Arial"/>
-        </w:rPr>
-        <w:t>Lucru</w:t>
-      </w:r>
-      <w:proofErr w:type="spellEnd"/>
-      <w:r>
-        <w:rPr>
-          <w:rFonts w:ascii="Arial" w:hAnsi="Arial" w:cs="Arial"/>
-        </w:rPr>
-        <w:t>},</w:t>
-      </w:r>
-      <w:proofErr w:type="gramEnd"/>
-      <w:r>
-        <w:rPr>
-          <w:rFonts w:ascii="Arial" w:hAnsi="Arial" w:cs="Arial"/>
-        </w:rPr>
-        <w:t xml:space="preserve"> </w:t>
+        <w:t>Punct_Lucru</w:t>
+      </w:r>
+      <w:proofErr w:type="spellEnd"/>
+      <w:r>
+        <w:rPr>
+          <w:rFonts w:ascii="Arial" w:hAnsi="Arial" w:cs="Arial"/>
+        </w:rPr>
+        <w:t xml:space="preserve">}, </w:t>
       </w:r>
       <w:proofErr w:type="spellStart"/>
       <w:r>
@@ -2874,21 +2574,7 @@
         <w:rPr>
           <w:rFonts w:ascii="Arial" w:hAnsi="Arial" w:cs="Arial"/>
         </w:rPr>
-        <w:t xml:space="preserve"> verbal s-</w:t>
-      </w:r>
-      <w:proofErr w:type="gramStart"/>
-      <w:r>
-        <w:rPr>
-          <w:rFonts w:ascii="Arial" w:hAnsi="Arial" w:cs="Arial"/>
-        </w:rPr>
-        <w:t>a</w:t>
-      </w:r>
-      <w:proofErr w:type="gramEnd"/>
-      <w:r>
-        <w:rPr>
-          <w:rFonts w:ascii="Arial" w:hAnsi="Arial" w:cs="Arial"/>
-        </w:rPr>
-        <w:t xml:space="preserve"> </w:t>
+        <w:t xml:space="preserve"> verbal s-a </w:t>
       </w:r>
       <w:proofErr w:type="spellStart"/>
       <w:r>
@@ -2986,21 +2672,7 @@
         <w:rPr>
           <w:rFonts w:ascii="Arial" w:hAnsi="Arial" w:cs="Arial"/>
         </w:rPr>
-        <w:t xml:space="preserve"> exemplar la D.G.F.P Satu Mare - </w:t>
-      </w:r>
-      <w:proofErr w:type="spellStart"/>
-      <w:r>
-        <w:rPr>
-          <w:rFonts w:ascii="Arial" w:hAnsi="Arial" w:cs="Arial"/>
-        </w:rPr>
-        <w:t>Serviciul</w:t>
-      </w:r>
-      <w:proofErr w:type="spellEnd"/>
-      <w:r>
-        <w:rPr>
-          <w:rFonts w:ascii="Arial" w:hAnsi="Arial" w:cs="Arial"/>
-        </w:rPr>
-        <w:t xml:space="preserve"> </w:t>
+        <w:t xml:space="preserve"> exemplar la D.G.F.P Satu Mare - Serviciul </w:t>
       </w:r>
       <w:proofErr w:type="spellStart"/>
       <w:r>
@@ -3531,21 +3203,7 @@
         <w:rPr>
           <w:rFonts w:ascii="Arial" w:hAnsi="Arial" w:cs="Arial"/>
         </w:rPr>
-        <w:t xml:space="preserve"> de 10 </w:t>
-      </w:r>
-      <w:proofErr w:type="gramStart"/>
-      <w:r>
-        <w:rPr>
-          <w:rFonts w:ascii="Arial" w:hAnsi="Arial" w:cs="Arial"/>
-        </w:rPr>
-        <w:t>ani</w:t>
-      </w:r>
-      <w:proofErr w:type="gramEnd"/>
-      <w:r>
-        <w:rPr>
-          <w:rFonts w:ascii="Arial" w:hAnsi="Arial" w:cs="Arial"/>
-        </w:rPr>
-        <w:t>.</w:t>
+        <w:t xml:space="preserve"> de 10 ani.</w:t>
       </w:r>
     </w:p>
     <w:p>
@@ -3616,7 +3274,6 @@
         </w:rPr>
         <w:t xml:space="preserve">     </w:t>
       </w:r>
-      <w:proofErr w:type="gramStart"/>
       <w:r>
         <w:rPr>
           <w:b/>
@@ -3635,7 +3292,6 @@
         </w:rPr>
         <w:t xml:space="preserve">  SERVICE</w:t>
       </w:r>
-      <w:proofErr w:type="gramEnd"/>
       <w:r>
         <w:rPr>
           <w:b/>
@@ -3731,91 +3387,56 @@
         <w:spacing w:after="0" w:line="240" w:lineRule="auto"/>
         <w:jc w:val="both"/>
         <w:rPr>
-          <w:b/>
-          <w:sz w:val="24"/>
-          <w:szCs w:val="24"/>
-        </w:rPr>
-      </w:pPr>
-      <w:r>
-        <w:rPr>
-          <w:b/>
-          <w:sz w:val="24"/>
-          <w:szCs w:val="24"/>
-        </w:rPr>
-        <w:t xml:space="preserve">           </w:t>
-      </w:r>
-      <w:r>
-        <w:rPr>
-          <w:b/>
-          <w:sz w:val="24"/>
-          <w:szCs w:val="24"/>
-          <w:u w:val="single"/>
-        </w:rPr>
-        <w:t>ACREDITAT</w:t>
-      </w:r>
-      <w:r>
-        <w:rPr>
-          <w:b/>
-          <w:sz w:val="24"/>
-          <w:szCs w:val="24"/>
-        </w:rPr>
-        <w:t xml:space="preserve"> </w:t>
-      </w:r>
-      <w:r>
-        <w:rPr>
-          <w:b/>
-          <w:sz w:val="24"/>
-          <w:szCs w:val="24"/>
-        </w:rPr>
-        <w:tab/>
-      </w:r>
-    </w:p>
-    <w:p>
-      <w:pPr>
-        <w:spacing w:after="0" w:line="240" w:lineRule="auto"/>
-        <w:rPr>
           <w:rFonts w:ascii="Arial" w:eastAsia="Times New Roman" w:hAnsi="Arial" w:cs="Arial"/>
           <w:sz w:val="16"/>
           <w:szCs w:val="16"/>
           <w:lang w:val="fr-FR"/>
         </w:rPr>
       </w:pPr>
-    </w:p>
-    <w:p>
-      <w:pPr>
-        <w:spacing w:after="0" w:line="240" w:lineRule="auto"/>
-        <w:jc w:val="center"/>
-        <w:rPr>
-          <w:rFonts w:ascii="Arial" w:eastAsia="Times New Roman" w:hAnsi="Arial" w:cs="Arial"/>
-          <w:sz w:val="16"/>
-          <w:szCs w:val="16"/>
-          <w:lang w:val="fr-FR"/>
-        </w:rPr>
-      </w:pPr>
-    </w:p>
-    <w:p>
-      <w:pPr>
-        <w:spacing w:after="0" w:line="240" w:lineRule="auto"/>
-        <w:jc w:val="center"/>
-        <w:rPr>
-          <w:rFonts w:ascii="Arial" w:eastAsia="Times New Roman" w:hAnsi="Arial" w:cs="Arial"/>
-          <w:sz w:val="16"/>
-          <w:szCs w:val="16"/>
-          <w:lang w:val="fr-FR"/>
-        </w:rPr>
-      </w:pPr>
-    </w:p>
-    <w:p>
-      <w:pPr>
-        <w:spacing w:after="0" w:line="240" w:lineRule="auto"/>
-        <w:jc w:val="center"/>
-        <w:rPr>
-          <w:rFonts w:ascii="Arial" w:eastAsia="Times New Roman" w:hAnsi="Arial" w:cs="Arial"/>
-          <w:sz w:val="16"/>
-          <w:szCs w:val="16"/>
-          <w:lang w:val="fr-FR"/>
-        </w:rPr>
-      </w:pPr>
+      <w:r>
+        <w:rPr>
+          <w:b/>
+          <w:sz w:val="24"/>
+          <w:szCs w:val="24"/>
+        </w:rPr>
+        <w:t xml:space="preserve">           </w:t>
+      </w:r>
+      <w:r>
+        <w:rPr>
+          <w:bCs/>
+          <w:sz w:val="24"/>
+          <w:szCs w:val="24"/>
+          <w:u w:val="single"/>
+        </w:rPr>
+        <w:t>{</w:t>
+      </w:r>
+      <w:proofErr w:type="spellStart"/>
+      <w:r>
+        <w:rPr>
+          <w:bCs/>
+          <w:sz w:val="24"/>
+          <w:szCs w:val="24"/>
+        </w:rPr>
+        <w:t>Semnatura</w:t>
+      </w:r>
+      <w:proofErr w:type="spellEnd"/>
+      <w:r>
+        <w:rPr>
+          <w:bCs/>
+          <w:sz w:val="24"/>
+          <w:szCs w:val="24"/>
+          <w:u w:val="single"/>
+        </w:rPr>
+        <w:t>}</w:t>
+      </w:r>
+      <w:r>
+        <w:rPr>
+          <w:bCs/>
+          <w:sz w:val="24"/>
+          <w:szCs w:val="24"/>
+        </w:rPr>
+        <w:tab/>
+      </w:r>
     </w:p>
     <w:p>
       <w:pPr>
